--- a/chapters/karakasis.docx
+++ b/chapters/karakasis.docx
@@ -4,13 +4,13 @@
   <w:body>
     <w:p>
       <w:pPr>
-        <w:jc w:val="both"/>
+        <w:jc w:val="center"/>
         <w:rPr>
           <w:rFonts w:ascii="Baskerville Old Face" w:hAnsi="Baskerville Old Face"/>
           <w:b/>
           <w:bCs/>
-          <w:sz w:val="28"/>
-          <w:szCs w:val="28"/>
+          <w:sz w:val="32"/>
+          <w:szCs w:val="32"/>
           <w:lang w:val="en-US"/>
         </w:rPr>
       </w:pPr>
@@ -19,18 +19,77 @@
           <w:rFonts w:ascii="Baskerville Old Face" w:hAnsi="Baskerville Old Face"/>
           <w:b/>
           <w:bCs/>
-          <w:sz w:val="28"/>
-          <w:szCs w:val="28"/>
-          <w:lang w:val="en-US"/>
-        </w:rPr>
-        <w:t>Introduction</w:t>
-      </w:r>
+          <w:sz w:val="32"/>
+          <w:szCs w:val="32"/>
+          <w:lang w:val="en-US"/>
+        </w:rPr>
+        <w:t xml:space="preserve">Binding Prometheus: Carl Schmitt’s </w:t>
+      </w:r>
+      <w:r>
+        <w:rPr>
+          <w:rFonts w:ascii="Baskerville Old Face" w:hAnsi="Baskerville Old Face"/>
+          <w:b/>
+          <w:bCs/>
+          <w:sz w:val="32"/>
+          <w:szCs w:val="32"/>
+          <w:lang w:val="en-US"/>
+        </w:rPr>
+        <w:t>P</w:t>
+      </w:r>
+      <w:r>
+        <w:rPr>
+          <w:rFonts w:ascii="Baskerville Old Face" w:hAnsi="Baskerville Old Face"/>
+          <w:b/>
+          <w:bCs/>
+          <w:sz w:val="32"/>
+          <w:szCs w:val="32"/>
+          <w:lang w:val="en-US"/>
+        </w:rPr>
+        <w:t xml:space="preserve">hilosophy of the </w:t>
+      </w:r>
+      <w:r>
+        <w:rPr>
+          <w:rFonts w:ascii="Baskerville Old Face" w:hAnsi="Baskerville Old Face"/>
+          <w:b/>
+          <w:bCs/>
+          <w:sz w:val="32"/>
+          <w:szCs w:val="32"/>
+          <w:lang w:val="en-US"/>
+        </w:rPr>
+        <w:t>S</w:t>
+      </w:r>
+      <w:r>
+        <w:rPr>
+          <w:rFonts w:ascii="Baskerville Old Face" w:hAnsi="Baskerville Old Face"/>
+          <w:b/>
+          <w:bCs/>
+          <w:sz w:val="32"/>
+          <w:szCs w:val="32"/>
+          <w:lang w:val="en-US"/>
+        </w:rPr>
+        <w:t>tate</w:t>
+      </w:r>
+    </w:p>
+    <w:p>
+      <w:pPr>
+        <w:jc w:val="center"/>
+        <w:rPr>
+          <w:rFonts w:ascii="Baskerville Old Face" w:hAnsi="Baskerville Old Face"/>
+          <w:b/>
+          <w:bCs/>
+          <w:sz w:val="32"/>
+          <w:szCs w:val="32"/>
+          <w:lang w:val="en-US"/>
+        </w:rPr>
+      </w:pPr>
     </w:p>
     <w:p>
       <w:pPr>
         <w:jc w:val="both"/>
         <w:rPr>
           <w:rFonts w:ascii="Baskerville Old Face" w:hAnsi="Baskerville Old Face"/>
+          <w:b/>
+          <w:bCs/>
           <w:sz w:val="28"/>
           <w:szCs w:val="28"/>
           <w:lang w:val="en-US"/>
@@ -39,50 +98,13 @@
       <w:r>
         <w:rPr>
           <w:rFonts w:ascii="Baskerville Old Face" w:hAnsi="Baskerville Old Face"/>
-          <w:sz w:val="28"/>
-          <w:szCs w:val="28"/>
-          <w:lang w:val="en-US"/>
-        </w:rPr>
-        <w:t xml:space="preserve">The aim of this chapter is to offer a justification of the state through the lens of Carl Schmitt and draw parallels between the decisionist thought of the German jurist and the strict rule of Zeus as presented in Aeschylus play, </w:t>
-      </w:r>
-      <w:r>
-        <w:rPr>
-          <w:rFonts w:ascii="Baskerville Old Face" w:hAnsi="Baskerville Old Face"/>
-          <w:i/>
-          <w:iCs/>
-          <w:sz w:val="28"/>
-          <w:szCs w:val="28"/>
-          <w:lang w:val="en-US"/>
-        </w:rPr>
-        <w:t>Prometheus Bound</w:t>
-      </w:r>
-      <w:r>
-        <w:rPr>
-          <w:rFonts w:ascii="Baskerville Old Face" w:hAnsi="Baskerville Old Face"/>
-          <w:sz w:val="28"/>
-          <w:szCs w:val="28"/>
-          <w:lang w:val="en-US"/>
-        </w:rPr>
-        <w:t>. Even though Schmitt’s thought is multifaceted and, of course, it cannot be reduced to his first, and probably most radical, decisionist phase, his writings during that period were influential and offered a vision of the political and the state that cast into doubt the legitimacy and efficacy of the newborn Weimar Republic and are still relevant for many contemporary thinkers from all sides of the ideological spectrum</w:t>
-      </w:r>
-      <w:r>
-        <w:rPr>
-          <w:rStyle w:val="Refdenotaalpie"/>
-          <w:rFonts w:ascii="Baskerville Old Face" w:hAnsi="Baskerville Old Face"/>
-          <w:sz w:val="28"/>
-          <w:szCs w:val="28"/>
-          <w:lang w:val="en-US"/>
-        </w:rPr>
-        <w:footnoteReference w:id="1"/>
-      </w:r>
-      <w:r>
-        <w:rPr>
-          <w:rFonts w:ascii="Baskerville Old Face" w:hAnsi="Baskerville Old Face"/>
-          <w:sz w:val="28"/>
-          <w:szCs w:val="28"/>
-          <w:lang w:val="en-US"/>
-        </w:rPr>
-        <w:t>.</w:t>
+          <w:b/>
+          <w:bCs/>
+          <w:sz w:val="28"/>
+          <w:szCs w:val="28"/>
+          <w:lang w:val="en-US"/>
+        </w:rPr>
+        <w:t>Introduction</w:t>
       </w:r>
     </w:p>
     <w:p>
@@ -102,70 +124,86 @@
           <w:szCs w:val="28"/>
           <w:lang w:val="en-US"/>
         </w:rPr>
-        <w:t xml:space="preserve">The chapter is divided </w:t>
-      </w:r>
-      <w:r>
-        <w:rPr>
-          <w:rFonts w:ascii="Baskerville Old Face" w:hAnsi="Baskerville Old Face"/>
-          <w:sz w:val="28"/>
-          <w:szCs w:val="28"/>
-          <w:lang w:val="en-US"/>
-        </w:rPr>
-        <w:t>into</w:t>
-      </w:r>
-      <w:r>
-        <w:rPr>
-          <w:rFonts w:ascii="Baskerville Old Face" w:hAnsi="Baskerville Old Face"/>
-          <w:sz w:val="28"/>
-          <w:szCs w:val="28"/>
-          <w:lang w:val="en-US"/>
-        </w:rPr>
-        <w:t xml:space="preserve"> two parts. In the first part, I will expound Schmitt’s interpretation of the political, namely the distinction between friend and </w:t>
-      </w:r>
-      <w:r>
-        <w:rPr>
-          <w:rFonts w:ascii="Baskerville Old Face" w:hAnsi="Baskerville Old Face"/>
-          <w:sz w:val="28"/>
-          <w:szCs w:val="28"/>
-          <w:lang w:val="en-US"/>
-        </w:rPr>
-        <w:t>enemy</w:t>
-      </w:r>
-      <w:r>
-        <w:rPr>
-          <w:rFonts w:ascii="Baskerville Old Face" w:hAnsi="Baskerville Old Face"/>
-          <w:sz w:val="28"/>
-          <w:szCs w:val="28"/>
-          <w:lang w:val="en-US"/>
-        </w:rPr>
-        <w:t xml:space="preserve">, and then we will see how this interpretation of the political provides us with an idea of a strong, violent state that founds its existence and </w:t>
-      </w:r>
-      <w:r>
-        <w:rPr>
-          <w:rFonts w:ascii="Baskerville Old Face" w:hAnsi="Baskerville Old Face"/>
-          <w:sz w:val="28"/>
-          <w:szCs w:val="28"/>
-          <w:lang w:val="en-US"/>
-        </w:rPr>
-        <w:t>r</w:t>
-      </w:r>
-      <w:r>
-        <w:rPr>
-          <w:rFonts w:ascii="Baskerville Old Face" w:hAnsi="Baskerville Old Face"/>
-          <w:sz w:val="28"/>
-          <w:szCs w:val="28"/>
-          <w:lang w:val="en-US"/>
-        </w:rPr>
-        <w:t>aison d'être</w:t>
-      </w:r>
-      <w:r>
-        <w:rPr>
-          <w:rFonts w:ascii="Baskerville Old Face" w:hAnsi="Baskerville Old Face"/>
-          <w:sz w:val="28"/>
-          <w:szCs w:val="28"/>
-          <w:lang w:val="en-US"/>
-        </w:rPr>
-        <w:t xml:space="preserve"> on this distinction. </w:t>
+        <w:t xml:space="preserve">The aim of this chapter is to offer a justification of the state through the lens of Carl Schmitt and draw parallels between the </w:t>
+      </w:r>
+      <w:proofErr w:type="spellStart"/>
+      <w:r>
+        <w:rPr>
+          <w:rFonts w:ascii="Baskerville Old Face" w:hAnsi="Baskerville Old Face"/>
+          <w:sz w:val="28"/>
+          <w:szCs w:val="28"/>
+          <w:lang w:val="en-US"/>
+        </w:rPr>
+        <w:t>decisionist</w:t>
+      </w:r>
+      <w:proofErr w:type="spellEnd"/>
+      <w:r>
+        <w:rPr>
+          <w:rFonts w:ascii="Baskerville Old Face" w:hAnsi="Baskerville Old Face"/>
+          <w:sz w:val="28"/>
+          <w:szCs w:val="28"/>
+          <w:lang w:val="en-US"/>
+        </w:rPr>
+        <w:t xml:space="preserve"> thought of the German jurist and the strict rule of Zeus as presented in Aeschylus play, </w:t>
+      </w:r>
+      <w:r>
+        <w:rPr>
+          <w:rFonts w:ascii="Baskerville Old Face" w:hAnsi="Baskerville Old Face"/>
+          <w:i/>
+          <w:iCs/>
+          <w:sz w:val="28"/>
+          <w:szCs w:val="28"/>
+          <w:lang w:val="en-US"/>
+        </w:rPr>
+        <w:t>Prometheus Bound</w:t>
+      </w:r>
+      <w:r>
+        <w:rPr>
+          <w:rFonts w:ascii="Baskerville Old Face" w:hAnsi="Baskerville Old Face"/>
+          <w:sz w:val="28"/>
+          <w:szCs w:val="28"/>
+          <w:lang w:val="en-US"/>
+        </w:rPr>
+        <w:t xml:space="preserve">. Even though Schmitt’s thought is multifaceted and, of course, it cannot be reduced to his first, and probably most radical, </w:t>
+      </w:r>
+      <w:proofErr w:type="spellStart"/>
+      <w:r>
+        <w:rPr>
+          <w:rFonts w:ascii="Baskerville Old Face" w:hAnsi="Baskerville Old Face"/>
+          <w:sz w:val="28"/>
+          <w:szCs w:val="28"/>
+          <w:lang w:val="en-US"/>
+        </w:rPr>
+        <w:t>decisionist</w:t>
+      </w:r>
+      <w:proofErr w:type="spellEnd"/>
+      <w:r>
+        <w:rPr>
+          <w:rFonts w:ascii="Baskerville Old Face" w:hAnsi="Baskerville Old Face"/>
+          <w:sz w:val="28"/>
+          <w:szCs w:val="28"/>
+          <w:lang w:val="en-US"/>
+        </w:rPr>
+        <w:t xml:space="preserve"> phase, his writings during that period were influential and offered a vision of the political and the state that cast into doubt the legitimacy and efficacy of the newborn Weimar Republic and are still relevant for many contemporary thinkers from all sides of the ideological spectrum</w:t>
+      </w:r>
+      <w:r>
+        <w:rPr>
+          <w:rStyle w:val="Refdenotaalfinal"/>
+          <w:rFonts w:ascii="Baskerville Old Face" w:hAnsi="Baskerville Old Face"/>
+          <w:sz w:val="28"/>
+          <w:szCs w:val="28"/>
+          <w:lang w:val="en-US"/>
+        </w:rPr>
+        <w:endnoteReference w:id="1"/>
+      </w:r>
+      <w:r>
+        <w:rPr>
+          <w:rFonts w:ascii="Baskerville Old Face" w:hAnsi="Baskerville Old Face"/>
+          <w:sz w:val="28"/>
+          <w:szCs w:val="28"/>
+          <w:lang w:val="en-US"/>
+        </w:rPr>
+        <w:t>.</w:t>
       </w:r>
     </w:p>
     <w:p>
@@ -185,7 +223,70 @@
           <w:szCs w:val="28"/>
           <w:lang w:val="en-US"/>
         </w:rPr>
-        <w:t xml:space="preserve">Afterwards, I will examine his definition of the sovereign in the work Political Theology, so as to highlight the primordial importance of the state of exception and the suspension of normality in Schmitt’s political and legal thought. </w:t>
+        <w:t xml:space="preserve">The chapter is divided </w:t>
+      </w:r>
+      <w:r>
+        <w:rPr>
+          <w:rFonts w:ascii="Baskerville Old Face" w:hAnsi="Baskerville Old Face"/>
+          <w:sz w:val="28"/>
+          <w:szCs w:val="28"/>
+          <w:lang w:val="en-US"/>
+        </w:rPr>
+        <w:t>into</w:t>
+      </w:r>
+      <w:r>
+        <w:rPr>
+          <w:rFonts w:ascii="Baskerville Old Face" w:hAnsi="Baskerville Old Face"/>
+          <w:sz w:val="28"/>
+          <w:szCs w:val="28"/>
+          <w:lang w:val="en-US"/>
+        </w:rPr>
+        <w:t xml:space="preserve"> two parts. In the first part, I will expound Schmitt’s interpretation of the political, namely the distinction between friend and </w:t>
+      </w:r>
+      <w:r>
+        <w:rPr>
+          <w:rFonts w:ascii="Baskerville Old Face" w:hAnsi="Baskerville Old Face"/>
+          <w:sz w:val="28"/>
+          <w:szCs w:val="28"/>
+          <w:lang w:val="en-US"/>
+        </w:rPr>
+        <w:t>enemy</w:t>
+      </w:r>
+      <w:r>
+        <w:rPr>
+          <w:rFonts w:ascii="Baskerville Old Face" w:hAnsi="Baskerville Old Face"/>
+          <w:sz w:val="28"/>
+          <w:szCs w:val="28"/>
+          <w:lang w:val="en-US"/>
+        </w:rPr>
+        <w:t xml:space="preserve">, and then we will see how this interpretation of the political provides us with an idea of a strong, violent state that founds its existence and </w:t>
+      </w:r>
+      <w:r>
+        <w:rPr>
+          <w:rFonts w:ascii="Baskerville Old Face" w:hAnsi="Baskerville Old Face"/>
+          <w:sz w:val="28"/>
+          <w:szCs w:val="28"/>
+          <w:lang w:val="en-US"/>
+        </w:rPr>
+        <w:t>r</w:t>
+      </w:r>
+      <w:r>
+        <w:rPr>
+          <w:rFonts w:ascii="Baskerville Old Face" w:hAnsi="Baskerville Old Face"/>
+          <w:sz w:val="28"/>
+          <w:szCs w:val="28"/>
+          <w:lang w:val="en-US"/>
+        </w:rPr>
+        <w:t>aison d'être</w:t>
+      </w:r>
+      <w:r>
+        <w:rPr>
+          <w:rFonts w:ascii="Baskerville Old Face" w:hAnsi="Baskerville Old Face"/>
+          <w:sz w:val="28"/>
+          <w:szCs w:val="28"/>
+          <w:lang w:val="en-US"/>
+        </w:rPr>
+        <w:t xml:space="preserve"> on this distinction. </w:t>
       </w:r>
     </w:p>
     <w:p>
@@ -205,25 +306,47 @@
           <w:szCs w:val="28"/>
           <w:lang w:val="en-US"/>
         </w:rPr>
-        <w:t xml:space="preserve">The second part will be dedicated to an interpretation of Aeschylus’s play in the light of Schmittian thought. Emphasis will be put on the interpretation of Prometheus’ punishment as the violent re-establishment of Zeus’ order after an act of transgression against his authority, while, at the same time, offering a philosophical and political analysis of Zeus’ tools of execution, the deities Kratos and Bia. This tragedy, despite the millennia that </w:t>
-      </w:r>
-      <w:r>
-        <w:rPr>
-          <w:rFonts w:ascii="Baskerville Old Face" w:hAnsi="Baskerville Old Face"/>
-          <w:sz w:val="28"/>
-          <w:szCs w:val="28"/>
-          <w:lang w:val="en-US"/>
-        </w:rPr>
-        <w:t>separates</w:t>
-      </w:r>
-      <w:r>
-        <w:rPr>
-          <w:rFonts w:ascii="Baskerville Old Face" w:hAnsi="Baskerville Old Face"/>
-          <w:sz w:val="28"/>
-          <w:szCs w:val="28"/>
-          <w:lang w:val="en-US"/>
-        </w:rPr>
-        <w:t xml:space="preserve"> it from Carl Schmitt’s writings, offers us a grim yet realistic picture of the state: a state that needs no exterior approval or legitimacy to exist, just a constant affirmation of its authority through the decision of the enemy and the violent imposition of its order. </w:t>
+        <w:t xml:space="preserve">Afterwards, I will examine his definition of the sovereign in the work </w:t>
+      </w:r>
+      <w:r>
+        <w:rPr>
+          <w:rFonts w:ascii="Baskerville Old Face" w:hAnsi="Baskerville Old Face"/>
+          <w:i/>
+          <w:iCs/>
+          <w:sz w:val="28"/>
+          <w:szCs w:val="28"/>
+          <w:lang w:val="en-US"/>
+        </w:rPr>
+        <w:t>Political Theology</w:t>
+      </w:r>
+      <w:r>
+        <w:rPr>
+          <w:rFonts w:ascii="Baskerville Old Face" w:hAnsi="Baskerville Old Face"/>
+          <w:sz w:val="28"/>
+          <w:szCs w:val="28"/>
+          <w:lang w:val="en-US"/>
+        </w:rPr>
+        <w:t xml:space="preserve">, </w:t>
+      </w:r>
+      <w:proofErr w:type="gramStart"/>
+      <w:r>
+        <w:rPr>
+          <w:rFonts w:ascii="Baskerville Old Face" w:hAnsi="Baskerville Old Face"/>
+          <w:sz w:val="28"/>
+          <w:szCs w:val="28"/>
+          <w:lang w:val="en-US"/>
+        </w:rPr>
+        <w:t>so as to</w:t>
+      </w:r>
+      <w:proofErr w:type="gramEnd"/>
+      <w:r>
+        <w:rPr>
+          <w:rFonts w:ascii="Baskerville Old Face" w:hAnsi="Baskerville Old Face"/>
+          <w:sz w:val="28"/>
+          <w:szCs w:val="28"/>
+          <w:lang w:val="en-US"/>
+        </w:rPr>
+        <w:t xml:space="preserve"> highlight the primordial importance of the state of exception and the suspension of normality in Schmitt’s political and legal thought. </w:t>
       </w:r>
     </w:p>
     <w:p>
@@ -243,34 +366,99 @@
           <w:szCs w:val="28"/>
           <w:lang w:val="en-US"/>
         </w:rPr>
-        <w:t>Finally, in the conclusion</w:t>
-      </w:r>
-      <w:r>
-        <w:rPr>
-          <w:rFonts w:ascii="Baskerville Old Face" w:hAnsi="Baskerville Old Face"/>
-          <w:sz w:val="28"/>
-          <w:szCs w:val="28"/>
-          <w:lang w:val="en-US"/>
-        </w:rPr>
-        <w:t>,</w:t>
-      </w:r>
-      <w:r>
-        <w:rPr>
-          <w:rFonts w:ascii="Baskerville Old Face" w:hAnsi="Baskerville Old Face"/>
-          <w:sz w:val="28"/>
-          <w:szCs w:val="28"/>
-          <w:lang w:val="en-US"/>
-        </w:rPr>
-        <w:t xml:space="preserve"> we will examine why Schmitt's idea of the state is still relevant today and how, despite its pessimistic anthropology, it can still help us understand </w:t>
-      </w:r>
-      <w:r>
-        <w:rPr>
-          <w:rFonts w:ascii="Baskerville Old Face" w:hAnsi="Baskerville Old Face"/>
-          <w:sz w:val="28"/>
-          <w:szCs w:val="28"/>
-          <w:lang w:val="en-US"/>
-        </w:rPr>
-        <w:t xml:space="preserve">the challenges contemporary society is facing in an ever-shifting world. </w:t>
+        <w:t xml:space="preserve">The second part will be dedicated to an interpretation of Aeschylus’s play in the light of </w:t>
+      </w:r>
+      <w:proofErr w:type="spellStart"/>
+      <w:r>
+        <w:rPr>
+          <w:rFonts w:ascii="Baskerville Old Face" w:hAnsi="Baskerville Old Face"/>
+          <w:sz w:val="28"/>
+          <w:szCs w:val="28"/>
+          <w:lang w:val="en-US"/>
+        </w:rPr>
+        <w:t>Schmittian</w:t>
+      </w:r>
+      <w:proofErr w:type="spellEnd"/>
+      <w:r>
+        <w:rPr>
+          <w:rFonts w:ascii="Baskerville Old Face" w:hAnsi="Baskerville Old Face"/>
+          <w:sz w:val="28"/>
+          <w:szCs w:val="28"/>
+          <w:lang w:val="en-US"/>
+        </w:rPr>
+        <w:t xml:space="preserve"> thought. Emphasis will be put on the interpretation of Prometheus’</w:t>
+      </w:r>
+      <w:r>
+        <w:rPr>
+          <w:rFonts w:ascii="Baskerville Old Face" w:hAnsi="Baskerville Old Face"/>
+          <w:sz w:val="28"/>
+          <w:szCs w:val="28"/>
+          <w:lang w:val="en-US"/>
+        </w:rPr>
+        <w:t>s</w:t>
+      </w:r>
+      <w:r>
+        <w:rPr>
+          <w:rFonts w:ascii="Baskerville Old Face" w:hAnsi="Baskerville Old Face"/>
+          <w:sz w:val="28"/>
+          <w:szCs w:val="28"/>
+          <w:lang w:val="en-US"/>
+        </w:rPr>
+        <w:t xml:space="preserve"> punishment as the violent re-establishment of Zeus’</w:t>
+      </w:r>
+      <w:r>
+        <w:rPr>
+          <w:rFonts w:ascii="Baskerville Old Face" w:hAnsi="Baskerville Old Face"/>
+          <w:sz w:val="28"/>
+          <w:szCs w:val="28"/>
+          <w:lang w:val="en-US"/>
+        </w:rPr>
+        <w:t>s</w:t>
+      </w:r>
+      <w:r>
+        <w:rPr>
+          <w:rFonts w:ascii="Baskerville Old Face" w:hAnsi="Baskerville Old Face"/>
+          <w:sz w:val="28"/>
+          <w:szCs w:val="28"/>
+          <w:lang w:val="en-US"/>
+        </w:rPr>
+        <w:t xml:space="preserve"> order after an act of transgression against his authority, while, at the same time, offering a philosophical and political analysis of Zeus’</w:t>
+      </w:r>
+      <w:r>
+        <w:rPr>
+          <w:rFonts w:ascii="Baskerville Old Face" w:hAnsi="Baskerville Old Face"/>
+          <w:sz w:val="28"/>
+          <w:szCs w:val="28"/>
+          <w:lang w:val="en-US"/>
+        </w:rPr>
+        <w:t>s</w:t>
+      </w:r>
+      <w:r>
+        <w:rPr>
+          <w:rFonts w:ascii="Baskerville Old Face" w:hAnsi="Baskerville Old Face"/>
+          <w:sz w:val="28"/>
+          <w:szCs w:val="28"/>
+          <w:lang w:val="en-US"/>
+        </w:rPr>
+        <w:t xml:space="preserve"> tools of execution, the deities Kratos and Bia. This tragedy, despite the millennia that </w:t>
+      </w:r>
+      <w:r>
+        <w:rPr>
+          <w:rFonts w:ascii="Baskerville Old Face" w:hAnsi="Baskerville Old Face"/>
+          <w:sz w:val="28"/>
+          <w:szCs w:val="28"/>
+          <w:lang w:val="en-US"/>
+        </w:rPr>
+        <w:t>separates</w:t>
+      </w:r>
+      <w:r>
+        <w:rPr>
+          <w:rFonts w:ascii="Baskerville Old Face" w:hAnsi="Baskerville Old Face"/>
+          <w:sz w:val="28"/>
+          <w:szCs w:val="28"/>
+          <w:lang w:val="en-US"/>
+        </w:rPr>
+        <w:t xml:space="preserve"> it from Carl Schmitt’s writings, offers us a grim yet realistic picture of the state: a state that needs no exterior approval or legitimacy to exist, just a constant affirmation of its authority through the decision of the enemy and the violent imposition of its order. </w:t>
       </w:r>
     </w:p>
     <w:p>
@@ -286,14 +474,49 @@
       <w:r>
         <w:rPr>
           <w:rFonts w:ascii="Baskerville Old Face" w:hAnsi="Baskerville Old Face"/>
-          <w:b/>
-          <w:bCs/>
-          <w:sz w:val="28"/>
-          <w:szCs w:val="28"/>
-          <w:lang w:val="en-US"/>
-        </w:rPr>
-        <w:lastRenderedPageBreak/>
-        <w:t>The monopoly of decision: Carl Schmitt and the state</w:t>
+          <w:sz w:val="28"/>
+          <w:szCs w:val="28"/>
+          <w:lang w:val="en-US"/>
+        </w:rPr>
+        <w:t xml:space="preserve">Finally, in </w:t>
+      </w:r>
+      <w:proofErr w:type="gramStart"/>
+      <w:r>
+        <w:rPr>
+          <w:rFonts w:ascii="Baskerville Old Face" w:hAnsi="Baskerville Old Face"/>
+          <w:sz w:val="28"/>
+          <w:szCs w:val="28"/>
+          <w:lang w:val="en-US"/>
+        </w:rPr>
+        <w:t>the conclusion</w:t>
+      </w:r>
+      <w:proofErr w:type="gramEnd"/>
+      <w:r>
+        <w:rPr>
+          <w:rFonts w:ascii="Baskerville Old Face" w:hAnsi="Baskerville Old Face"/>
+          <w:sz w:val="28"/>
+          <w:szCs w:val="28"/>
+          <w:lang w:val="en-US"/>
+        </w:rPr>
+        <w:t>,</w:t>
+      </w:r>
+      <w:r>
+        <w:rPr>
+          <w:rFonts w:ascii="Baskerville Old Face" w:hAnsi="Baskerville Old Face"/>
+          <w:sz w:val="28"/>
+          <w:szCs w:val="28"/>
+          <w:lang w:val="en-US"/>
+        </w:rPr>
+        <w:t xml:space="preserve"> we will examine why Schmitt's idea of the state is still relevant today and how, despite its pessimistic anthropology, it can still help us understand </w:t>
+      </w:r>
+      <w:r>
+        <w:rPr>
+          <w:rFonts w:ascii="Baskerville Old Face" w:hAnsi="Baskerville Old Face"/>
+          <w:sz w:val="28"/>
+          <w:szCs w:val="28"/>
+          <w:lang w:val="en-US"/>
+        </w:rPr>
+        <w:t xml:space="preserve">the challenges contemporary society is facing in an ever-shifting world. </w:t>
       </w:r>
     </w:p>
     <w:p>
@@ -301,214 +524,13 @@
         <w:jc w:val="both"/>
         <w:rPr>
           <w:rFonts w:ascii="Baskerville Old Face" w:hAnsi="Baskerville Old Face"/>
+          <w:b/>
+          <w:bCs/>
           <w:sz w:val="28"/>
           <w:szCs w:val="28"/>
           <w:lang w:val="en-US"/>
         </w:rPr>
       </w:pPr>
-      <w:r>
-        <w:rPr>
-          <w:rFonts w:ascii="Baskerville Old Face" w:hAnsi="Baskerville Old Face"/>
-          <w:sz w:val="28"/>
-          <w:szCs w:val="28"/>
-          <w:lang w:val="en-US"/>
-        </w:rPr>
-        <w:t>W</w:t>
-      </w:r>
-      <w:r>
-        <w:rPr>
-          <w:rFonts w:ascii="Baskerville Old Face" w:hAnsi="Baskerville Old Face"/>
-          <w:sz w:val="28"/>
-          <w:szCs w:val="28"/>
-          <w:lang w:val="en-US"/>
-        </w:rPr>
-        <w:t>hen Carl Schmitt wrote in h</w:t>
-      </w:r>
-      <w:r>
-        <w:rPr>
-          <w:rFonts w:ascii="Baskerville Old Face" w:hAnsi="Baskerville Old Face"/>
-          <w:sz w:val="28"/>
-          <w:szCs w:val="28"/>
-          <w:lang w:val="en-US"/>
-        </w:rPr>
-        <w:t xml:space="preserve">is </w:t>
-      </w:r>
-      <w:r>
-        <w:rPr>
-          <w:rFonts w:ascii="Baskerville Old Face" w:hAnsi="Baskerville Old Face"/>
-          <w:i/>
-          <w:iCs/>
-          <w:sz w:val="28"/>
-          <w:szCs w:val="28"/>
-          <w:lang w:val="en-US"/>
-        </w:rPr>
-        <w:t>Concept of the Political</w:t>
-      </w:r>
-      <w:r>
-        <w:rPr>
-          <w:rFonts w:ascii="Baskerville Old Face" w:hAnsi="Baskerville Old Face"/>
-          <w:sz w:val="28"/>
-          <w:szCs w:val="28"/>
-          <w:lang w:val="en-US"/>
-        </w:rPr>
-        <w:t xml:space="preserve"> that “the concept of the state presupposes the concept of the political”</w:t>
-      </w:r>
-      <w:r>
-        <w:rPr>
-          <w:rStyle w:val="Refdenotaalpie"/>
-          <w:rFonts w:ascii="Baskerville Old Face" w:hAnsi="Baskerville Old Face"/>
-          <w:sz w:val="28"/>
-          <w:szCs w:val="28"/>
-          <w:lang w:val="en-US"/>
-        </w:rPr>
-        <w:footnoteReference w:id="2"/>
-      </w:r>
-      <w:r>
-        <w:rPr>
-          <w:rFonts w:ascii="Baskerville Old Face" w:hAnsi="Baskerville Old Face"/>
-          <w:sz w:val="28"/>
-          <w:szCs w:val="28"/>
-          <w:lang w:val="en-US"/>
-        </w:rPr>
-        <w:t>, more than a mere definition he offered a profound insight into the essence of the political, and, consequently, into the meaning and the role of the state. Even though Schmitt</w:t>
-      </w:r>
-      <w:r>
-        <w:rPr>
-          <w:rFonts w:ascii="Baskerville Old Face" w:hAnsi="Baskerville Old Face"/>
-          <w:sz w:val="28"/>
-          <w:szCs w:val="28"/>
-          <w:lang w:val="en-US"/>
-        </w:rPr>
-        <w:t>’s main goal was not to</w:t>
-      </w:r>
-      <w:r>
-        <w:rPr>
-          <w:rFonts w:ascii="Baskerville Old Face" w:hAnsi="Baskerville Old Face"/>
-          <w:sz w:val="28"/>
-          <w:szCs w:val="28"/>
-          <w:lang w:val="en-US"/>
-        </w:rPr>
-        <w:t xml:space="preserve"> giv</w:t>
-      </w:r>
-      <w:r>
-        <w:rPr>
-          <w:rFonts w:ascii="Baskerville Old Face" w:hAnsi="Baskerville Old Face"/>
-          <w:sz w:val="28"/>
-          <w:szCs w:val="28"/>
-          <w:lang w:val="en-US"/>
-        </w:rPr>
-        <w:t>e</w:t>
-      </w:r>
-      <w:r>
-        <w:rPr>
-          <w:rFonts w:ascii="Baskerville Old Face" w:hAnsi="Baskerville Old Face"/>
-          <w:sz w:val="28"/>
-          <w:szCs w:val="28"/>
-          <w:lang w:val="en-US"/>
-        </w:rPr>
-        <w:t xml:space="preserve"> a concrete definition of the state or a detailed presentation of its structure and institutions</w:t>
-      </w:r>
-      <w:r>
-        <w:rPr>
-          <w:rStyle w:val="Refdenotaalpie"/>
-          <w:rFonts w:ascii="Baskerville Old Face" w:hAnsi="Baskerville Old Face"/>
-          <w:sz w:val="28"/>
-          <w:szCs w:val="28"/>
-          <w:lang w:val="en-US"/>
-        </w:rPr>
-        <w:footnoteReference w:id="3"/>
-      </w:r>
-      <w:r>
-        <w:rPr>
-          <w:rFonts w:ascii="Baskerville Old Face" w:hAnsi="Baskerville Old Face"/>
-          <w:sz w:val="28"/>
-          <w:szCs w:val="28"/>
-          <w:lang w:val="en-US"/>
-        </w:rPr>
-        <w:t>, he</w:t>
-      </w:r>
-      <w:r>
-        <w:rPr>
-          <w:rFonts w:ascii="Baskerville Old Face" w:hAnsi="Baskerville Old Face"/>
-          <w:sz w:val="28"/>
-          <w:szCs w:val="28"/>
-          <w:lang w:val="en-US"/>
-        </w:rPr>
-        <w:t xml:space="preserve"> did</w:t>
-      </w:r>
-      <w:r>
-        <w:rPr>
-          <w:rFonts w:ascii="Baskerville Old Face" w:hAnsi="Baskerville Old Face"/>
-          <w:sz w:val="28"/>
-          <w:szCs w:val="28"/>
-          <w:lang w:val="en-US"/>
-        </w:rPr>
-        <w:t xml:space="preserve"> describe the state as “the decisive political entity”</w:t>
-      </w:r>
-      <w:r>
-        <w:rPr>
-          <w:rFonts w:ascii="Baskerville Old Face" w:hAnsi="Baskerville Old Face"/>
-          <w:sz w:val="28"/>
-          <w:szCs w:val="28"/>
-          <w:lang w:val="en-US"/>
-        </w:rPr>
-        <w:t xml:space="preserve"> and he added that</w:t>
-      </w:r>
-      <w:r>
-        <w:rPr>
-          <w:rFonts w:ascii="Baskerville Old Face" w:hAnsi="Baskerville Old Face"/>
-          <w:sz w:val="28"/>
-          <w:szCs w:val="28"/>
-          <w:lang w:val="en-US"/>
-        </w:rPr>
-        <w:t xml:space="preserve"> this political entity “(…)</w:t>
-      </w:r>
-      <w:r>
-        <w:rPr>
-          <w:rFonts w:ascii="Baskerville Old Face" w:hAnsi="Baskerville Old Face"/>
-          <w:sz w:val="28"/>
-          <w:szCs w:val="28"/>
-          <w:lang w:val="en-US"/>
-        </w:rPr>
-        <w:t>is the decisive entity for the friend</w:t>
-      </w:r>
-      <w:r>
-        <w:rPr>
-          <w:rFonts w:ascii="Baskerville Old Face" w:hAnsi="Baskerville Old Face"/>
-          <w:sz w:val="28"/>
-          <w:szCs w:val="28"/>
-          <w:lang w:val="en-US"/>
-        </w:rPr>
-        <w:t xml:space="preserve"> </w:t>
-      </w:r>
-      <w:r>
-        <w:rPr>
-          <w:rFonts w:ascii="Baskerville Old Face" w:hAnsi="Baskerville Old Face"/>
-          <w:sz w:val="28"/>
-          <w:szCs w:val="28"/>
-          <w:lang w:val="en-US"/>
-        </w:rPr>
-        <w:t>or-enemy grouping; and in this (and not in any kind of absolutist sense), it is sovereign. Otherwise the political entity is nonexistent.</w:t>
-      </w:r>
-      <w:r>
-        <w:rPr>
-          <w:rFonts w:ascii="Baskerville Old Face" w:hAnsi="Baskerville Old Face"/>
-          <w:sz w:val="28"/>
-          <w:szCs w:val="28"/>
-          <w:lang w:val="en-US"/>
-        </w:rPr>
-        <w:t>”</w:t>
-      </w:r>
-      <w:r>
-        <w:rPr>
-          <w:rStyle w:val="Refdenotaalpie"/>
-          <w:rFonts w:ascii="Baskerville Old Face" w:hAnsi="Baskerville Old Face"/>
-          <w:sz w:val="28"/>
-          <w:szCs w:val="28"/>
-          <w:lang w:val="en-US"/>
-        </w:rPr>
-        <w:footnoteReference w:id="4"/>
-      </w:r>
     </w:p>
     <w:p>
       <w:pPr>
@@ -523,65 +545,14 @@
       <w:r>
         <w:rPr>
           <w:rFonts w:ascii="Baskerville Old Face" w:hAnsi="Baskerville Old Face"/>
-          <w:sz w:val="28"/>
-          <w:szCs w:val="28"/>
-          <w:lang w:val="en-US"/>
-        </w:rPr>
-        <w:t>The political, the decision, and sovereignty are all intertwined in Carl Schmitt’s conception of the state;</w:t>
-      </w:r>
-      <w:r>
-        <w:rPr>
-          <w:rFonts w:ascii="Baskerville Old Face" w:hAnsi="Baskerville Old Face"/>
-          <w:sz w:val="28"/>
-          <w:szCs w:val="28"/>
-          <w:lang w:val="en-US"/>
-        </w:rPr>
-        <w:t xml:space="preserve"> a</w:t>
-      </w:r>
-      <w:r>
-        <w:rPr>
-          <w:rFonts w:ascii="Baskerville Old Face" w:hAnsi="Baskerville Old Face"/>
-          <w:sz w:val="28"/>
-          <w:szCs w:val="28"/>
-          <w:lang w:val="en-US"/>
-        </w:rPr>
-        <w:t xml:space="preserve"> conception that</w:t>
-      </w:r>
-      <w:r>
-        <w:rPr>
-          <w:rFonts w:ascii="Baskerville Old Face" w:hAnsi="Baskerville Old Face"/>
-          <w:sz w:val="28"/>
-          <w:szCs w:val="28"/>
-          <w:lang w:val="en-US"/>
-        </w:rPr>
-        <w:t xml:space="preserve"> despite its clearly polemical and conflictive character, especially when considering the time of its emergence,</w:t>
-      </w:r>
-      <w:r>
-        <w:rPr>
-          <w:rFonts w:ascii="Baskerville Old Face" w:hAnsi="Baskerville Old Face"/>
-          <w:sz w:val="28"/>
-          <w:szCs w:val="28"/>
-          <w:lang w:val="en-US"/>
-        </w:rPr>
-        <w:t xml:space="preserve"> seems to have lasted during the decades, </w:t>
-      </w:r>
-      <w:r>
-        <w:rPr>
-          <w:rFonts w:ascii="Baskerville Old Face" w:hAnsi="Baskerville Old Face"/>
-          <w:sz w:val="28"/>
-          <w:szCs w:val="28"/>
-          <w:lang w:val="en-US"/>
-        </w:rPr>
-        <w:t>continuing to provoke questions and discussions about its possible relevance to post-WWII liberal societies</w:t>
-      </w:r>
-      <w:r>
-        <w:rPr>
-          <w:rFonts w:ascii="Baskerville Old Face" w:hAnsi="Baskerville Old Face"/>
-          <w:sz w:val="28"/>
-          <w:szCs w:val="28"/>
-          <w:lang w:val="en-US"/>
-        </w:rPr>
-        <w:t xml:space="preserve">. </w:t>
+          <w:b/>
+          <w:bCs/>
+          <w:sz w:val="28"/>
+          <w:szCs w:val="28"/>
+          <w:lang w:val="en-US"/>
+        </w:rPr>
+        <w:lastRenderedPageBreak/>
+        <w:t>The monopoly of decision: Carl Schmitt and the state</w:t>
       </w:r>
     </w:p>
     <w:p>
@@ -601,6 +572,426 @@
           <w:szCs w:val="28"/>
           <w:lang w:val="en-US"/>
         </w:rPr>
+        <w:t>W</w:t>
+      </w:r>
+      <w:r>
+        <w:rPr>
+          <w:rFonts w:ascii="Baskerville Old Face" w:hAnsi="Baskerville Old Face"/>
+          <w:sz w:val="28"/>
+          <w:szCs w:val="28"/>
+          <w:lang w:val="en-US"/>
+        </w:rPr>
+        <w:t>hen Carl Schmitt wrote in h</w:t>
+      </w:r>
+      <w:r>
+        <w:rPr>
+          <w:rFonts w:ascii="Baskerville Old Face" w:hAnsi="Baskerville Old Face"/>
+          <w:sz w:val="28"/>
+          <w:szCs w:val="28"/>
+          <w:lang w:val="en-US"/>
+        </w:rPr>
+        <w:t xml:space="preserve">is </w:t>
+      </w:r>
+      <w:r>
+        <w:rPr>
+          <w:rFonts w:ascii="Baskerville Old Face" w:hAnsi="Baskerville Old Face"/>
+          <w:i/>
+          <w:iCs/>
+          <w:sz w:val="28"/>
+          <w:szCs w:val="28"/>
+          <w:lang w:val="en-US"/>
+        </w:rPr>
+        <w:t>Concept of the Political</w:t>
+      </w:r>
+      <w:r>
+        <w:rPr>
+          <w:rFonts w:ascii="Baskerville Old Face" w:hAnsi="Baskerville Old Face"/>
+          <w:sz w:val="28"/>
+          <w:szCs w:val="28"/>
+          <w:lang w:val="en-US"/>
+        </w:rPr>
+        <w:t xml:space="preserve"> that “the concept of the state presupposes the concept of the political</w:t>
+      </w:r>
+      <w:r>
+        <w:rPr>
+          <w:rFonts w:ascii="Baskerville Old Face" w:hAnsi="Baskerville Old Face"/>
+          <w:sz w:val="28"/>
+          <w:szCs w:val="28"/>
+          <w:lang w:val="en-US"/>
+        </w:rPr>
+        <w:t>,</w:t>
+      </w:r>
+      <w:r>
+        <w:rPr>
+          <w:rFonts w:ascii="Baskerville Old Face" w:hAnsi="Baskerville Old Face"/>
+          <w:sz w:val="28"/>
+          <w:szCs w:val="28"/>
+          <w:lang w:val="en-US"/>
+        </w:rPr>
+        <w:t>”</w:t>
+      </w:r>
+      <w:r>
+        <w:rPr>
+          <w:rStyle w:val="Refdenotaalfinal"/>
+          <w:rFonts w:ascii="Baskerville Old Face" w:hAnsi="Baskerville Old Face"/>
+          <w:sz w:val="28"/>
+          <w:szCs w:val="28"/>
+          <w:lang w:val="en-US"/>
+        </w:rPr>
+        <w:endnoteReference w:id="2"/>
+      </w:r>
+      <w:r>
+        <w:rPr>
+          <w:rFonts w:ascii="Baskerville Old Face" w:hAnsi="Baskerville Old Face"/>
+          <w:sz w:val="28"/>
+          <w:szCs w:val="28"/>
+          <w:lang w:val="en-US"/>
+        </w:rPr>
+        <w:t xml:space="preserve"> more than a mere definition he offered a profound insight into the essence of the political, and, </w:t>
+      </w:r>
+      <w:proofErr w:type="gramStart"/>
+      <w:r>
+        <w:rPr>
+          <w:rFonts w:ascii="Baskerville Old Face" w:hAnsi="Baskerville Old Face"/>
+          <w:sz w:val="28"/>
+          <w:szCs w:val="28"/>
+          <w:lang w:val="en-US"/>
+        </w:rPr>
+        <w:t>consequently</w:t>
+      </w:r>
+      <w:proofErr w:type="gramEnd"/>
+      <w:r>
+        <w:rPr>
+          <w:rFonts w:ascii="Baskerville Old Face" w:hAnsi="Baskerville Old Face"/>
+          <w:sz w:val="28"/>
+          <w:szCs w:val="28"/>
+          <w:lang w:val="en-US"/>
+        </w:rPr>
+        <w:t>, into the meaning and the role of the state. Even though Schmitt</w:t>
+      </w:r>
+      <w:r>
+        <w:rPr>
+          <w:rFonts w:ascii="Baskerville Old Face" w:hAnsi="Baskerville Old Face"/>
+          <w:sz w:val="28"/>
+          <w:szCs w:val="28"/>
+          <w:lang w:val="en-US"/>
+        </w:rPr>
+        <w:t>’s main goal was not to</w:t>
+      </w:r>
+      <w:r>
+        <w:rPr>
+          <w:rFonts w:ascii="Baskerville Old Face" w:hAnsi="Baskerville Old Face"/>
+          <w:sz w:val="28"/>
+          <w:szCs w:val="28"/>
+          <w:lang w:val="en-US"/>
+        </w:rPr>
+        <w:t xml:space="preserve"> giv</w:t>
+      </w:r>
+      <w:r>
+        <w:rPr>
+          <w:rFonts w:ascii="Baskerville Old Face" w:hAnsi="Baskerville Old Face"/>
+          <w:sz w:val="28"/>
+          <w:szCs w:val="28"/>
+          <w:lang w:val="en-US"/>
+        </w:rPr>
+        <w:t>e</w:t>
+      </w:r>
+      <w:r>
+        <w:rPr>
+          <w:rFonts w:ascii="Baskerville Old Face" w:hAnsi="Baskerville Old Face"/>
+          <w:sz w:val="28"/>
+          <w:szCs w:val="28"/>
+          <w:lang w:val="en-US"/>
+        </w:rPr>
+        <w:t xml:space="preserve"> a concrete definition of the state or a detailed presentation of its structure and institutions</w:t>
+      </w:r>
+      <w:r>
+        <w:rPr>
+          <w:rFonts w:ascii="Baskerville Old Face" w:hAnsi="Baskerville Old Face"/>
+          <w:sz w:val="28"/>
+          <w:szCs w:val="28"/>
+          <w:lang w:val="en-US"/>
+        </w:rPr>
+        <w:t>,</w:t>
+      </w:r>
+      <w:r>
+        <w:rPr>
+          <w:rStyle w:val="Refdenotaalfinal"/>
+          <w:rFonts w:ascii="Baskerville Old Face" w:hAnsi="Baskerville Old Face"/>
+          <w:sz w:val="28"/>
+          <w:szCs w:val="28"/>
+          <w:lang w:val="en-US"/>
+        </w:rPr>
+        <w:endnoteReference w:id="3"/>
+      </w:r>
+      <w:r>
+        <w:rPr>
+          <w:rFonts w:ascii="Baskerville Old Face" w:hAnsi="Baskerville Old Face"/>
+          <w:sz w:val="28"/>
+          <w:szCs w:val="28"/>
+          <w:lang w:val="en-US"/>
+        </w:rPr>
+        <w:t xml:space="preserve"> he</w:t>
+      </w:r>
+      <w:r>
+        <w:rPr>
+          <w:rFonts w:ascii="Baskerville Old Face" w:hAnsi="Baskerville Old Face"/>
+          <w:sz w:val="28"/>
+          <w:szCs w:val="28"/>
+          <w:lang w:val="en-US"/>
+        </w:rPr>
+        <w:t xml:space="preserve"> did</w:t>
+      </w:r>
+      <w:r>
+        <w:rPr>
+          <w:rFonts w:ascii="Baskerville Old Face" w:hAnsi="Baskerville Old Face"/>
+          <w:sz w:val="28"/>
+          <w:szCs w:val="28"/>
+          <w:lang w:val="en-US"/>
+        </w:rPr>
+        <w:t xml:space="preserve"> describe the state as “the decisive political entity”</w:t>
+      </w:r>
+      <w:r>
+        <w:rPr>
+          <w:rStyle w:val="Refdenotaalfinal"/>
+          <w:rFonts w:ascii="Baskerville Old Face" w:hAnsi="Baskerville Old Face"/>
+          <w:sz w:val="28"/>
+          <w:szCs w:val="28"/>
+          <w:lang w:val="en-US"/>
+        </w:rPr>
+        <w:endnoteReference w:id="4"/>
+      </w:r>
+      <w:r>
+        <w:rPr>
+          <w:rFonts w:ascii="Baskerville Old Face" w:hAnsi="Baskerville Old Face"/>
+          <w:sz w:val="28"/>
+          <w:szCs w:val="28"/>
+          <w:lang w:val="en-US"/>
+        </w:rPr>
+        <w:t xml:space="preserve"> and he added that</w:t>
+      </w:r>
+      <w:r>
+        <w:rPr>
+          <w:rFonts w:ascii="Baskerville Old Face" w:hAnsi="Baskerville Old Face"/>
+          <w:sz w:val="28"/>
+          <w:szCs w:val="28"/>
+          <w:lang w:val="en-US"/>
+        </w:rPr>
+        <w:t xml:space="preserve"> this political entity “</w:t>
+      </w:r>
+      <w:r>
+        <w:rPr>
+          <w:rFonts w:ascii="Baskerville Old Face" w:hAnsi="Baskerville Old Face"/>
+          <w:sz w:val="28"/>
+          <w:szCs w:val="28"/>
+          <w:lang w:val="en-US"/>
+        </w:rPr>
+        <w:t>is the decisive entity for the friend</w:t>
+      </w:r>
+      <w:r>
+        <w:rPr>
+          <w:rFonts w:ascii="Baskerville Old Face" w:hAnsi="Baskerville Old Face"/>
+          <w:sz w:val="28"/>
+          <w:szCs w:val="28"/>
+          <w:lang w:val="en-US"/>
+        </w:rPr>
+        <w:t>-</w:t>
+      </w:r>
+      <w:r>
+        <w:rPr>
+          <w:rFonts w:ascii="Baskerville Old Face" w:hAnsi="Baskerville Old Face"/>
+          <w:sz w:val="28"/>
+          <w:szCs w:val="28"/>
+          <w:lang w:val="en-US"/>
+        </w:rPr>
+        <w:t xml:space="preserve">or-enemy grouping; and in this (and not in any kind of absolutist sense), it is sovereign. </w:t>
+      </w:r>
+      <w:proofErr w:type="gramStart"/>
+      <w:r>
+        <w:rPr>
+          <w:rFonts w:ascii="Baskerville Old Face" w:hAnsi="Baskerville Old Face"/>
+          <w:sz w:val="28"/>
+          <w:szCs w:val="28"/>
+          <w:lang w:val="en-US"/>
+        </w:rPr>
+        <w:t>Otherwise</w:t>
+      </w:r>
+      <w:proofErr w:type="gramEnd"/>
+      <w:r>
+        <w:rPr>
+          <w:rFonts w:ascii="Baskerville Old Face" w:hAnsi="Baskerville Old Face"/>
+          <w:sz w:val="28"/>
+          <w:szCs w:val="28"/>
+          <w:lang w:val="en-US"/>
+        </w:rPr>
+        <w:t xml:space="preserve"> the political entity is nonexistent.</w:t>
+      </w:r>
+      <w:r>
+        <w:rPr>
+          <w:rFonts w:ascii="Baskerville Old Face" w:hAnsi="Baskerville Old Face"/>
+          <w:sz w:val="28"/>
+          <w:szCs w:val="28"/>
+          <w:lang w:val="en-US"/>
+        </w:rPr>
+        <w:t>”</w:t>
+      </w:r>
+      <w:r>
+        <w:rPr>
+          <w:rStyle w:val="Refdenotaalfinal"/>
+          <w:rFonts w:ascii="Baskerville Old Face" w:hAnsi="Baskerville Old Face"/>
+          <w:sz w:val="28"/>
+          <w:szCs w:val="28"/>
+          <w:lang w:val="en-US"/>
+        </w:rPr>
+        <w:endnoteReference w:id="5"/>
+      </w:r>
+    </w:p>
+    <w:p>
+      <w:pPr>
+        <w:jc w:val="both"/>
+        <w:rPr>
+          <w:rFonts w:ascii="Baskerville Old Face" w:hAnsi="Baskerville Old Face"/>
+          <w:sz w:val="28"/>
+          <w:szCs w:val="28"/>
+          <w:lang w:val="en-US"/>
+        </w:rPr>
+      </w:pPr>
+      <w:r>
+        <w:rPr>
+          <w:rFonts w:ascii="Baskerville Old Face" w:hAnsi="Baskerville Old Face"/>
+          <w:sz w:val="28"/>
+          <w:szCs w:val="28"/>
+          <w:lang w:val="en-US"/>
+        </w:rPr>
+        <w:t>The political, the decision, and sovereignty are all intertwined in Carl Schmitt’s conception of the state;</w:t>
+      </w:r>
+      <w:r>
+        <w:rPr>
+          <w:rFonts w:ascii="Baskerville Old Face" w:hAnsi="Baskerville Old Face"/>
+          <w:sz w:val="28"/>
+          <w:szCs w:val="28"/>
+          <w:lang w:val="en-US"/>
+        </w:rPr>
+        <w:t xml:space="preserve"> a</w:t>
+      </w:r>
+      <w:r>
+        <w:rPr>
+          <w:rFonts w:ascii="Baskerville Old Face" w:hAnsi="Baskerville Old Face"/>
+          <w:sz w:val="28"/>
+          <w:szCs w:val="28"/>
+          <w:lang w:val="en-US"/>
+        </w:rPr>
+        <w:t xml:space="preserve"> conception that</w:t>
+      </w:r>
+      <w:r>
+        <w:rPr>
+          <w:rFonts w:ascii="Baskerville Old Face" w:hAnsi="Baskerville Old Face"/>
+          <w:sz w:val="28"/>
+          <w:szCs w:val="28"/>
+          <w:lang w:val="en-US"/>
+        </w:rPr>
+        <w:t xml:space="preserve"> despite its clearly polemical and conflictive character, especially when considering the time of its emergence,</w:t>
+      </w:r>
+      <w:r>
+        <w:rPr>
+          <w:rFonts w:ascii="Baskerville Old Face" w:hAnsi="Baskerville Old Face"/>
+          <w:sz w:val="28"/>
+          <w:szCs w:val="28"/>
+          <w:lang w:val="en-US"/>
+        </w:rPr>
+        <w:t xml:space="preserve"> </w:t>
+      </w:r>
+      <w:r>
+        <w:rPr>
+          <w:rFonts w:ascii="Baskerville Old Face" w:hAnsi="Baskerville Old Face"/>
+          <w:sz w:val="28"/>
+          <w:szCs w:val="28"/>
+          <w:lang w:val="en-US"/>
+        </w:rPr>
+        <w:t>has been influential</w:t>
+      </w:r>
+      <w:r>
+        <w:rPr>
+          <w:rFonts w:ascii="Baskerville Old Face" w:hAnsi="Baskerville Old Face"/>
+          <w:sz w:val="28"/>
+          <w:szCs w:val="28"/>
+          <w:lang w:val="en-US"/>
+        </w:rPr>
+        <w:t xml:space="preserve"> </w:t>
+      </w:r>
+      <w:r>
+        <w:rPr>
+          <w:rFonts w:ascii="Baskerville Old Face" w:hAnsi="Baskerville Old Face"/>
+          <w:sz w:val="28"/>
+          <w:szCs w:val="28"/>
+          <w:lang w:val="en-US"/>
+        </w:rPr>
+        <w:t>since its publication</w:t>
+      </w:r>
+      <w:r>
+        <w:rPr>
+          <w:rFonts w:ascii="Baskerville Old Face" w:hAnsi="Baskerville Old Face"/>
+          <w:sz w:val="28"/>
+          <w:szCs w:val="28"/>
+          <w:lang w:val="en-US"/>
+        </w:rPr>
+        <w:t xml:space="preserve">, </w:t>
+      </w:r>
+      <w:r>
+        <w:rPr>
+          <w:rFonts w:ascii="Baskerville Old Face" w:hAnsi="Baskerville Old Face"/>
+          <w:sz w:val="28"/>
+          <w:szCs w:val="28"/>
+          <w:lang w:val="en-US"/>
+        </w:rPr>
+        <w:t>continuing to provoke questions and discussions about its possible relevance to post-WWII liberal societies</w:t>
+      </w:r>
+      <w:r>
+        <w:rPr>
+          <w:rFonts w:ascii="Baskerville Old Face" w:hAnsi="Baskerville Old Face"/>
+          <w:sz w:val="28"/>
+          <w:szCs w:val="28"/>
+          <w:lang w:val="en-US"/>
+        </w:rPr>
+        <w:t>.</w:t>
+      </w:r>
+      <w:r>
+        <w:rPr>
+          <w:rStyle w:val="Refdenotaalfinal"/>
+          <w:rFonts w:ascii="Baskerville Old Face" w:hAnsi="Baskerville Old Face"/>
+          <w:sz w:val="28"/>
+          <w:szCs w:val="28"/>
+          <w:lang w:val="en-US"/>
+        </w:rPr>
+        <w:endnoteReference w:id="6"/>
+      </w:r>
+      <w:r>
+        <w:rPr>
+          <w:rFonts w:ascii="Baskerville Old Face" w:hAnsi="Baskerville Old Face"/>
+          <w:sz w:val="28"/>
+          <w:szCs w:val="28"/>
+          <w:lang w:val="en-US"/>
+        </w:rPr>
+        <w:t xml:space="preserve"> </w:t>
+      </w:r>
+    </w:p>
+    <w:p>
+      <w:pPr>
+        <w:jc w:val="both"/>
+        <w:rPr>
+          <w:rFonts w:ascii="Baskerville Old Face" w:hAnsi="Baskerville Old Face"/>
+          <w:sz w:val="28"/>
+          <w:szCs w:val="28"/>
+          <w:lang w:val="en-US"/>
+        </w:rPr>
+      </w:pPr>
+      <w:r>
+        <w:rPr>
+          <w:rFonts w:ascii="Baskerville Old Face" w:hAnsi="Baskerville Old Face"/>
+          <w:sz w:val="28"/>
+          <w:szCs w:val="28"/>
+          <w:lang w:val="en-US"/>
+        </w:rPr>
         <w:t>Due to the</w:t>
       </w:r>
       <w:r>
@@ -628,33 +1019,6 @@
           <w:szCs w:val="28"/>
           <w:lang w:val="en-US"/>
         </w:rPr>
-        <w:t xml:space="preserve"> I have opted </w:t>
-      </w:r>
-      <w:r>
-        <w:rPr>
-          <w:rFonts w:ascii="Baskerville Old Face" w:hAnsi="Baskerville Old Face"/>
-          <w:sz w:val="28"/>
-          <w:szCs w:val="28"/>
-          <w:lang w:val="en-US"/>
-        </w:rPr>
-        <w:t>to present</w:t>
-      </w:r>
-      <w:r>
-        <w:rPr>
-          <w:rFonts w:ascii="Baskerville Old Face" w:hAnsi="Baskerville Old Face"/>
-          <w:sz w:val="28"/>
-          <w:szCs w:val="28"/>
-          <w:lang w:val="en-US"/>
-        </w:rPr>
-        <w:t xml:space="preserve"> only the core ideas of Carl Schmitt’s political thought that I consider essential in order to better comprehend his vision on the state.</w:t>
-      </w:r>
-      <w:r>
-        <w:rPr>
-          <w:rFonts w:ascii="Baskerville Old Face" w:hAnsi="Baskerville Old Face"/>
-          <w:sz w:val="28"/>
-          <w:szCs w:val="28"/>
-          <w:lang w:val="en-US"/>
-        </w:rPr>
         <w:t xml:space="preserve"> </w:t>
       </w:r>
       <w:r>
@@ -664,6 +1028,44 @@
           <w:szCs w:val="28"/>
           <w:lang w:val="en-US"/>
         </w:rPr>
+        <w:t xml:space="preserve">I will present only the essential elements of Carl Schmitt’s political thought </w:t>
+      </w:r>
+      <w:proofErr w:type="gramStart"/>
+      <w:r>
+        <w:rPr>
+          <w:rFonts w:ascii="Baskerville Old Face" w:hAnsi="Baskerville Old Face"/>
+          <w:sz w:val="28"/>
+          <w:szCs w:val="28"/>
+          <w:lang w:val="en-US"/>
+        </w:rPr>
+        <w:t>in order to</w:t>
+      </w:r>
+      <w:proofErr w:type="gramEnd"/>
+      <w:r>
+        <w:rPr>
+          <w:rFonts w:ascii="Baskerville Old Face" w:hAnsi="Baskerville Old Face"/>
+          <w:sz w:val="28"/>
+          <w:szCs w:val="28"/>
+          <w:lang w:val="en-US"/>
+        </w:rPr>
+        <w:t xml:space="preserve"> clarify his conception of the state.</w:t>
+      </w:r>
+      <w:r>
+        <w:rPr>
+          <w:rFonts w:ascii="Baskerville Old Face" w:hAnsi="Baskerville Old Face"/>
+          <w:sz w:val="28"/>
+          <w:szCs w:val="28"/>
+          <w:lang w:val="en-US"/>
+        </w:rPr>
+        <w:t xml:space="preserve"> </w:t>
+      </w:r>
+      <w:r>
+        <w:rPr>
+          <w:rFonts w:ascii="Baskerville Old Face" w:hAnsi="Baskerville Old Face"/>
+          <w:sz w:val="28"/>
+          <w:szCs w:val="28"/>
+          <w:lang w:val="en-US"/>
+        </w:rPr>
         <w:t>Thus, f</w:t>
       </w:r>
       <w:r>
@@ -673,7 +1075,25 @@
           <w:szCs w:val="28"/>
           <w:lang w:val="en-US"/>
         </w:rPr>
-        <w:t xml:space="preserve">ollowing the German jurist, </w:t>
+        <w:t>ollowing the German jurist</w:t>
+      </w:r>
+      <w:r>
+        <w:rPr>
+          <w:rFonts w:ascii="Baskerville Old Face" w:hAnsi="Baskerville Old Face"/>
+          <w:sz w:val="28"/>
+          <w:szCs w:val="28"/>
+          <w:lang w:val="en-US"/>
+        </w:rPr>
+        <w:t>:</w:t>
+      </w:r>
+      <w:r>
+        <w:rPr>
+          <w:rFonts w:ascii="Baskerville Old Face" w:hAnsi="Baskerville Old Face"/>
+          <w:sz w:val="28"/>
+          <w:szCs w:val="28"/>
+          <w:lang w:val="en-US"/>
+        </w:rPr>
+        <w:t xml:space="preserve"> </w:t>
       </w:r>
     </w:p>
     <w:p>
@@ -694,15 +1114,6 @@
           <w:szCs w:val="28"/>
           <w:lang w:val="en-US"/>
         </w:rPr>
-        <w:t>“</w:t>
-      </w:r>
-      <w:r>
-        <w:rPr>
-          <w:rFonts w:ascii="Baskerville Old Face" w:hAnsi="Baskerville Old Face"/>
-          <w:sz w:val="28"/>
-          <w:szCs w:val="28"/>
-          <w:lang w:val="en-US"/>
-        </w:rPr>
         <w:t>The political must therefore rest on its own ultimate distinctions, to which all action with a specifically political meaning can be traced</w:t>
       </w:r>
       <w:r>
@@ -712,7 +1123,7 @@
           <w:szCs w:val="28"/>
           <w:lang w:val="en-US"/>
         </w:rPr>
-        <w:t xml:space="preserve">(…) </w:t>
+        <w:t xml:space="preserve">… </w:t>
       </w:r>
       <w:r>
         <w:rPr>
@@ -725,22 +1136,13 @@
       </w:r>
       <w:r>
         <w:rPr>
-          <w:rFonts w:ascii="Baskerville Old Face" w:hAnsi="Baskerville Old Face"/>
-          <w:sz w:val="28"/>
-          <w:szCs w:val="28"/>
-          <w:lang w:val="en-US"/>
-        </w:rPr>
-        <w:t>”</w:t>
-      </w:r>
-      <w:r>
-        <w:rPr>
-          <w:rStyle w:val="Refdenotaalpie"/>
-          <w:rFonts w:ascii="Baskerville Old Face" w:hAnsi="Baskerville Old Face"/>
-          <w:sz w:val="28"/>
-          <w:szCs w:val="28"/>
-          <w:lang w:val="en-US"/>
-        </w:rPr>
-        <w:footnoteReference w:id="5"/>
+          <w:rStyle w:val="Refdenotaalfinal"/>
+          <w:rFonts w:ascii="Baskerville Old Face" w:hAnsi="Baskerville Old Face"/>
+          <w:sz w:val="28"/>
+          <w:szCs w:val="28"/>
+          <w:lang w:val="en-US"/>
+        </w:rPr>
+        <w:endnoteReference w:id="7"/>
       </w:r>
     </w:p>
     <w:p>
@@ -778,7 +1180,17 @@
           <w:szCs w:val="28"/>
           <w:lang w:val="en-US"/>
         </w:rPr>
-        <w:t xml:space="preserve"> Schmitt does not juxtapose th</w:t>
+        <w:t xml:space="preserve"> Schmitt does not </w:t>
+      </w:r>
+      <w:proofErr w:type="gramStart"/>
+      <w:r>
+        <w:rPr>
+          <w:rFonts w:ascii="Baskerville Old Face" w:hAnsi="Baskerville Old Face"/>
+          <w:sz w:val="28"/>
+          <w:szCs w:val="28"/>
+          <w:lang w:val="en-US"/>
+        </w:rPr>
+        <w:t>juxtapose th</w:t>
       </w:r>
       <w:r>
         <w:rPr>
@@ -789,6 +1201,7 @@
         </w:rPr>
         <w:t>e political</w:t>
       </w:r>
+      <w:proofErr w:type="gramEnd"/>
       <w:r>
         <w:rPr>
           <w:rFonts w:ascii="Baskerville Old Face" w:hAnsi="Baskerville Old Face"/>
@@ -805,7 +1218,16 @@
           <w:szCs w:val="28"/>
           <w:lang w:val="en-US"/>
         </w:rPr>
-        <w:t>-</w:t>
+        <w:softHyphen/>
+      </w:r>
+      <w:r>
+        <w:rPr>
+          <w:rFonts w:ascii="Baskerville Old Face" w:hAnsi="Baskerville Old Face"/>
+          <w:sz w:val="28"/>
+          <w:szCs w:val="28"/>
+          <w:lang w:val="en-US"/>
+        </w:rPr>
+        <w:t>—</w:t>
       </w:r>
       <w:r>
         <w:rPr>
@@ -823,25 +1245,25 @@
           <w:szCs w:val="28"/>
           <w:lang w:val="en-US"/>
         </w:rPr>
-        <w:t>-</w:t>
-      </w:r>
-      <w:r>
-        <w:rPr>
-          <w:rFonts w:ascii="Baskerville Old Face" w:hAnsi="Baskerville Old Face"/>
-          <w:sz w:val="28"/>
-          <w:szCs w:val="28"/>
-          <w:lang w:val="en-US"/>
-        </w:rPr>
-        <w:t xml:space="preserve">, the aesthetic one, </w:t>
-      </w:r>
-      <w:r>
-        <w:rPr>
-          <w:rFonts w:ascii="Baskerville Old Face" w:hAnsi="Baskerville Old Face"/>
-          <w:sz w:val="28"/>
-          <w:szCs w:val="28"/>
-          <w:lang w:val="en-US"/>
-        </w:rPr>
-        <w:t>-</w:t>
+        <w:t>—</w:t>
+      </w:r>
+      <w:r>
+        <w:rPr>
+          <w:rFonts w:ascii="Baskerville Old Face" w:hAnsi="Baskerville Old Face"/>
+          <w:sz w:val="28"/>
+          <w:szCs w:val="28"/>
+          <w:lang w:val="en-US"/>
+        </w:rPr>
+        <w:t xml:space="preserve"> the aesthetic one </w:t>
+      </w:r>
+      <w:r>
+        <w:rPr>
+          <w:rFonts w:ascii="Baskerville Old Face" w:hAnsi="Baskerville Old Face"/>
+          <w:sz w:val="28"/>
+          <w:szCs w:val="28"/>
+          <w:lang w:val="en-US"/>
+        </w:rPr>
+        <w:t>—</w:t>
       </w:r>
       <w:r>
         <w:rPr>
@@ -859,44 +1281,173 @@
           <w:szCs w:val="28"/>
           <w:lang w:val="en-US"/>
         </w:rPr>
-        <w:t>-</w:t>
-      </w:r>
-      <w:r>
-        <w:rPr>
-          <w:rFonts w:ascii="Baskerville Old Face" w:hAnsi="Baskerville Old Face"/>
-          <w:sz w:val="28"/>
-          <w:szCs w:val="28"/>
-          <w:lang w:val="en-US"/>
-        </w:rPr>
-        <w:t>, and so on. Since the decision regarding the enemy entails, and must entail, the</w:t>
-      </w:r>
-      <w:r>
-        <w:rPr>
-          <w:rFonts w:ascii="Baskerville Old Face" w:hAnsi="Baskerville Old Face"/>
-          <w:sz w:val="28"/>
-          <w:szCs w:val="28"/>
-          <w:lang w:val="en-US"/>
-        </w:rPr>
-        <w:t xml:space="preserve"> “real possibility of physical killing”</w:t>
-      </w:r>
-      <w:r>
-        <w:rPr>
-          <w:rStyle w:val="Refdenotaalpie"/>
-          <w:rFonts w:ascii="Baskerville Old Face" w:hAnsi="Baskerville Old Face"/>
-          <w:sz w:val="28"/>
-          <w:szCs w:val="28"/>
-          <w:lang w:val="en-US"/>
-        </w:rPr>
-        <w:footnoteReference w:id="6"/>
-      </w:r>
-      <w:r>
-        <w:rPr>
-          <w:rFonts w:ascii="Baskerville Old Face" w:hAnsi="Baskerville Old Face"/>
-          <w:sz w:val="28"/>
-          <w:szCs w:val="28"/>
-          <w:lang w:val="en-US"/>
-        </w:rPr>
-        <w:t xml:space="preserve">, this distinction is one about life or death. The gravity of this decision as well as the great burden of its consequences is what distinguishes the political from the rest of the domains of human life and society, offering it the hierarchically superior place of the </w:t>
+        <w:t>—</w:t>
+      </w:r>
+      <w:r>
+        <w:rPr>
+          <w:rFonts w:ascii="Baskerville Old Face" w:hAnsi="Baskerville Old Face"/>
+          <w:sz w:val="28"/>
+          <w:szCs w:val="28"/>
+          <w:lang w:val="en-US"/>
+        </w:rPr>
+        <w:t xml:space="preserve"> and so on. Since the decision regarding the enemy entails, and must entail, the</w:t>
+      </w:r>
+      <w:r>
+        <w:rPr>
+          <w:rFonts w:ascii="Baskerville Old Face" w:hAnsi="Baskerville Old Face"/>
+          <w:sz w:val="28"/>
+          <w:szCs w:val="28"/>
+          <w:lang w:val="en-US"/>
+        </w:rPr>
+        <w:t xml:space="preserve"> “real possibility of physical killing</w:t>
+      </w:r>
+      <w:r>
+        <w:rPr>
+          <w:rFonts w:ascii="Baskerville Old Face" w:hAnsi="Baskerville Old Face"/>
+          <w:sz w:val="28"/>
+          <w:szCs w:val="28"/>
+          <w:lang w:val="en-US"/>
+        </w:rPr>
+        <w:t>,</w:t>
+      </w:r>
+      <w:r>
+        <w:rPr>
+          <w:rFonts w:ascii="Baskerville Old Face" w:hAnsi="Baskerville Old Face"/>
+          <w:sz w:val="28"/>
+          <w:szCs w:val="28"/>
+          <w:lang w:val="en-US"/>
+        </w:rPr>
+        <w:t>”</w:t>
+      </w:r>
+      <w:r>
+        <w:rPr>
+          <w:rStyle w:val="Refdenotaalfinal"/>
+          <w:rFonts w:ascii="Baskerville Old Face" w:hAnsi="Baskerville Old Face"/>
+          <w:sz w:val="28"/>
+          <w:szCs w:val="28"/>
+          <w:lang w:val="en-US"/>
+        </w:rPr>
+        <w:endnoteReference w:id="8"/>
+      </w:r>
+      <w:r>
+        <w:rPr>
+          <w:rFonts w:ascii="Baskerville Old Face" w:hAnsi="Baskerville Old Face"/>
+          <w:sz w:val="28"/>
+          <w:szCs w:val="28"/>
+          <w:lang w:val="en-US"/>
+        </w:rPr>
+        <w:t xml:space="preserve"> this distinction is one about life or death. The gravity of this decision as well as the great burden of its consequences is what distinguishes the political from the rest of the domains of human life and society, offering it the hierarchically superior place of the most essential decision of a grouping of people. In the light of the superiority of the political to the rest of the domains, we can better understand the description of the political,</w:t>
+      </w:r>
+      <w:r>
+        <w:rPr>
+          <w:rFonts w:ascii="Baskerville Old Face" w:hAnsi="Baskerville Old Face"/>
+          <w:sz w:val="28"/>
+          <w:szCs w:val="28"/>
+          <w:lang w:val="en-US"/>
+        </w:rPr>
+        <w:t xml:space="preserve"> that is,</w:t>
+      </w:r>
+      <w:r>
+        <w:rPr>
+          <w:rFonts w:ascii="Baskerville Old Face" w:hAnsi="Baskerville Old Face"/>
+          <w:sz w:val="28"/>
+          <w:szCs w:val="28"/>
+          <w:lang w:val="en-US"/>
+        </w:rPr>
+        <w:t xml:space="preserve"> the distinction between friend and enemy</w:t>
+      </w:r>
+      <w:r>
+        <w:rPr>
+          <w:rFonts w:ascii="Baskerville Old Face" w:hAnsi="Baskerville Old Face"/>
+          <w:sz w:val="28"/>
+          <w:szCs w:val="28"/>
+          <w:lang w:val="en-US"/>
+        </w:rPr>
+        <w:t>,</w:t>
+      </w:r>
+      <w:r>
+        <w:rPr>
+          <w:rFonts w:ascii="Baskerville Old Face" w:hAnsi="Baskerville Old Face"/>
+          <w:sz w:val="28"/>
+          <w:szCs w:val="28"/>
+          <w:lang w:val="en-US"/>
+        </w:rPr>
+        <w:t xml:space="preserve"> as “</w:t>
+      </w:r>
+      <w:r>
+        <w:rPr>
+          <w:rFonts w:ascii="Baskerville Old Face" w:hAnsi="Baskerville Old Face"/>
+          <w:sz w:val="28"/>
+          <w:szCs w:val="28"/>
+          <w:lang w:val="en-US"/>
+        </w:rPr>
+        <w:t>the utmost degree of intensity of a union or separation, of an association or dissociation</w:t>
+      </w:r>
+      <w:r>
+        <w:rPr>
+          <w:rFonts w:ascii="Baskerville Old Face" w:hAnsi="Baskerville Old Face"/>
+          <w:sz w:val="28"/>
+          <w:szCs w:val="28"/>
+          <w:lang w:val="en-US"/>
+        </w:rPr>
+        <w:t>.”</w:t>
+      </w:r>
+      <w:r>
+        <w:rPr>
+          <w:rStyle w:val="Refdenotaalfinal"/>
+          <w:rFonts w:ascii="Baskerville Old Face" w:hAnsi="Baskerville Old Face"/>
+          <w:sz w:val="28"/>
+          <w:szCs w:val="28"/>
+          <w:lang w:val="en-US"/>
+        </w:rPr>
+        <w:endnoteReference w:id="9"/>
+      </w:r>
+      <w:r>
+        <w:rPr>
+          <w:rFonts w:ascii="Baskerville Old Face" w:hAnsi="Baskerville Old Face"/>
+          <w:sz w:val="28"/>
+          <w:szCs w:val="28"/>
+          <w:lang w:val="en-US"/>
+        </w:rPr>
+        <w:t xml:space="preserve"> The political pervades, penetrates, and intensifies every aspect and domain of </w:t>
+      </w:r>
+      <w:r>
+        <w:rPr>
+          <w:rFonts w:ascii="Baskerville Old Face" w:hAnsi="Baskerville Old Face"/>
+          <w:sz w:val="28"/>
+          <w:szCs w:val="28"/>
+          <w:lang w:val="en-US"/>
+        </w:rPr>
+        <w:t>human</w:t>
+      </w:r>
+      <w:r>
+        <w:rPr>
+          <w:rFonts w:ascii="Baskerville Old Face" w:hAnsi="Baskerville Old Face"/>
+          <w:sz w:val="28"/>
+          <w:szCs w:val="28"/>
+          <w:lang w:val="en-US"/>
+        </w:rPr>
+        <w:t xml:space="preserve"> life. If any grouping of people, notwithstanding its origin, </w:t>
+      </w:r>
+      <w:proofErr w:type="gramStart"/>
+      <w:r>
+        <w:rPr>
+          <w:rFonts w:ascii="Baskerville Old Face" w:hAnsi="Baskerville Old Face"/>
+          <w:sz w:val="28"/>
+          <w:szCs w:val="28"/>
+          <w:lang w:val="en-US"/>
+        </w:rPr>
+        <w:t>is capable of declaring</w:t>
+      </w:r>
+      <w:proofErr w:type="gramEnd"/>
+      <w:r>
+        <w:rPr>
+          <w:rFonts w:ascii="Baskerville Old Face" w:hAnsi="Baskerville Old Face"/>
+          <w:sz w:val="28"/>
+          <w:szCs w:val="28"/>
+          <w:lang w:val="en-US"/>
+        </w:rPr>
+        <w:t xml:space="preserve"> the enemy and assuming/accepting the possibility of ending his existence, then this group has become a political one. </w:t>
       </w:r>
       <w:r>
         <w:rPr>
@@ -906,190 +1457,36 @@
           <w:lang w:val="en-US"/>
         </w:rPr>
         <w:lastRenderedPageBreak/>
-        <w:t>most essential decision of a grouping of people. In the light of the superiority of the political to the rest of the domains, we can better understand the description of the political,</w:t>
-      </w:r>
-      <w:r>
-        <w:rPr>
-          <w:rFonts w:ascii="Baskerville Old Face" w:hAnsi="Baskerville Old Face"/>
-          <w:sz w:val="28"/>
-          <w:szCs w:val="28"/>
-          <w:lang w:val="en-US"/>
-        </w:rPr>
-        <w:t xml:space="preserve"> that is,</w:t>
-      </w:r>
-      <w:r>
-        <w:rPr>
-          <w:rFonts w:ascii="Baskerville Old Face" w:hAnsi="Baskerville Old Face"/>
-          <w:sz w:val="28"/>
-          <w:szCs w:val="28"/>
-          <w:lang w:val="en-US"/>
-        </w:rPr>
-        <w:t xml:space="preserve"> the distinction between friend and enemy</w:t>
-      </w:r>
-      <w:r>
-        <w:rPr>
-          <w:rFonts w:ascii="Baskerville Old Face" w:hAnsi="Baskerville Old Face"/>
-          <w:sz w:val="28"/>
-          <w:szCs w:val="28"/>
-          <w:lang w:val="en-US"/>
-        </w:rPr>
-        <w:t>,</w:t>
-      </w:r>
-      <w:r>
-        <w:rPr>
-          <w:rFonts w:ascii="Baskerville Old Face" w:hAnsi="Baskerville Old Face"/>
-          <w:sz w:val="28"/>
-          <w:szCs w:val="28"/>
-          <w:lang w:val="en-US"/>
-        </w:rPr>
-        <w:t xml:space="preserve"> as “</w:t>
-      </w:r>
-      <w:r>
-        <w:rPr>
-          <w:rFonts w:ascii="Baskerville Old Face" w:hAnsi="Baskerville Old Face"/>
-          <w:sz w:val="28"/>
-          <w:szCs w:val="28"/>
-          <w:lang w:val="en-US"/>
-        </w:rPr>
-        <w:t>the utmost degree of intensity of a union or separation, of an association or dissociation</w:t>
-      </w:r>
-      <w:r>
-        <w:rPr>
-          <w:rFonts w:ascii="Baskerville Old Face" w:hAnsi="Baskerville Old Face"/>
-          <w:sz w:val="28"/>
-          <w:szCs w:val="28"/>
-          <w:lang w:val="en-US"/>
-        </w:rPr>
-        <w:t>.”</w:t>
-      </w:r>
-      <w:r>
-        <w:rPr>
-          <w:rStyle w:val="Refdenotaalpie"/>
-          <w:rFonts w:ascii="Baskerville Old Face" w:hAnsi="Baskerville Old Face"/>
-          <w:sz w:val="28"/>
-          <w:szCs w:val="28"/>
-          <w:lang w:val="en-US"/>
-        </w:rPr>
-        <w:footnoteReference w:id="7"/>
-      </w:r>
-      <w:r>
-        <w:rPr>
-          <w:rFonts w:ascii="Baskerville Old Face" w:hAnsi="Baskerville Old Face"/>
-          <w:sz w:val="28"/>
-          <w:szCs w:val="28"/>
-          <w:lang w:val="en-US"/>
-        </w:rPr>
-        <w:t xml:space="preserve"> The political pervades, penetrates, and intensifies every aspect and domain of </w:t>
-      </w:r>
-      <w:r>
-        <w:rPr>
-          <w:rFonts w:ascii="Baskerville Old Face" w:hAnsi="Baskerville Old Face"/>
-          <w:sz w:val="28"/>
-          <w:szCs w:val="28"/>
-          <w:lang w:val="en-US"/>
-        </w:rPr>
-        <w:t>human</w:t>
-      </w:r>
-      <w:r>
-        <w:rPr>
-          <w:rFonts w:ascii="Baskerville Old Face" w:hAnsi="Baskerville Old Face"/>
-          <w:sz w:val="28"/>
-          <w:szCs w:val="28"/>
-          <w:lang w:val="en-US"/>
-        </w:rPr>
-        <w:t xml:space="preserve"> life. If any grouping of people, notwithstanding its origin, is capable of declaring the enemy and assuming/accepting the possibility of ending his existence, then this group has become a political one. Nothing can eventually escape the political, since the latter entails the possibility and the burden of ending a life. </w:t>
-      </w:r>
-    </w:p>
-    <w:p>
-      <w:pPr>
-        <w:jc w:val="both"/>
-        <w:rPr>
-          <w:rFonts w:ascii="Baskerville Old Face" w:hAnsi="Baskerville Old Face"/>
-          <w:sz w:val="28"/>
-          <w:szCs w:val="28"/>
-          <w:lang w:val="en-US"/>
-        </w:rPr>
-      </w:pPr>
-      <w:r>
-        <w:rPr>
-          <w:rFonts w:ascii="Baskerville Old Face" w:hAnsi="Baskerville Old Face"/>
-          <w:sz w:val="28"/>
-          <w:szCs w:val="28"/>
-          <w:lang w:val="en-US"/>
-        </w:rPr>
-        <w:t xml:space="preserve">Furthermore, basing his approach on a pessimistic and Hobbesian approach </w:t>
-      </w:r>
-      <w:r>
-        <w:rPr>
-          <w:rFonts w:ascii="Baskerville Old Face" w:hAnsi="Baskerville Old Face"/>
-          <w:sz w:val="28"/>
-          <w:szCs w:val="28"/>
-          <w:lang w:val="en-US"/>
-        </w:rPr>
-        <w:t>regarding</w:t>
-      </w:r>
-      <w:r>
-        <w:rPr>
-          <w:rFonts w:ascii="Baskerville Old Face" w:hAnsi="Baskerville Old Face"/>
-          <w:sz w:val="28"/>
-          <w:szCs w:val="28"/>
-          <w:lang w:val="en-US"/>
-        </w:rPr>
-        <w:t xml:space="preserve"> human being</w:t>
-      </w:r>
-      <w:r>
-        <w:rPr>
-          <w:rFonts w:ascii="Baskerville Old Face" w:hAnsi="Baskerville Old Face"/>
-          <w:sz w:val="28"/>
-          <w:szCs w:val="28"/>
-          <w:lang w:val="en-US"/>
-        </w:rPr>
-        <w:t>’s essence</w:t>
-      </w:r>
-      <w:r>
-        <w:rPr>
-          <w:rFonts w:ascii="Baskerville Old Face" w:hAnsi="Baskerville Old Face"/>
-          <w:sz w:val="28"/>
-          <w:szCs w:val="28"/>
-          <w:lang w:val="en-US"/>
-        </w:rPr>
-        <w:t xml:space="preserve">, Schmitt affirms the inescapability </w:t>
-      </w:r>
-      <w:r>
-        <w:rPr>
-          <w:rFonts w:ascii="Baskerville Old Face" w:hAnsi="Baskerville Old Face"/>
-          <w:sz w:val="28"/>
-          <w:szCs w:val="28"/>
-          <w:lang w:val="en-US"/>
-        </w:rPr>
-        <w:t>of</w:t>
-      </w:r>
-      <w:r>
-        <w:rPr>
-          <w:rFonts w:ascii="Baskerville Old Face" w:hAnsi="Baskerville Old Face"/>
-          <w:sz w:val="28"/>
-          <w:szCs w:val="28"/>
-          <w:lang w:val="en-US"/>
-        </w:rPr>
-        <w:t xml:space="preserve"> the political</w:t>
-      </w:r>
-      <w:r>
-        <w:rPr>
-          <w:rFonts w:ascii="Baskerville Old Face" w:hAnsi="Baskerville Old Face"/>
-          <w:sz w:val="28"/>
-          <w:szCs w:val="28"/>
-          <w:lang w:val="en-US"/>
-        </w:rPr>
-        <w:t>.</w:t>
-      </w:r>
-      <w:r>
-        <w:rPr>
-          <w:rFonts w:ascii="Baskerville Old Face" w:hAnsi="Baskerville Old Face"/>
-          <w:sz w:val="28"/>
-          <w:szCs w:val="28"/>
-          <w:lang w:val="en-US"/>
-        </w:rPr>
-        <w:t xml:space="preserve"> In his own words, </w:t>
+        <w:t xml:space="preserve">Nothing can eventually escape the political, since the latter entails the possibility and the burden of ending a life. </w:t>
+      </w:r>
+      <w:r>
+        <w:rPr>
+          <w:rFonts w:ascii="Baskerville Old Face" w:hAnsi="Baskerville Old Face"/>
+          <w:sz w:val="28"/>
+          <w:szCs w:val="28"/>
+          <w:lang w:val="en-US"/>
+        </w:rPr>
+        <w:t xml:space="preserve">Basing his approach on a pessimistic and Hobbesian approach regarding human </w:t>
+      </w:r>
+      <w:proofErr w:type="gramStart"/>
+      <w:r>
+        <w:rPr>
+          <w:rFonts w:ascii="Baskerville Old Face" w:hAnsi="Baskerville Old Face"/>
+          <w:sz w:val="28"/>
+          <w:szCs w:val="28"/>
+          <w:lang w:val="en-US"/>
+        </w:rPr>
+        <w:t>being’s</w:t>
+      </w:r>
+      <w:proofErr w:type="gramEnd"/>
+      <w:r>
+        <w:rPr>
+          <w:rFonts w:ascii="Baskerville Old Face" w:hAnsi="Baskerville Old Face"/>
+          <w:sz w:val="28"/>
+          <w:szCs w:val="28"/>
+          <w:lang w:val="en-US"/>
+        </w:rPr>
+        <w:t xml:space="preserve"> essence, Schmitt says:</w:t>
       </w:r>
     </w:p>
     <w:p>
@@ -1110,15 +1507,6 @@
           <w:szCs w:val="28"/>
           <w:lang w:val="en-US"/>
         </w:rPr>
-        <w:t>“</w:t>
-      </w:r>
-      <w:r>
-        <w:rPr>
-          <w:rFonts w:ascii="Baskerville Old Face" w:hAnsi="Baskerville Old Face"/>
-          <w:sz w:val="28"/>
-          <w:szCs w:val="28"/>
-          <w:lang w:val="en-US"/>
-        </w:rPr>
         <w:t xml:space="preserve">The political entity presupposes the real existence of an enemy and therefore coexistence with another political entity. As long as a state exists, there will thus always be in the world more than just one state. A world state which embraces the entire globe and all of humanity cannot exist. </w:t>
       </w:r>
       <w:r>
@@ -1128,17 +1516,17 @@
           <w:szCs w:val="28"/>
           <w:lang w:val="en-US"/>
         </w:rPr>
-        <w:t>The political world is a pluriverse, not a universe.”</w:t>
-      </w:r>
-      <w:r>
-        <w:rPr>
-          <w:rStyle w:val="Refdenotaalpie"/>
-          <w:rFonts w:ascii="Baskerville Old Face" w:hAnsi="Baskerville Old Face"/>
-          <w:sz w:val="28"/>
-          <w:szCs w:val="28"/>
-          <w:lang w:val="en-US"/>
-        </w:rPr>
-        <w:footnoteReference w:id="8"/>
+        <w:t>The political world is a pluriverse, not a universe.</w:t>
+      </w:r>
+      <w:r>
+        <w:rPr>
+          <w:rStyle w:val="Refdenotaalfinal"/>
+          <w:rFonts w:ascii="Baskerville Old Face" w:hAnsi="Baskerville Old Face"/>
+          <w:sz w:val="28"/>
+          <w:szCs w:val="28"/>
+          <w:lang w:val="en-US"/>
+        </w:rPr>
+        <w:endnoteReference w:id="10"/>
       </w:r>
     </w:p>
     <w:p>
@@ -1266,7 +1654,25 @@
           <w:szCs w:val="28"/>
           <w:lang w:val="en-US"/>
         </w:rPr>
-        <w:t xml:space="preserve"> defiance that it either remains a state or loses its power. Namely, a state that is not ready to declare the enemy or take all the necessary measures against this enemy -physical </w:t>
+        <w:t xml:space="preserve"> defiance that it either remains a state or loses its power. Namely, a state that is not ready to declare the enemy or take all the necessary measures against this enemy</w:t>
+      </w:r>
+      <w:r>
+        <w:rPr>
+          <w:rFonts w:ascii="Baskerville Old Face" w:hAnsi="Baskerville Old Face"/>
+          <w:sz w:val="28"/>
+          <w:szCs w:val="28"/>
+          <w:lang w:val="en-US"/>
+        </w:rPr>
+        <w:t xml:space="preserve"> —</w:t>
+      </w:r>
+      <w:r>
+        <w:rPr>
+          <w:rFonts w:ascii="Baskerville Old Face" w:hAnsi="Baskerville Old Face"/>
+          <w:sz w:val="28"/>
+          <w:szCs w:val="28"/>
+          <w:lang w:val="en-US"/>
+        </w:rPr>
+        <w:t xml:space="preserve">physical </w:t>
       </w:r>
       <w:r>
         <w:rPr>
@@ -1284,16 +1690,70 @@
           <w:szCs w:val="28"/>
           <w:lang w:val="en-US"/>
         </w:rPr>
-        <w:t xml:space="preserve"> included- is no longer political, ergo, no longer a state. </w:t>
-      </w:r>
-      <w:r>
-        <w:rPr>
-          <w:rFonts w:ascii="Baskerville Old Face" w:hAnsi="Baskerville Old Face"/>
-          <w:sz w:val="28"/>
-          <w:szCs w:val="28"/>
-          <w:lang w:val="en-US"/>
-        </w:rPr>
-        <w:t>Violence, intolerability to open defiance and preparedness to (re)impose its authority</w:t>
+        <w:t xml:space="preserve"> included</w:t>
+      </w:r>
+      <w:r>
+        <w:rPr>
+          <w:rFonts w:ascii="Baskerville Old Face" w:hAnsi="Baskerville Old Face"/>
+          <w:sz w:val="28"/>
+          <w:szCs w:val="28"/>
+          <w:lang w:val="en-US"/>
+        </w:rPr>
+        <w:t>—</w:t>
+      </w:r>
+      <w:r>
+        <w:rPr>
+          <w:rFonts w:ascii="Baskerville Old Face" w:hAnsi="Baskerville Old Face"/>
+          <w:sz w:val="28"/>
+          <w:szCs w:val="28"/>
+          <w:lang w:val="en-US"/>
+        </w:rPr>
+        <w:t xml:space="preserve"> is no longer political, ergo, no longer a state. </w:t>
+      </w:r>
+      <w:r>
+        <w:rPr>
+          <w:rFonts w:ascii="Baskerville Old Face" w:hAnsi="Baskerville Old Face"/>
+          <w:sz w:val="28"/>
+          <w:szCs w:val="28"/>
+          <w:lang w:val="en-US"/>
+        </w:rPr>
+        <w:t>Violence, intolera</w:t>
+      </w:r>
+      <w:r>
+        <w:rPr>
+          <w:rFonts w:ascii="Baskerville Old Face" w:hAnsi="Baskerville Old Face"/>
+          <w:sz w:val="28"/>
+          <w:szCs w:val="28"/>
+          <w:lang w:val="en-US"/>
+        </w:rPr>
+        <w:t>nce</w:t>
+      </w:r>
+      <w:r>
+        <w:rPr>
+          <w:rFonts w:ascii="Baskerville Old Face" w:hAnsi="Baskerville Old Face"/>
+          <w:sz w:val="28"/>
+          <w:szCs w:val="28"/>
+          <w:lang w:val="en-US"/>
+        </w:rPr>
+        <w:t xml:space="preserve"> to open defiance</w:t>
+      </w:r>
+      <w:r>
+        <w:rPr>
+          <w:rFonts w:ascii="Baskerville Old Face" w:hAnsi="Baskerville Old Face"/>
+          <w:sz w:val="28"/>
+          <w:szCs w:val="28"/>
+          <w:lang w:val="en-US"/>
+        </w:rPr>
+        <w:t>,</w:t>
+      </w:r>
+      <w:r>
+        <w:rPr>
+          <w:rFonts w:ascii="Baskerville Old Face" w:hAnsi="Baskerville Old Face"/>
+          <w:sz w:val="28"/>
+          <w:szCs w:val="28"/>
+          <w:lang w:val="en-US"/>
+        </w:rPr>
+        <w:t xml:space="preserve"> and preparedness to (re)impose its authority</w:t>
       </w:r>
       <w:r>
         <w:rPr>
@@ -1311,7 +1771,7 @@
           <w:szCs w:val="28"/>
           <w:lang w:val="en-US"/>
         </w:rPr>
-        <w:t xml:space="preserve">, </w:t>
+        <w:t xml:space="preserve"> </w:t>
       </w:r>
       <w:r>
         <w:rPr>
@@ -1349,7 +1809,25 @@
           <w:szCs w:val="28"/>
           <w:lang w:val="en-US"/>
         </w:rPr>
-        <w:t>Following the German Jurist, the idea of a non-intervening, night-watchman state is a degradation of the essence of the state</w:t>
+        <w:t xml:space="preserve">Following the German </w:t>
+      </w:r>
+      <w:r>
+        <w:rPr>
+          <w:rFonts w:ascii="Baskerville Old Face" w:hAnsi="Baskerville Old Face"/>
+          <w:sz w:val="28"/>
+          <w:szCs w:val="28"/>
+          <w:lang w:val="en-US"/>
+        </w:rPr>
+        <w:t>j</w:t>
+      </w:r>
+      <w:r>
+        <w:rPr>
+          <w:rFonts w:ascii="Baskerville Old Face" w:hAnsi="Baskerville Old Face"/>
+          <w:sz w:val="28"/>
+          <w:szCs w:val="28"/>
+          <w:lang w:val="en-US"/>
+        </w:rPr>
+        <w:t>urist, the idea of a non-intervening, night-watchman state is a degradation of the essence of the state</w:t>
       </w:r>
       <w:r>
         <w:rPr>
@@ -1441,17 +1919,7 @@
           <w:szCs w:val="28"/>
           <w:lang w:val="en-US"/>
         </w:rPr>
-        <w:t xml:space="preserve"> the enemy </w:t>
-      </w:r>
-      <w:r>
-        <w:rPr>
-          <w:rFonts w:ascii="Baskerville Old Face" w:hAnsi="Baskerville Old Face"/>
-          <w:sz w:val="28"/>
-          <w:szCs w:val="28"/>
-          <w:lang w:val="en-US"/>
-        </w:rPr>
-        <w:lastRenderedPageBreak/>
-        <w:t>and the subsequent struggle against him. Even though there can be no period where states, and the political, do not exist, this does not mean that the whole life of the nations will be dedicated to an endless, daily bloody struggle. There will be moments of peace, tranquility and cultural development, but, according to Schmitt, it would be a mistake</w:t>
+        <w:t xml:space="preserve"> the enemy and the subsequent struggle against him. Even though there can be no period where states, and the political, do not exist, this does not mean that the whole life of the nations will be dedicated to an endless, daily bloody struggle. There will be moments of peace, tranquility and cultural development, but, according to Schmitt, it would be a mistake</w:t>
       </w:r>
       <w:r>
         <w:rPr>
@@ -1469,7 +1937,34 @@
           <w:szCs w:val="28"/>
           <w:lang w:val="en-US"/>
         </w:rPr>
-        <w:t>-one that liberals usually do- to forget that just like the Heraclitean lightning that steers all things, so does the political, the acceptance of the possibility of the conflict, steer</w:t>
+        <w:t>—</w:t>
+      </w:r>
+      <w:r>
+        <w:rPr>
+          <w:rFonts w:ascii="Baskerville Old Face" w:hAnsi="Baskerville Old Face"/>
+          <w:sz w:val="28"/>
+          <w:szCs w:val="28"/>
+          <w:lang w:val="en-US"/>
+        </w:rPr>
+        <w:t>one that liberals usually do</w:t>
+      </w:r>
+      <w:r>
+        <w:rPr>
+          <w:rFonts w:ascii="Baskerville Old Face" w:hAnsi="Baskerville Old Face"/>
+          <w:sz w:val="28"/>
+          <w:szCs w:val="28"/>
+          <w:lang w:val="en-US"/>
+        </w:rPr>
+        <w:t>—</w:t>
+      </w:r>
+      <w:r>
+        <w:rPr>
+          <w:rFonts w:ascii="Baskerville Old Face" w:hAnsi="Baskerville Old Face"/>
+          <w:sz w:val="28"/>
+          <w:szCs w:val="28"/>
+          <w:lang w:val="en-US"/>
+        </w:rPr>
+        <w:t xml:space="preserve"> to forget that just like the Heraclitean lightning that steers all things, so does the political, the acceptance of the possibility of the conflict, steer</w:t>
       </w:r>
       <w:r>
         <w:rPr>
@@ -1570,7 +2065,17 @@
           <w:szCs w:val="28"/>
           <w:lang w:val="en-US"/>
         </w:rPr>
-        <w:t xml:space="preserve"> it after a rupture; or, finally, as the means of </w:t>
+        <w:t xml:space="preserve"> it after a rupture; or, </w:t>
+      </w:r>
+      <w:r>
+        <w:rPr>
+          <w:rFonts w:ascii="Baskerville Old Face" w:hAnsi="Baskerville Old Face"/>
+          <w:sz w:val="28"/>
+          <w:szCs w:val="28"/>
+          <w:lang w:val="en-US"/>
+        </w:rPr>
+        <w:lastRenderedPageBreak/>
+        <w:t xml:space="preserve">finally, as the means of </w:t>
       </w:r>
       <w:r>
         <w:rPr>
@@ -1615,16 +2120,16 @@
           <w:szCs w:val="28"/>
           <w:lang w:val="en-US"/>
         </w:rPr>
-        <w:t xml:space="preserve"> element of the</w:t>
-      </w:r>
-      <w:r>
-        <w:rPr>
-          <w:rFonts w:ascii="Baskerville Old Face" w:hAnsi="Baskerville Old Face"/>
-          <w:sz w:val="28"/>
-          <w:szCs w:val="28"/>
-          <w:lang w:val="en-US"/>
-        </w:rPr>
-        <w:t xml:space="preserve"> order.  </w:t>
+        <w:t xml:space="preserve"> element of </w:t>
+      </w:r>
+      <w:r>
+        <w:rPr>
+          <w:rFonts w:ascii="Baskerville Old Face" w:hAnsi="Baskerville Old Face"/>
+          <w:sz w:val="28"/>
+          <w:szCs w:val="28"/>
+          <w:lang w:val="en-US"/>
+        </w:rPr>
+        <w:t xml:space="preserve">order.  </w:t>
       </w:r>
     </w:p>
     <w:p>
@@ -1644,17 +2149,17 @@
           <w:szCs w:val="28"/>
           <w:lang w:val="en-US"/>
         </w:rPr>
-        <w:t>The relation of the state with the order brings us to another crucial element of Schmitt’s thought: sovereignty. “Sovereign is he who decides on the exception”</w:t>
-      </w:r>
-      <w:r>
-        <w:rPr>
-          <w:rStyle w:val="Refdenotaalpie"/>
-          <w:rFonts w:ascii="Baskerville Old Face" w:hAnsi="Baskerville Old Face"/>
-          <w:sz w:val="28"/>
-          <w:szCs w:val="28"/>
-          <w:lang w:val="en-US"/>
-        </w:rPr>
-        <w:footnoteReference w:id="9"/>
+        <w:t>The relation of the state with order brings us to another crucial element of Schmitt’s thought: sovereignty. “Sovereign is he who decides on the exception”</w:t>
+      </w:r>
+      <w:r>
+        <w:rPr>
+          <w:rStyle w:val="Refdenotaalfinal"/>
+          <w:rFonts w:ascii="Baskerville Old Face" w:hAnsi="Baskerville Old Face"/>
+          <w:sz w:val="28"/>
+          <w:szCs w:val="28"/>
+          <w:lang w:val="en-US"/>
+        </w:rPr>
+        <w:endnoteReference w:id="11"/>
       </w:r>
       <w:r>
         <w:rPr>
@@ -1713,25 +2218,17 @@
           <w:szCs w:val="28"/>
           <w:lang w:val="en-US"/>
         </w:rPr>
-        <w:t>“</w:t>
-      </w:r>
-      <w:r>
-        <w:rPr>
-          <w:rFonts w:ascii="Baskerville Old Face" w:hAnsi="Baskerville Old Face"/>
-          <w:sz w:val="28"/>
-          <w:szCs w:val="28"/>
-          <w:lang w:val="en-US"/>
-        </w:rPr>
         <w:t>The exception, which is not codified in the existing legal order, can at best be characterized as a case of extreme peril, a danger to the existence of the state, or the like. But it cannot be circumscribed factually and made to conform to a preformed law.</w:t>
       </w:r>
       <w:r>
         <w:rPr>
-          <w:rFonts w:ascii="Baskerville Old Face" w:hAnsi="Baskerville Old Face"/>
-          <w:sz w:val="28"/>
-          <w:szCs w:val="28"/>
-          <w:lang w:val="en-US"/>
-        </w:rPr>
-        <w:t>”</w:t>
+          <w:rStyle w:val="Refdenotaalfinal"/>
+          <w:rFonts w:ascii="Baskerville Old Face" w:hAnsi="Baskerville Old Face"/>
+          <w:sz w:val="28"/>
+          <w:szCs w:val="28"/>
+          <w:lang w:val="en-US"/>
+        </w:rPr>
+        <w:endnoteReference w:id="12"/>
       </w:r>
     </w:p>
     <w:p>
@@ -1781,35 +2278,44 @@
           <w:szCs w:val="28"/>
           <w:lang w:val="en-US"/>
         </w:rPr>
-        <w:t>“</w:t>
-      </w:r>
-      <w:r>
-        <w:rPr>
-          <w:rFonts w:ascii="Baskerville Old Face" w:hAnsi="Baskerville Old Face"/>
-          <w:sz w:val="28"/>
-          <w:szCs w:val="28"/>
-          <w:lang w:val="en-US"/>
-        </w:rPr>
-        <w:t>What characterizes an exception is principally unlimited authority, which means the suspension of the entire existing order. In such a situation it is dear that the state remains, whereas law recedes. Because the exception is different from anarchy and chaos, order in the juristic sense still prevails even if it is not of the ordinary kind</w:t>
-      </w:r>
-      <w:r>
-        <w:rPr>
-          <w:rFonts w:ascii="Baskerville Old Face" w:hAnsi="Baskerville Old Face"/>
-          <w:sz w:val="28"/>
-          <w:szCs w:val="28"/>
-          <w:lang w:val="en-US"/>
-        </w:rPr>
-        <w:t>”</w:t>
-      </w:r>
-      <w:r>
-        <w:rPr>
-          <w:rStyle w:val="Refdenotaalpie"/>
-          <w:rFonts w:ascii="Baskerville Old Face" w:hAnsi="Baskerville Old Face"/>
-          <w:sz w:val="28"/>
-          <w:szCs w:val="28"/>
-          <w:lang w:val="en-US"/>
-        </w:rPr>
-        <w:footnoteReference w:id="10"/>
+        <w:t xml:space="preserve">What characterizes an exception is principally unlimited authority, which means the suspension of the entire existing order. In such a situation it is </w:t>
+      </w:r>
+      <w:r>
+        <w:rPr>
+          <w:rFonts w:ascii="Baskerville Old Face" w:hAnsi="Baskerville Old Face"/>
+          <w:sz w:val="28"/>
+          <w:szCs w:val="28"/>
+          <w:lang w:val="en-US"/>
+        </w:rPr>
+        <w:t>cl</w:t>
+      </w:r>
+      <w:r>
+        <w:rPr>
+          <w:rFonts w:ascii="Baskerville Old Face" w:hAnsi="Baskerville Old Face"/>
+          <w:sz w:val="28"/>
+          <w:szCs w:val="28"/>
+          <w:lang w:val="en-US"/>
+        </w:rPr>
+        <w:t>ear that the state remains, whereas law recedes. Because the exception is different from anarchy and chaos, order in the juristic sense still prevails even if it is not of the ordinary kind</w:t>
+      </w:r>
+      <w:r>
+        <w:rPr>
+          <w:rFonts w:ascii="Baskerville Old Face" w:hAnsi="Baskerville Old Face"/>
+          <w:sz w:val="28"/>
+          <w:szCs w:val="28"/>
+          <w:lang w:val="en-US"/>
+        </w:rPr>
+        <w:t>.</w:t>
+      </w:r>
+      <w:r>
+        <w:rPr>
+          <w:rStyle w:val="Refdenotaalfinal"/>
+          <w:rFonts w:ascii="Baskerville Old Face" w:hAnsi="Baskerville Old Face"/>
+          <w:sz w:val="28"/>
+          <w:szCs w:val="28"/>
+          <w:lang w:val="en-US"/>
+        </w:rPr>
+        <w:endnoteReference w:id="13"/>
       </w:r>
     </w:p>
     <w:p>
@@ -1829,7 +2335,43 @@
           <w:szCs w:val="28"/>
           <w:lang w:val="en-US"/>
         </w:rPr>
-        <w:t xml:space="preserve">This decision thus on the exception is a decision on sovereignty as well. A kind of sovereignty that cannot be reduced to theoretical statements- such as the people as the sovereign in a constitutional democracy- but one that needs to be affirmed through an active, </w:t>
+        <w:t>This decision thus on the exception is a decision on sovereignty as well. A kind of sovereignty that cannot be reduced to theoretical statements</w:t>
+      </w:r>
+      <w:r>
+        <w:rPr>
+          <w:rFonts w:ascii="Baskerville Old Face" w:hAnsi="Baskerville Old Face"/>
+          <w:sz w:val="28"/>
+          <w:szCs w:val="28"/>
+          <w:lang w:val="en-US"/>
+        </w:rPr>
+        <w:t>—</w:t>
+      </w:r>
+      <w:r>
+        <w:rPr>
+          <w:rFonts w:ascii="Baskerville Old Face" w:hAnsi="Baskerville Old Face"/>
+          <w:sz w:val="28"/>
+          <w:szCs w:val="28"/>
+          <w:lang w:val="en-US"/>
+        </w:rPr>
+        <w:t xml:space="preserve"> such as the people as the sovereign in a constitutional democracy</w:t>
+      </w:r>
+      <w:r>
+        <w:rPr>
+          <w:rFonts w:ascii="Baskerville Old Face" w:hAnsi="Baskerville Old Face"/>
+          <w:sz w:val="28"/>
+          <w:szCs w:val="28"/>
+          <w:lang w:val="en-US"/>
+        </w:rPr>
+        <w:t>—</w:t>
+      </w:r>
+      <w:r>
+        <w:rPr>
+          <w:rFonts w:ascii="Baskerville Old Face" w:hAnsi="Baskerville Old Face"/>
+          <w:sz w:val="28"/>
+          <w:szCs w:val="28"/>
+          <w:lang w:val="en-US"/>
+        </w:rPr>
+        <w:t xml:space="preserve"> but one that needs to be affirmed through an active, </w:t>
       </w:r>
       <w:r>
         <w:rPr>
@@ -1847,17 +2389,7 @@
           <w:szCs w:val="28"/>
           <w:lang w:val="en-US"/>
         </w:rPr>
-        <w:t xml:space="preserve">-creating decision. The consequences </w:t>
-      </w:r>
-      <w:r>
-        <w:rPr>
-          <w:rFonts w:ascii="Baskerville Old Face" w:hAnsi="Baskerville Old Face"/>
-          <w:sz w:val="28"/>
-          <w:szCs w:val="28"/>
-          <w:lang w:val="en-US"/>
-        </w:rPr>
-        <w:lastRenderedPageBreak/>
-        <w:t xml:space="preserve">of the decision are not </w:t>
+        <w:t xml:space="preserve">-creating decision. The consequences of the decision are not </w:t>
       </w:r>
       <w:r>
         <w:rPr>
@@ -1902,7 +2434,7 @@
           <w:szCs w:val="28"/>
           <w:lang w:val="en-US"/>
         </w:rPr>
-        <w:t xml:space="preserve">real, that </w:t>
+        <w:t xml:space="preserve">real that </w:t>
       </w:r>
       <w:r>
         <w:rPr>
@@ -1929,7 +2461,16 @@
           <w:szCs w:val="28"/>
           <w:lang w:val="en-US"/>
         </w:rPr>
-        <w:t>. This decision not being made, sovereignty ceases to exist, and so does the state. Following Schmitt,</w:t>
+        <w:t>. This decision not being made, sovereignty ceases to exist, and so does the state. Following Schmitt</w:t>
+      </w:r>
+      <w:r>
+        <w:rPr>
+          <w:rFonts w:ascii="Baskerville Old Face" w:hAnsi="Baskerville Old Face"/>
+          <w:sz w:val="28"/>
+          <w:szCs w:val="28"/>
+          <w:lang w:val="en-US"/>
+        </w:rPr>
+        <w:t>:</w:t>
       </w:r>
     </w:p>
     <w:p>
@@ -1950,35 +2491,44 @@
           <w:szCs w:val="28"/>
           <w:lang w:val="en-US"/>
         </w:rPr>
-        <w:t>“</w:t>
-      </w:r>
-      <w:r>
-        <w:rPr>
-          <w:rFonts w:ascii="Baskerville Old Face" w:hAnsi="Baskerville Old Face"/>
-          <w:sz w:val="28"/>
-          <w:szCs w:val="28"/>
-          <w:lang w:val="en-US"/>
-        </w:rPr>
-        <w:t>The sovereign produces and guarantees the situation in its totality. He has the monopoly over this last decision. Therein resides the essence of the state's sovereignty, which must be juristically defined correctly, not as the monopoly to coerce or to rule, but as the monopoly to decide. The exception reveals most dearly the essence of the state's authority. The decision parts here from the legal norm, and (to formulate it paradoxically) authority proves that to produce law it need not be based on law</w:t>
-      </w:r>
-      <w:r>
-        <w:rPr>
-          <w:rFonts w:ascii="Baskerville Old Face" w:hAnsi="Baskerville Old Face"/>
-          <w:sz w:val="28"/>
-          <w:szCs w:val="28"/>
-          <w:lang w:val="en-US"/>
-        </w:rPr>
-        <w:t>”.</w:t>
-      </w:r>
-      <w:r>
-        <w:rPr>
-          <w:rStyle w:val="Refdenotaalpie"/>
-          <w:rFonts w:ascii="Baskerville Old Face" w:hAnsi="Baskerville Old Face"/>
-          <w:sz w:val="28"/>
-          <w:szCs w:val="28"/>
-          <w:lang w:val="en-US"/>
-        </w:rPr>
-        <w:footnoteReference w:id="11"/>
+        <w:t xml:space="preserve">The sovereign produces and guarantees the situation in its totality. He has the monopoly over this last decision. Therein resides the essence of the state's sovereignty, which must be juristically defined correctly, not as the monopoly to coerce or to rule, but as the monopoly to decide. The exception reveals most </w:t>
+      </w:r>
+      <w:r>
+        <w:rPr>
+          <w:rFonts w:ascii="Baskerville Old Face" w:hAnsi="Baskerville Old Face"/>
+          <w:sz w:val="28"/>
+          <w:szCs w:val="28"/>
+          <w:lang w:val="en-US"/>
+        </w:rPr>
+        <w:t>cl</w:t>
+      </w:r>
+      <w:r>
+        <w:rPr>
+          <w:rFonts w:ascii="Baskerville Old Face" w:hAnsi="Baskerville Old Face"/>
+          <w:sz w:val="28"/>
+          <w:szCs w:val="28"/>
+          <w:lang w:val="en-US"/>
+        </w:rPr>
+        <w:t>early the essence of the state's authority. The decision parts here from the legal norm, and (to formulate it paradoxically) authority proves that to produce law it need not be based on law</w:t>
+      </w:r>
+      <w:r>
+        <w:rPr>
+          <w:rFonts w:ascii="Baskerville Old Face" w:hAnsi="Baskerville Old Face"/>
+          <w:sz w:val="28"/>
+          <w:szCs w:val="28"/>
+          <w:lang w:val="en-US"/>
+        </w:rPr>
+        <w:t>.</w:t>
+      </w:r>
+      <w:r>
+        <w:rPr>
+          <w:rStyle w:val="Refdenotaalfinal"/>
+          <w:rFonts w:ascii="Baskerville Old Face" w:hAnsi="Baskerville Old Face"/>
+          <w:sz w:val="28"/>
+          <w:szCs w:val="28"/>
+          <w:lang w:val="en-US"/>
+        </w:rPr>
+        <w:endnoteReference w:id="14"/>
       </w:r>
     </w:p>
     <w:p>
@@ -2020,22 +2570,41 @@
       </w:r>
       <w:r>
         <w:rPr>
-          <w:rStyle w:val="Refdenotaalpie"/>
-          <w:rFonts w:ascii="Baskerville Old Face" w:hAnsi="Baskerville Old Face"/>
-          <w:sz w:val="28"/>
-          <w:szCs w:val="28"/>
-          <w:lang w:val="en-US"/>
-        </w:rPr>
-        <w:footnoteReference w:id="12"/>
-      </w:r>
-      <w:r>
-        <w:rPr>
-          <w:rFonts w:ascii="Baskerville Old Face" w:hAnsi="Baskerville Old Face"/>
-          <w:sz w:val="28"/>
-          <w:szCs w:val="28"/>
-          <w:lang w:val="en-US"/>
-        </w:rPr>
-        <w:t>- a direct attack to the Kelse</w:t>
+          <w:rStyle w:val="Refdenotaalfinal"/>
+          <w:rFonts w:ascii="Baskerville Old Face" w:hAnsi="Baskerville Old Face"/>
+          <w:sz w:val="28"/>
+          <w:szCs w:val="28"/>
+          <w:lang w:val="en-US"/>
+        </w:rPr>
+        <w:endnoteReference w:id="15"/>
+      </w:r>
+      <w:r>
+        <w:rPr>
+          <w:rFonts w:ascii="Baskerville Old Face" w:hAnsi="Baskerville Old Face"/>
+          <w:sz w:val="28"/>
+          <w:szCs w:val="28"/>
+          <w:lang w:val="en-US"/>
+        </w:rPr>
+        <w:t>—</w:t>
+      </w:r>
+      <w:r>
+        <w:rPr>
+          <w:rFonts w:ascii="Baskerville Old Face" w:hAnsi="Baskerville Old Face"/>
+          <w:sz w:val="28"/>
+          <w:szCs w:val="28"/>
+          <w:lang w:val="en-US"/>
+        </w:rPr>
+        <w:t xml:space="preserve"> a direct attack to the </w:t>
+      </w:r>
+      <w:proofErr w:type="spellStart"/>
+      <w:r>
+        <w:rPr>
+          <w:rFonts w:ascii="Baskerville Old Face" w:hAnsi="Baskerville Old Face"/>
+          <w:sz w:val="28"/>
+          <w:szCs w:val="28"/>
+          <w:lang w:val="en-US"/>
+        </w:rPr>
+        <w:t>Kelse</w:t>
       </w:r>
       <w:r>
         <w:rPr>
@@ -2046,14 +2615,33 @@
         </w:rPr>
         <w:t>nian</w:t>
       </w:r>
-      <w:r>
-        <w:rPr>
-          <w:rFonts w:ascii="Baskerville Old Face" w:hAnsi="Baskerville Old Face"/>
-          <w:sz w:val="28"/>
-          <w:szCs w:val="28"/>
-          <w:lang w:val="en-US"/>
-        </w:rPr>
-        <w:t xml:space="preserve"> legal formalism- is</w:t>
+      <w:proofErr w:type="spellEnd"/>
+      <w:r>
+        <w:rPr>
+          <w:rFonts w:ascii="Baskerville Old Face" w:hAnsi="Baskerville Old Face"/>
+          <w:sz w:val="28"/>
+          <w:szCs w:val="28"/>
+          <w:lang w:val="en-US"/>
+        </w:rPr>
+        <w:t xml:space="preserve"> legal formalism</w:t>
+      </w:r>
+      <w:r>
+        <w:rPr>
+          <w:rFonts w:ascii="Baskerville Old Face" w:hAnsi="Baskerville Old Face"/>
+          <w:sz w:val="28"/>
+          <w:szCs w:val="28"/>
+          <w:lang w:val="en-US"/>
+        </w:rPr>
+        <w:t>—</w:t>
+      </w:r>
+      <w:r>
+        <w:rPr>
+          <w:rFonts w:ascii="Baskerville Old Face" w:hAnsi="Baskerville Old Face"/>
+          <w:sz w:val="28"/>
+          <w:szCs w:val="28"/>
+          <w:lang w:val="en-US"/>
+        </w:rPr>
+        <w:t xml:space="preserve"> is</w:t>
       </w:r>
       <w:r>
         <w:rPr>
@@ -2071,7 +2659,17 @@
           <w:szCs w:val="28"/>
           <w:lang w:val="en-US"/>
         </w:rPr>
-        <w:t xml:space="preserve"> clear evidence that the state is above the law and the legal system, since the latter cannot predict nor confront a state of exception that transcends </w:t>
+        <w:t xml:space="preserve"> clear evidence that the </w:t>
+      </w:r>
+      <w:r>
+        <w:rPr>
+          <w:rFonts w:ascii="Baskerville Old Face" w:hAnsi="Baskerville Old Face"/>
+          <w:sz w:val="28"/>
+          <w:szCs w:val="28"/>
+          <w:lang w:val="en-US"/>
+        </w:rPr>
+        <w:lastRenderedPageBreak/>
+        <w:t xml:space="preserve">state is above the law and the legal system, since the latter cannot predict nor confront a state of exception that transcends </w:t>
       </w:r>
       <w:r>
         <w:rPr>
@@ -2098,7 +2696,25 @@
           <w:szCs w:val="28"/>
           <w:lang w:val="en-US"/>
         </w:rPr>
-        <w:t>hand, is ready to face the unpredictability, he decides on</w:t>
+        <w:t>hand, is ready to face the unpredictability</w:t>
+      </w:r>
+      <w:r>
+        <w:rPr>
+          <w:rFonts w:ascii="Baskerville Old Face" w:hAnsi="Baskerville Old Face"/>
+          <w:sz w:val="28"/>
+          <w:szCs w:val="28"/>
+          <w:lang w:val="en-US"/>
+        </w:rPr>
+        <w:t>:</w:t>
+      </w:r>
+      <w:r>
+        <w:rPr>
+          <w:rFonts w:ascii="Baskerville Old Face" w:hAnsi="Baskerville Old Face"/>
+          <w:sz w:val="28"/>
+          <w:szCs w:val="28"/>
+          <w:lang w:val="en-US"/>
+        </w:rPr>
+        <w:t xml:space="preserve"> he decides on</w:t>
       </w:r>
       <w:r>
         <w:rPr>
@@ -2163,16 +2779,34 @@
           <w:szCs w:val="28"/>
           <w:lang w:val="en-US"/>
         </w:rPr>
-        <w:t>A clear historical example of such decision w</w:t>
-      </w:r>
-      <w:r>
-        <w:rPr>
-          <w:rFonts w:ascii="Baskerville Old Face" w:hAnsi="Baskerville Old Face"/>
-          <w:sz w:val="28"/>
-          <w:szCs w:val="28"/>
-          <w:lang w:val="en-US"/>
-        </w:rPr>
-        <w:t>ere</w:t>
+        <w:t>A clear historical example of such</w:t>
+      </w:r>
+      <w:r>
+        <w:rPr>
+          <w:rFonts w:ascii="Baskerville Old Face" w:hAnsi="Baskerville Old Face"/>
+          <w:sz w:val="28"/>
+          <w:szCs w:val="28"/>
+          <w:lang w:val="en-US"/>
+        </w:rPr>
+        <w:t xml:space="preserve"> a</w:t>
+      </w:r>
+      <w:r>
+        <w:rPr>
+          <w:rFonts w:ascii="Baskerville Old Face" w:hAnsi="Baskerville Old Face"/>
+          <w:sz w:val="28"/>
+          <w:szCs w:val="28"/>
+          <w:lang w:val="en-US"/>
+        </w:rPr>
+        <w:t xml:space="preserve"> decision w</w:t>
+      </w:r>
+      <w:r>
+        <w:rPr>
+          <w:rFonts w:ascii="Baskerville Old Face" w:hAnsi="Baskerville Old Face"/>
+          <w:sz w:val="28"/>
+          <w:szCs w:val="28"/>
+          <w:lang w:val="en-US"/>
+        </w:rPr>
+        <w:t>as</w:t>
       </w:r>
       <w:r>
         <w:rPr>
@@ -2199,16 +2833,106 @@
           <w:szCs w:val="28"/>
           <w:lang w:val="en-US"/>
         </w:rPr>
-        <w:t xml:space="preserve"> of Hitler, the Fuhrer, during the “night of the long knives”. In his infamous text </w:t>
-      </w:r>
-      <w:r>
-        <w:rPr>
-          <w:rFonts w:ascii="Baskerville Old Face" w:hAnsi="Baskerville Old Face"/>
-          <w:sz w:val="28"/>
-          <w:szCs w:val="28"/>
-          <w:lang w:val="en-US"/>
-        </w:rPr>
-        <w:t xml:space="preserve">“the Führer </w:t>
+        <w:t xml:space="preserve"> of Hitler, the F</w:t>
+      </w:r>
+      <w:r>
+        <w:rPr>
+          <w:rFonts w:ascii="Baskerville Old Face" w:hAnsi="Baskerville Old Face"/>
+          <w:sz w:val="28"/>
+          <w:szCs w:val="28"/>
+          <w:lang w:val="en-US"/>
+        </w:rPr>
+        <w:t>ü</w:t>
+      </w:r>
+      <w:r>
+        <w:rPr>
+          <w:rFonts w:ascii="Baskerville Old Face" w:hAnsi="Baskerville Old Face"/>
+          <w:sz w:val="28"/>
+          <w:szCs w:val="28"/>
+          <w:lang w:val="en-US"/>
+        </w:rPr>
+        <w:t>hrer, during the “</w:t>
+      </w:r>
+      <w:r>
+        <w:rPr>
+          <w:rFonts w:ascii="Baskerville Old Face" w:hAnsi="Baskerville Old Face"/>
+          <w:sz w:val="28"/>
+          <w:szCs w:val="28"/>
+          <w:lang w:val="en-US"/>
+        </w:rPr>
+        <w:t>N</w:t>
+      </w:r>
+      <w:r>
+        <w:rPr>
+          <w:rFonts w:ascii="Baskerville Old Face" w:hAnsi="Baskerville Old Face"/>
+          <w:sz w:val="28"/>
+          <w:szCs w:val="28"/>
+          <w:lang w:val="en-US"/>
+        </w:rPr>
+        <w:t xml:space="preserve">ight of the </w:t>
+      </w:r>
+      <w:r>
+        <w:rPr>
+          <w:rFonts w:ascii="Baskerville Old Face" w:hAnsi="Baskerville Old Face"/>
+          <w:sz w:val="28"/>
+          <w:szCs w:val="28"/>
+          <w:lang w:val="en-US"/>
+        </w:rPr>
+        <w:t>L</w:t>
+      </w:r>
+      <w:r>
+        <w:rPr>
+          <w:rFonts w:ascii="Baskerville Old Face" w:hAnsi="Baskerville Old Face"/>
+          <w:sz w:val="28"/>
+          <w:szCs w:val="28"/>
+          <w:lang w:val="en-US"/>
+        </w:rPr>
+        <w:t xml:space="preserve">ong </w:t>
+      </w:r>
+      <w:r>
+        <w:rPr>
+          <w:rFonts w:ascii="Baskerville Old Face" w:hAnsi="Baskerville Old Face"/>
+          <w:sz w:val="28"/>
+          <w:szCs w:val="28"/>
+          <w:lang w:val="en-US"/>
+        </w:rPr>
+        <w:t>K</w:t>
+      </w:r>
+      <w:r>
+        <w:rPr>
+          <w:rFonts w:ascii="Baskerville Old Face" w:hAnsi="Baskerville Old Face"/>
+          <w:sz w:val="28"/>
+          <w:szCs w:val="28"/>
+          <w:lang w:val="en-US"/>
+        </w:rPr>
+        <w:t xml:space="preserve">nives”. In his infamous text </w:t>
+      </w:r>
+      <w:r>
+        <w:rPr>
+          <w:rFonts w:ascii="Baskerville Old Face" w:hAnsi="Baskerville Old Face"/>
+          <w:sz w:val="28"/>
+          <w:szCs w:val="28"/>
+          <w:lang w:val="en-US"/>
+        </w:rPr>
+        <w:t>“</w:t>
+      </w:r>
+      <w:r>
+        <w:rPr>
+          <w:rFonts w:ascii="Baskerville Old Face" w:hAnsi="Baskerville Old Face"/>
+          <w:sz w:val="28"/>
+          <w:szCs w:val="28"/>
+          <w:lang w:val="en-US"/>
+        </w:rPr>
+        <w:t>T</w:t>
+      </w:r>
+      <w:r>
+        <w:rPr>
+          <w:rFonts w:ascii="Baskerville Old Face" w:hAnsi="Baskerville Old Face"/>
+          <w:sz w:val="28"/>
+          <w:szCs w:val="28"/>
+          <w:lang w:val="en-US"/>
+        </w:rPr>
+        <w:t xml:space="preserve">he Führer </w:t>
       </w:r>
       <w:r>
         <w:rPr>
@@ -2244,7 +2968,25 @@
           <w:szCs w:val="28"/>
           <w:lang w:val="en-US"/>
         </w:rPr>
-        <w:t xml:space="preserve">aw” Carl Schmitt not only legitimizes Hitler’s purging of the SA, but attributes to him characteristics of the true sovereign. Quoting Schmitt, </w:t>
+        <w:t>aw” Carl Schmitt not only legitimizes Hitler’s purging of the SA, but attributes to him characteristics of the true sovereign. Quoting Schmitt</w:t>
+      </w:r>
+      <w:r>
+        <w:rPr>
+          <w:rFonts w:ascii="Baskerville Old Face" w:hAnsi="Baskerville Old Face"/>
+          <w:sz w:val="28"/>
+          <w:szCs w:val="28"/>
+          <w:lang w:val="en-US"/>
+        </w:rPr>
+        <w:t>:</w:t>
+      </w:r>
+      <w:r>
+        <w:rPr>
+          <w:rFonts w:ascii="Baskerville Old Face" w:hAnsi="Baskerville Old Face"/>
+          <w:sz w:val="28"/>
+          <w:szCs w:val="28"/>
+          <w:lang w:val="en-US"/>
+        </w:rPr>
+        <w:t xml:space="preserve"> </w:t>
       </w:r>
     </w:p>
     <w:p>
@@ -2265,16 +3007,45 @@
           <w:szCs w:val="28"/>
           <w:lang w:val="en-US"/>
         </w:rPr>
-        <w:t>The Führer protects the law from its worst abuse when in the moment of danger he, by virtue of his domain as Führer and as the supreme judicial authority, directly creates law</w:t>
-      </w:r>
-      <w:r>
-        <w:rPr>
-          <w:rFonts w:ascii="Baskerville Old Face" w:hAnsi="Baskerville Old Face"/>
-          <w:sz w:val="28"/>
-          <w:szCs w:val="28"/>
-          <w:lang w:val="en-US"/>
-        </w:rPr>
-        <w:t xml:space="preserve">(…) </w:t>
+        <w:t xml:space="preserve">The Führer protects the law from its worst abuse when in the moment of </w:t>
+      </w:r>
+      <w:proofErr w:type="gramStart"/>
+      <w:r>
+        <w:rPr>
+          <w:rFonts w:ascii="Baskerville Old Face" w:hAnsi="Baskerville Old Face"/>
+          <w:sz w:val="28"/>
+          <w:szCs w:val="28"/>
+          <w:lang w:val="en-US"/>
+        </w:rPr>
+        <w:t>danger</w:t>
+      </w:r>
+      <w:proofErr w:type="gramEnd"/>
+      <w:r>
+        <w:rPr>
+          <w:rFonts w:ascii="Baskerville Old Face" w:hAnsi="Baskerville Old Face"/>
+          <w:sz w:val="28"/>
+          <w:szCs w:val="28"/>
+          <w:lang w:val="en-US"/>
+        </w:rPr>
+        <w:t xml:space="preserve"> he, by virtue of his domain as Führer and as the supreme judicial authority, directly creates law</w:t>
+      </w:r>
+      <w:r>
+        <w:rPr>
+          <w:rFonts w:ascii="Baskerville Old Face" w:hAnsi="Baskerville Old Face"/>
+          <w:sz w:val="28"/>
+          <w:szCs w:val="28"/>
+          <w:lang w:val="en-US"/>
+        </w:rPr>
+        <w:t>…</w:t>
+      </w:r>
+      <w:r>
+        <w:rPr>
+          <w:rFonts w:ascii="Baskerville Old Face" w:hAnsi="Baskerville Old Face"/>
+          <w:sz w:val="28"/>
+          <w:szCs w:val="28"/>
+          <w:lang w:val="en-US"/>
+        </w:rPr>
+        <w:t xml:space="preserve"> </w:t>
       </w:r>
       <w:r>
         <w:rPr>
@@ -2292,26 +3063,17 @@
           <w:szCs w:val="28"/>
           <w:lang w:val="en-US"/>
         </w:rPr>
-        <w:t>(…)</w:t>
-      </w:r>
-      <w:r>
-        <w:rPr>
-          <w:rStyle w:val="Refdenotaalpie"/>
-          <w:rFonts w:ascii="Baskerville Old Face" w:hAnsi="Baskerville Old Face"/>
-          <w:sz w:val="28"/>
-          <w:szCs w:val="28"/>
-          <w:lang w:val="en-US"/>
-        </w:rPr>
-        <w:footnoteReference w:id="13"/>
-      </w:r>
-      <w:r>
-        <w:rPr>
-          <w:rFonts w:ascii="Baskerville Old Face" w:hAnsi="Baskerville Old Face"/>
-          <w:sz w:val="28"/>
-          <w:szCs w:val="28"/>
-          <w:lang w:val="en-US"/>
-        </w:rPr>
-        <w:t xml:space="preserve"> </w:t>
+        <w:t>.</w:t>
+      </w:r>
+      <w:r>
+        <w:rPr>
+          <w:rStyle w:val="Refdenotaalfinal"/>
+          <w:rFonts w:ascii="Baskerville Old Face" w:hAnsi="Baskerville Old Face"/>
+          <w:sz w:val="28"/>
+          <w:szCs w:val="28"/>
+          <w:lang w:val="en-US"/>
+        </w:rPr>
+        <w:endnoteReference w:id="16"/>
       </w:r>
     </w:p>
     <w:p>
@@ -2352,27 +3114,37 @@
           <w:szCs w:val="28"/>
           <w:lang w:val="en-US"/>
         </w:rPr>
-        <w:t xml:space="preserve">The experiences and warnings of the history of the German misfortune are alive in him. Most people are frightened by the </w:t>
-      </w:r>
-      <w:r>
-        <w:rPr>
-          <w:rFonts w:ascii="Baskerville Old Face" w:hAnsi="Baskerville Old Face"/>
-          <w:sz w:val="28"/>
-          <w:szCs w:val="28"/>
-          <w:lang w:val="en-US"/>
-        </w:rPr>
-        <w:lastRenderedPageBreak/>
-        <w:t>severity of such warnings and would rather flee into an evasive and compensatory superficiality. The Führer, however, takes the warnings of German history quite seriously. This gives him the right and the power to found a new state and a new order.</w:t>
-      </w:r>
-      <w:r>
-        <w:rPr>
-          <w:rStyle w:val="Refdenotaalpie"/>
-          <w:rFonts w:ascii="Baskerville Old Face" w:hAnsi="Baskerville Old Face"/>
-          <w:sz w:val="28"/>
-          <w:szCs w:val="28"/>
-          <w:lang w:val="en-US"/>
-        </w:rPr>
-        <w:footnoteReference w:id="14"/>
+        <w:t xml:space="preserve">The experiences and warnings of the history of the German misfortune are alive in him. Most people are frightened by the severity of such warnings and would rather flee into an evasive and compensatory superficiality. The Führer, however, takes the warnings of German history quite seriously. This gives him the right and the power to </w:t>
+      </w:r>
+      <w:proofErr w:type="gramStart"/>
+      <w:r>
+        <w:rPr>
+          <w:rFonts w:ascii="Baskerville Old Face" w:hAnsi="Baskerville Old Face"/>
+          <w:sz w:val="28"/>
+          <w:szCs w:val="28"/>
+          <w:lang w:val="en-US"/>
+        </w:rPr>
+        <w:t>found</w:t>
+      </w:r>
+      <w:proofErr w:type="gramEnd"/>
+      <w:r>
+        <w:rPr>
+          <w:rFonts w:ascii="Baskerville Old Face" w:hAnsi="Baskerville Old Face"/>
+          <w:sz w:val="28"/>
+          <w:szCs w:val="28"/>
+          <w:lang w:val="en-US"/>
+        </w:rPr>
+        <w:t xml:space="preserve"> a new state and a new order.</w:t>
+      </w:r>
+      <w:r>
+        <w:rPr>
+          <w:rStyle w:val="Refdenotaalfinal"/>
+          <w:rFonts w:ascii="Baskerville Old Face" w:hAnsi="Baskerville Old Face"/>
+          <w:sz w:val="28"/>
+          <w:szCs w:val="28"/>
+          <w:lang w:val="en-US"/>
+        </w:rPr>
+        <w:endnoteReference w:id="17"/>
       </w:r>
     </w:p>
     <w:p>
@@ -2437,7 +3209,16 @@
           <w:szCs w:val="28"/>
           <w:lang w:val="en-US"/>
         </w:rPr>
-        <w:t xml:space="preserve">in the crucial moment </w:t>
+        <w:t>at</w:t>
+      </w:r>
+      <w:r>
+        <w:rPr>
+          <w:rFonts w:ascii="Baskerville Old Face" w:hAnsi="Baskerville Old Face"/>
+          <w:sz w:val="28"/>
+          <w:szCs w:val="28"/>
+          <w:lang w:val="en-US"/>
+        </w:rPr>
+        <w:t xml:space="preserve"> the crucial moment </w:t>
       </w:r>
       <w:r>
         <w:rPr>
@@ -2459,31 +3240,58 @@
       </w:r>
       <w:r>
         <w:rPr>
-          <w:rStyle w:val="Refdenotaalpie"/>
-          <w:rFonts w:ascii="Baskerville Old Face" w:hAnsi="Baskerville Old Face"/>
-          <w:sz w:val="28"/>
-          <w:szCs w:val="28"/>
-          <w:lang w:val="en-US"/>
-        </w:rPr>
-        <w:footnoteReference w:id="15"/>
-      </w:r>
-      <w:r>
-        <w:rPr>
-          <w:rFonts w:ascii="Baskerville Old Face" w:hAnsi="Baskerville Old Face"/>
-          <w:sz w:val="28"/>
-          <w:szCs w:val="28"/>
-          <w:lang w:val="en-US"/>
-        </w:rPr>
-        <w:t xml:space="preserve">: one of the most important proponents of the “Conservative Revolution” and the </w:t>
-      </w:r>
-      <w:r>
-        <w:rPr>
-          <w:rFonts w:ascii="Baskerville Old Face" w:hAnsi="Baskerville Old Face"/>
-          <w:sz w:val="28"/>
-          <w:szCs w:val="28"/>
-          <w:lang w:val="en-US"/>
-        </w:rPr>
-        <w:t>writer of Von Papen’s “Marburg Speech on the 17</w:t>
+          <w:rFonts w:ascii="Baskerville Old Face" w:hAnsi="Baskerville Old Face"/>
+          <w:sz w:val="28"/>
+          <w:szCs w:val="28"/>
+          <w:lang w:val="en-US"/>
+        </w:rPr>
+        <w:t>,</w:t>
+      </w:r>
+      <w:r>
+        <w:rPr>
+          <w:rStyle w:val="Refdenotaalfinal"/>
+          <w:rFonts w:ascii="Baskerville Old Face" w:hAnsi="Baskerville Old Face"/>
+          <w:sz w:val="28"/>
+          <w:szCs w:val="28"/>
+          <w:lang w:val="en-US"/>
+        </w:rPr>
+        <w:endnoteReference w:id="18"/>
+      </w:r>
+      <w:r>
+        <w:rPr>
+          <w:rFonts w:ascii="Baskerville Old Face" w:hAnsi="Baskerville Old Face"/>
+          <w:sz w:val="28"/>
+          <w:szCs w:val="28"/>
+          <w:lang w:val="en-US"/>
+        </w:rPr>
+        <w:t xml:space="preserve"> one of the most important proponents of the “Conservative Revolution” and the </w:t>
+      </w:r>
+      <w:r>
+        <w:rPr>
+          <w:rFonts w:ascii="Baskerville Old Face" w:hAnsi="Baskerville Old Face"/>
+          <w:sz w:val="28"/>
+          <w:szCs w:val="28"/>
+          <w:lang w:val="en-US"/>
+        </w:rPr>
+        <w:t>writer of Von Papen’s “Marburg Speech</w:t>
+      </w:r>
+      <w:r>
+        <w:rPr>
+          <w:rFonts w:ascii="Baskerville Old Face" w:hAnsi="Baskerville Old Face"/>
+          <w:sz w:val="28"/>
+          <w:szCs w:val="28"/>
+          <w:lang w:val="en-US"/>
+        </w:rPr>
+        <w:t>”</w:t>
+      </w:r>
+      <w:r>
+        <w:rPr>
+          <w:rFonts w:ascii="Baskerville Old Face" w:hAnsi="Baskerville Old Face"/>
+          <w:sz w:val="28"/>
+          <w:szCs w:val="28"/>
+          <w:lang w:val="en-US"/>
+        </w:rPr>
+        <w:t xml:space="preserve"> on the 17</w:t>
       </w:r>
       <w:r>
         <w:rPr>
@@ -2520,7 +3328,43 @@
           <w:szCs w:val="28"/>
           <w:lang w:val="en-US"/>
         </w:rPr>
-        <w:t xml:space="preserve"> represented a direct conservative threat to Hitler’s vision of the world. The threat of a possible alternative that could possibly have jeopardized his march towards power had it not been eradicated from the very beginning.  </w:t>
+        <w:t xml:space="preserve"> represented a direct conservative threat to Hitler’s vision of the world</w:t>
+      </w:r>
+      <w:r>
+        <w:rPr>
+          <w:rFonts w:ascii="Baskerville Old Face" w:hAnsi="Baskerville Old Face"/>
+          <w:sz w:val="28"/>
+          <w:szCs w:val="28"/>
+          <w:lang w:val="en-US"/>
+        </w:rPr>
+        <w:t>:</w:t>
+      </w:r>
+      <w:r>
+        <w:rPr>
+          <w:rFonts w:ascii="Baskerville Old Face" w:hAnsi="Baskerville Old Face"/>
+          <w:sz w:val="28"/>
+          <w:szCs w:val="28"/>
+          <w:lang w:val="en-US"/>
+        </w:rPr>
+        <w:t xml:space="preserve"> </w:t>
+      </w:r>
+      <w:r>
+        <w:rPr>
+          <w:rFonts w:ascii="Baskerville Old Face" w:hAnsi="Baskerville Old Face"/>
+          <w:sz w:val="28"/>
+          <w:szCs w:val="28"/>
+          <w:lang w:val="en-US"/>
+        </w:rPr>
+        <w:t>t</w:t>
+      </w:r>
+      <w:r>
+        <w:rPr>
+          <w:rFonts w:ascii="Baskerville Old Face" w:hAnsi="Baskerville Old Face"/>
+          <w:sz w:val="28"/>
+          <w:szCs w:val="28"/>
+          <w:lang w:val="en-US"/>
+        </w:rPr>
+        <w:t xml:space="preserve">he threat of a possible alternative that could possibly have jeopardized his march towards power had it not been eradicated from the very beginning.  </w:t>
       </w:r>
     </w:p>
     <w:p>
@@ -2540,26 +3384,45 @@
           <w:szCs w:val="28"/>
           <w:lang w:val="en-US"/>
         </w:rPr>
-        <w:t>Even though a lot could be written regarding the sincerity or the intentions of Schmitt when making those extreme claims about Hitler</w:t>
-      </w:r>
-      <w:r>
-        <w:rPr>
-          <w:rStyle w:val="Refdenotaalpie"/>
-          <w:rFonts w:ascii="Baskerville Old Face" w:hAnsi="Baskerville Old Face"/>
-          <w:sz w:val="28"/>
-          <w:szCs w:val="28"/>
-          <w:lang w:val="en-US"/>
-        </w:rPr>
-        <w:footnoteReference w:id="16"/>
-      </w:r>
-      <w:r>
-        <w:rPr>
-          <w:rFonts w:ascii="Baskerville Old Face" w:hAnsi="Baskerville Old Face"/>
-          <w:sz w:val="28"/>
-          <w:szCs w:val="28"/>
-          <w:lang w:val="en-US"/>
-        </w:rPr>
-        <w:t xml:space="preserve">, we can still </w:t>
+        <w:lastRenderedPageBreak/>
+        <w:t xml:space="preserve">Even though </w:t>
+      </w:r>
+      <w:r>
+        <w:rPr>
+          <w:rFonts w:ascii="Baskerville Old Face" w:hAnsi="Baskerville Old Face"/>
+          <w:sz w:val="28"/>
+          <w:szCs w:val="28"/>
+          <w:lang w:val="en-US"/>
+        </w:rPr>
+        <w:t>more could be said</w:t>
+      </w:r>
+      <w:r>
+        <w:rPr>
+          <w:rFonts w:ascii="Baskerville Old Face" w:hAnsi="Baskerville Old Face"/>
+          <w:sz w:val="28"/>
+          <w:szCs w:val="28"/>
+          <w:lang w:val="en-US"/>
+        </w:rPr>
+        <w:t xml:space="preserve"> regarding the sincerity or the intentions of Schmitt when making those extreme claims about Hitler,</w:t>
+      </w:r>
+      <w:r>
+        <w:rPr>
+          <w:rStyle w:val="Refdenotaalfinal"/>
+          <w:rFonts w:ascii="Baskerville Old Face" w:hAnsi="Baskerville Old Face"/>
+          <w:sz w:val="28"/>
+          <w:szCs w:val="28"/>
+          <w:lang w:val="en-US"/>
+        </w:rPr>
+        <w:endnoteReference w:id="19"/>
+      </w:r>
+      <w:r>
+        <w:rPr>
+          <w:rFonts w:ascii="Baskerville Old Face" w:hAnsi="Baskerville Old Face"/>
+          <w:sz w:val="28"/>
+          <w:szCs w:val="28"/>
+          <w:lang w:val="en-US"/>
+        </w:rPr>
+        <w:t xml:space="preserve"> we can still </w:t>
       </w:r>
       <w:r>
         <w:rPr>
@@ -2705,7 +3568,27 @@
           <w:szCs w:val="28"/>
           <w:lang w:val="en-US"/>
         </w:rPr>
-        <w:t>capacity to make a decision when normality and legality are suspended. The state does not have to prove its necessity to the people</w:t>
+        <w:t xml:space="preserve">capacity to </w:t>
+      </w:r>
+      <w:proofErr w:type="gramStart"/>
+      <w:r>
+        <w:rPr>
+          <w:rFonts w:ascii="Baskerville Old Face" w:hAnsi="Baskerville Old Face"/>
+          <w:sz w:val="28"/>
+          <w:szCs w:val="28"/>
+          <w:lang w:val="en-US"/>
+        </w:rPr>
+        <w:t>make a decision</w:t>
+      </w:r>
+      <w:proofErr w:type="gramEnd"/>
+      <w:r>
+        <w:rPr>
+          <w:rFonts w:ascii="Baskerville Old Face" w:hAnsi="Baskerville Old Face"/>
+          <w:sz w:val="28"/>
+          <w:szCs w:val="28"/>
+          <w:lang w:val="en-US"/>
+        </w:rPr>
+        <w:t xml:space="preserve"> when normality and legality are suspended. The state does not have to prove its necessity to the people</w:t>
       </w:r>
       <w:r>
         <w:rPr>
@@ -2759,17 +3642,61 @@
           <w:szCs w:val="28"/>
           <w:lang w:val="en-US"/>
         </w:rPr>
-        <w:t xml:space="preserve">. Its having come forth as an order imposing/creating force- notwithstanding the </w:t>
-      </w:r>
-      <w:r>
-        <w:rPr>
-          <w:rFonts w:ascii="Baskerville Old Face" w:hAnsi="Baskerville Old Face"/>
-          <w:sz w:val="28"/>
-          <w:szCs w:val="28"/>
-          <w:lang w:val="en-US"/>
-        </w:rPr>
-        <w:lastRenderedPageBreak/>
-        <w:t xml:space="preserve">characteristics this order may have- is the only justification it needs; the state can either be sovereign or ceases to be. </w:t>
+        <w:t>. Its having come forth as an order</w:t>
+      </w:r>
+      <w:r>
+        <w:rPr>
+          <w:rFonts w:ascii="Baskerville Old Face" w:hAnsi="Baskerville Old Face"/>
+          <w:sz w:val="28"/>
+          <w:szCs w:val="28"/>
+          <w:lang w:val="en-US"/>
+        </w:rPr>
+        <w:t>-</w:t>
+      </w:r>
+      <w:r>
+        <w:rPr>
+          <w:rFonts w:ascii="Baskerville Old Face" w:hAnsi="Baskerville Old Face"/>
+          <w:sz w:val="28"/>
+          <w:szCs w:val="28"/>
+          <w:lang w:val="en-US"/>
+        </w:rPr>
+        <w:t>imposing/creating force</w:t>
+      </w:r>
+      <w:r>
+        <w:rPr>
+          <w:rFonts w:ascii="Baskerville Old Face" w:hAnsi="Baskerville Old Face"/>
+          <w:sz w:val="28"/>
+          <w:szCs w:val="28"/>
+          <w:lang w:val="en-US"/>
+        </w:rPr>
+        <w:t>—</w:t>
+      </w:r>
+      <w:r>
+        <w:rPr>
+          <w:rFonts w:ascii="Baskerville Old Face" w:hAnsi="Baskerville Old Face"/>
+          <w:sz w:val="28"/>
+          <w:szCs w:val="28"/>
+          <w:lang w:val="en-US"/>
+        </w:rPr>
+        <w:t xml:space="preserve"> notwithstanding the characteristics this order may have</w:t>
+      </w:r>
+      <w:r>
+        <w:rPr>
+          <w:rFonts w:ascii="Baskerville Old Face" w:hAnsi="Baskerville Old Face"/>
+          <w:sz w:val="28"/>
+          <w:szCs w:val="28"/>
+          <w:lang w:val="en-US"/>
+        </w:rPr>
+        <w:t>—</w:t>
+      </w:r>
+      <w:r>
+        <w:rPr>
+          <w:rFonts w:ascii="Baskerville Old Face" w:hAnsi="Baskerville Old Face"/>
+          <w:sz w:val="28"/>
+          <w:szCs w:val="28"/>
+          <w:lang w:val="en-US"/>
+        </w:rPr>
+        <w:t xml:space="preserve"> is the only justification it needs; the state can either be sovereign or ceases to be. </w:t>
       </w:r>
     </w:p>
     <w:p>
@@ -2789,25 +3716,45 @@
           <w:szCs w:val="28"/>
           <w:lang w:val="en-US"/>
         </w:rPr>
-        <w:t xml:space="preserve">Concluding this first part, it is worth highlighting that the political, the violence, the distinction between friend and enemy brought to its extreme, and the sovereignty, are all indispensable parts of Schmitt’s idea on the state. Unlike the liberal conception of a state that avoids </w:t>
-      </w:r>
-      <w:r>
-        <w:rPr>
-          <w:rFonts w:ascii="Baskerville Old Face" w:hAnsi="Baskerville Old Face"/>
-          <w:sz w:val="28"/>
-          <w:szCs w:val="28"/>
-          <w:lang w:val="en-US"/>
-        </w:rPr>
-        <w:t>non</w:t>
-      </w:r>
-      <w:r>
-        <w:rPr>
-          <w:rFonts w:ascii="Baskerville Old Face" w:hAnsi="Baskerville Old Face"/>
-          <w:sz w:val="28"/>
-          <w:szCs w:val="28"/>
-          <w:lang w:val="en-US"/>
-        </w:rPr>
-        <w:t xml:space="preserve">-necessary intervention in the various domains of </w:t>
+        <w:t xml:space="preserve">Concluding this first part, it is worth highlighting that the </w:t>
+      </w:r>
+      <w:proofErr w:type="gramStart"/>
+      <w:r>
+        <w:rPr>
+          <w:rFonts w:ascii="Baskerville Old Face" w:hAnsi="Baskerville Old Face"/>
+          <w:sz w:val="28"/>
+          <w:szCs w:val="28"/>
+          <w:lang w:val="en-US"/>
+        </w:rPr>
+        <w:t>political,</w:t>
+      </w:r>
+      <w:proofErr w:type="gramEnd"/>
+      <w:r>
+        <w:rPr>
+          <w:rFonts w:ascii="Baskerville Old Face" w:hAnsi="Baskerville Old Face"/>
+          <w:sz w:val="28"/>
+          <w:szCs w:val="28"/>
+          <w:lang w:val="en-US"/>
+        </w:rPr>
+        <w:t xml:space="preserve"> violence, the distinction between friend and enemy brought to its extreme, and sovereignty are all indispensable parts of Schmitt’s idea on the state. Unlike the liberal conception of a state that avoids </w:t>
+      </w:r>
+      <w:r>
+        <w:rPr>
+          <w:rFonts w:ascii="Baskerville Old Face" w:hAnsi="Baskerville Old Face"/>
+          <w:sz w:val="28"/>
+          <w:szCs w:val="28"/>
+          <w:lang w:val="en-US"/>
+        </w:rPr>
+        <w:t>unnecessary</w:t>
+      </w:r>
+      <w:r>
+        <w:rPr>
+          <w:rFonts w:ascii="Baskerville Old Face" w:hAnsi="Baskerville Old Face"/>
+          <w:sz w:val="28"/>
+          <w:szCs w:val="28"/>
+          <w:lang w:val="en-US"/>
+        </w:rPr>
+        <w:t xml:space="preserve"> intervention in the various domains of </w:t>
       </w:r>
       <w:r>
         <w:rPr>
@@ -2825,7 +3772,17 @@
           <w:szCs w:val="28"/>
           <w:lang w:val="en-US"/>
         </w:rPr>
-        <w:t>, the Schmitt</w:t>
+        <w:t xml:space="preserve">, the </w:t>
+      </w:r>
+      <w:proofErr w:type="spellStart"/>
+      <w:r>
+        <w:rPr>
+          <w:rFonts w:ascii="Baskerville Old Face" w:hAnsi="Baskerville Old Face"/>
+          <w:sz w:val="28"/>
+          <w:szCs w:val="28"/>
+          <w:lang w:val="en-US"/>
+        </w:rPr>
+        <w:t>Schmitt</w:t>
       </w:r>
       <w:r>
         <w:rPr>
@@ -2843,7 +3800,17 @@
           <w:szCs w:val="28"/>
           <w:lang w:val="en-US"/>
         </w:rPr>
-        <w:t xml:space="preserve">an state is characterized by its relation to the imposition of the order. Whenever this order is openly challenged or attacked, the state’s </w:t>
+        <w:t>an</w:t>
+      </w:r>
+      <w:proofErr w:type="spellEnd"/>
+      <w:r>
+        <w:rPr>
+          <w:rFonts w:ascii="Baskerville Old Face" w:hAnsi="Baskerville Old Face"/>
+          <w:sz w:val="28"/>
+          <w:szCs w:val="28"/>
+          <w:lang w:val="en-US"/>
+        </w:rPr>
+        <w:t xml:space="preserve"> state is characterized by its imposition of order. Whenever this order is openly challenged or attacked, the state’s </w:t>
       </w:r>
       <w:r>
         <w:rPr>
@@ -2888,7 +3855,25 @@
           <w:szCs w:val="28"/>
           <w:lang w:val="en-US"/>
         </w:rPr>
-        <w:t>- a defiance that can both nourish or end it-</w:t>
+        <w:t>—</w:t>
+      </w:r>
+      <w:r>
+        <w:rPr>
+          <w:rFonts w:ascii="Baskerville Old Face" w:hAnsi="Baskerville Old Face"/>
+          <w:sz w:val="28"/>
+          <w:szCs w:val="28"/>
+          <w:lang w:val="en-US"/>
+        </w:rPr>
+        <w:t xml:space="preserve"> a defiance that can both nourish or end it</w:t>
+      </w:r>
+      <w:r>
+        <w:rPr>
+          <w:rFonts w:ascii="Baskerville Old Face" w:hAnsi="Baskerville Old Face"/>
+          <w:sz w:val="28"/>
+          <w:szCs w:val="28"/>
+          <w:lang w:val="en-US"/>
+        </w:rPr>
+        <w:t>—</w:t>
       </w:r>
       <w:r>
         <w:rPr>
@@ -2933,7 +3918,7 @@
           <w:szCs w:val="28"/>
           <w:lang w:val="en-US"/>
         </w:rPr>
-        <w:t xml:space="preserve">of the state and its unbreakable bond with the order, do not represent </w:t>
+        <w:t xml:space="preserve">of the state and its unbreakable bond with order, do not represent </w:t>
       </w:r>
       <w:r>
         <w:rPr>
@@ -2996,7 +3981,25 @@
           <w:szCs w:val="28"/>
           <w:lang w:val="en-US"/>
         </w:rPr>
-        <w:t>een in Schmitt’s thought; the shattering of the</w:t>
+        <w:t>een in Schmitt’s thought</w:t>
+      </w:r>
+      <w:r>
+        <w:rPr>
+          <w:rFonts w:ascii="Baskerville Old Face" w:hAnsi="Baskerville Old Face"/>
+          <w:sz w:val="28"/>
+          <w:szCs w:val="28"/>
+          <w:lang w:val="en-US"/>
+        </w:rPr>
+        <w:t>:</w:t>
+      </w:r>
+      <w:r>
+        <w:rPr>
+          <w:rFonts w:ascii="Baskerville Old Face" w:hAnsi="Baskerville Old Face"/>
+          <w:sz w:val="28"/>
+          <w:szCs w:val="28"/>
+          <w:lang w:val="en-US"/>
+        </w:rPr>
+        <w:t xml:space="preserve"> the shattering of the</w:t>
       </w:r>
       <w:r>
         <w:rPr>
@@ -3081,7 +4084,29 @@
           <w:szCs w:val="28"/>
           <w:lang w:val="en-US"/>
         </w:rPr>
-        <w:t>Killing the flame: Kratos, Bia, and Zeus' state</w:t>
+        <w:t>Killing the flame: Kratos, Bia, and Zeus'</w:t>
+      </w:r>
+      <w:r>
+        <w:rPr>
+          <w:rFonts w:ascii="Baskerville Old Face" w:hAnsi="Baskerville Old Face"/>
+          <w:b/>
+          <w:bCs/>
+          <w:sz w:val="28"/>
+          <w:szCs w:val="28"/>
+          <w:lang w:val="en-US"/>
+        </w:rPr>
+        <w:t>s</w:t>
+      </w:r>
+      <w:r>
+        <w:rPr>
+          <w:rFonts w:ascii="Baskerville Old Face" w:hAnsi="Baskerville Old Face"/>
+          <w:b/>
+          <w:bCs/>
+          <w:sz w:val="28"/>
+          <w:szCs w:val="28"/>
+          <w:lang w:val="en-US"/>
+        </w:rPr>
+        <w:t xml:space="preserve"> state</w:t>
       </w:r>
     </w:p>
     <w:p>
@@ -3101,7 +4126,7 @@
           <w:szCs w:val="28"/>
           <w:lang w:val="en-US"/>
         </w:rPr>
-        <w:t xml:space="preserve">Having seen the ideas of Schmitt we can now go back centuries ago to the play </w:t>
+        <w:t xml:space="preserve">Having seen the ideas of Schmitt we can now go back centuries to the play </w:t>
       </w:r>
       <w:r>
         <w:rPr>
@@ -3121,7 +4146,25 @@
           <w:szCs w:val="28"/>
           <w:lang w:val="en-US"/>
         </w:rPr>
-        <w:t xml:space="preserve"> of Aeschylus. Notwithstanding the time gap between the jurist and the Greek tragedian, in Prometheus’ harsh punishment by the king of gods, Zeus, we can find a grim yet realistic representation of Schmitt’s conception of the state. </w:t>
+        <w:t xml:space="preserve"> of Aeschylus. Notwithstanding the time gap between the jurist and the Greek tragedian, in Prometheus’</w:t>
+      </w:r>
+      <w:r>
+        <w:rPr>
+          <w:rFonts w:ascii="Baskerville Old Face" w:hAnsi="Baskerville Old Face"/>
+          <w:sz w:val="28"/>
+          <w:szCs w:val="28"/>
+          <w:lang w:val="en-US"/>
+        </w:rPr>
+        <w:t>s</w:t>
+      </w:r>
+      <w:r>
+        <w:rPr>
+          <w:rFonts w:ascii="Baskerville Old Face" w:hAnsi="Baskerville Old Face"/>
+          <w:sz w:val="28"/>
+          <w:szCs w:val="28"/>
+          <w:lang w:val="en-US"/>
+        </w:rPr>
+        <w:t xml:space="preserve"> harsh punishment by the king of gods, Zeus, we can find a grim yet realistic representation of Schmitt’s conception of the state. </w:t>
       </w:r>
     </w:p>
     <w:p>
@@ -3141,6 +4184,7 @@
           <w:szCs w:val="28"/>
           <w:lang w:val="en-US"/>
         </w:rPr>
+        <w:lastRenderedPageBreak/>
         <w:t xml:space="preserve">Prometheus, the titan who helped the gods defeat his own brothers during the Titanomachy, is now suffering the consequences of having helped human beings avoid their extinction by giving them fire and “techne”, the arts, </w:t>
       </w:r>
       <w:r>
@@ -3207,35 +4251,55 @@
           <w:szCs w:val="28"/>
           <w:lang w:val="en-US"/>
         </w:rPr>
+        <w:t>.</w:t>
+      </w:r>
+      <w:r>
+        <w:rPr>
+          <w:rFonts w:ascii="Baskerville Old Face" w:hAnsi="Baskerville Old Face"/>
+          <w:sz w:val="28"/>
+          <w:szCs w:val="28"/>
+          <w:lang w:val="en-US"/>
+        </w:rPr>
         <w:t>”</w:t>
       </w:r>
       <w:r>
         <w:rPr>
-          <w:rStyle w:val="Refdenotaalpie"/>
-          <w:rFonts w:ascii="Baskerville Old Face" w:hAnsi="Baskerville Old Face"/>
-          <w:sz w:val="28"/>
-          <w:szCs w:val="28"/>
-          <w:lang w:val="en-US"/>
-        </w:rPr>
-        <w:footnoteReference w:id="17"/>
-      </w:r>
-      <w:r>
-        <w:rPr>
-          <w:rFonts w:ascii="Baskerville Old Face" w:hAnsi="Baskerville Old Face"/>
-          <w:sz w:val="28"/>
-          <w:szCs w:val="28"/>
-          <w:lang w:val="en-US"/>
-        </w:rPr>
-        <w:t>.</w:t>
-      </w:r>
-      <w:r>
-        <w:rPr>
-          <w:rFonts w:ascii="Baskerville Old Face" w:hAnsi="Baskerville Old Face"/>
-          <w:sz w:val="28"/>
-          <w:szCs w:val="28"/>
-          <w:lang w:val="en-US"/>
-        </w:rPr>
-        <w:t xml:space="preserve">  During the day the sun would scorch his skin, and, at night, an eagle would eat his liver guaranteeing the eternal suffering of humanity’s saviour. The punishment by Zeus was cruel and a violent reminder that the transgression </w:t>
+          <w:rStyle w:val="Refdenotaalfinal"/>
+          <w:rFonts w:ascii="Baskerville Old Face" w:hAnsi="Baskerville Old Face"/>
+          <w:sz w:val="28"/>
+          <w:szCs w:val="28"/>
+          <w:lang w:val="en-US"/>
+        </w:rPr>
+        <w:endnoteReference w:id="20"/>
+      </w:r>
+      <w:r>
+        <w:rPr>
+          <w:rFonts w:ascii="Baskerville Old Face" w:hAnsi="Baskerville Old Face"/>
+          <w:sz w:val="28"/>
+          <w:szCs w:val="28"/>
+          <w:lang w:val="en-US"/>
+        </w:rPr>
+        <w:t xml:space="preserve">  During the day the sun would scorch his skin, and, at night, an eagle would eat his liver guaranteeing the eternal suffering of humanity’s </w:t>
+      </w:r>
+      <w:proofErr w:type="spellStart"/>
+      <w:r>
+        <w:rPr>
+          <w:rFonts w:ascii="Baskerville Old Face" w:hAnsi="Baskerville Old Face"/>
+          <w:sz w:val="28"/>
+          <w:szCs w:val="28"/>
+          <w:lang w:val="en-US"/>
+        </w:rPr>
+        <w:t>saviour</w:t>
+      </w:r>
+      <w:proofErr w:type="spellEnd"/>
+      <w:r>
+        <w:rPr>
+          <w:rFonts w:ascii="Baskerville Old Face" w:hAnsi="Baskerville Old Face"/>
+          <w:sz w:val="28"/>
+          <w:szCs w:val="28"/>
+          <w:lang w:val="en-US"/>
+        </w:rPr>
+        <w:t xml:space="preserve">. The punishment by Zeus was cruel and a violent reminder that the transgression </w:t>
       </w:r>
       <w:r>
         <w:rPr>
@@ -3253,36 +4317,26 @@
           <w:szCs w:val="28"/>
           <w:lang w:val="en-US"/>
         </w:rPr>
-        <w:t xml:space="preserve"> the established order, the defiance of the will of the sovereign </w:t>
-      </w:r>
-      <w:r>
-        <w:rPr>
-          <w:rFonts w:ascii="Baskerville Old Face" w:hAnsi="Baskerville Old Face"/>
-          <w:sz w:val="28"/>
-          <w:szCs w:val="28"/>
-          <w:lang w:val="en-US"/>
-        </w:rPr>
-        <w:lastRenderedPageBreak/>
-        <w:t>can only result in the shattering, both mental and corporal, of the transgressor</w:t>
-      </w:r>
-      <w:r>
-        <w:rPr>
-          <w:rStyle w:val="Refdenotaalpie"/>
-          <w:rFonts w:ascii="Baskerville Old Face" w:hAnsi="Baskerville Old Face"/>
-          <w:sz w:val="28"/>
-          <w:szCs w:val="28"/>
-          <w:lang w:val="en-US"/>
-        </w:rPr>
-        <w:footnoteReference w:id="18"/>
-      </w:r>
-      <w:r>
-        <w:rPr>
-          <w:rFonts w:ascii="Baskerville Old Face" w:hAnsi="Baskerville Old Face"/>
-          <w:sz w:val="28"/>
-          <w:szCs w:val="28"/>
-          <w:lang w:val="en-US"/>
-        </w:rPr>
-        <w:t xml:space="preserve">. </w:t>
+        <w:t xml:space="preserve"> the established order, the defiance of the will of the sovereign can only result in the shattering, both mental and corporal, of the transgressor.</w:t>
+      </w:r>
+      <w:r>
+        <w:rPr>
+          <w:rStyle w:val="Refdenotaalfinal"/>
+          <w:rFonts w:ascii="Baskerville Old Face" w:hAnsi="Baskerville Old Face"/>
+          <w:sz w:val="28"/>
+          <w:szCs w:val="28"/>
+          <w:lang w:val="en-US"/>
+        </w:rPr>
+        <w:endnoteReference w:id="21"/>
+      </w:r>
+      <w:r>
+        <w:rPr>
+          <w:rFonts w:ascii="Baskerville Old Face" w:hAnsi="Baskerville Old Face"/>
+          <w:sz w:val="28"/>
+          <w:szCs w:val="28"/>
+          <w:lang w:val="en-US"/>
+        </w:rPr>
+        <w:t xml:space="preserve"> </w:t>
       </w:r>
     </w:p>
     <w:p>
@@ -3311,7 +4365,7 @@
           <w:szCs w:val="28"/>
           <w:lang w:val="en-US"/>
         </w:rPr>
-        <w:t>play starts with Kratos, Bia, and Hephaestus, carrying out the grim task of the titan’s enchainment on the rock. Hephaestus, despite being the one that suffered the transgression of Prometheus, being himself the owner of fire, during the whole play openly express</w:t>
+        <w:t>play starts with Kratos, Bia, and Hephaestus carrying out the grim task of the titan’s enchainment on the rock. Hephaestus, despite being the one that suffered the transgression of Prometheus, being himself the owner of fire, during the whole play openly express</w:t>
       </w:r>
       <w:r>
         <w:rPr>
@@ -3410,7 +4464,25 @@
           <w:szCs w:val="28"/>
           <w:lang w:val="en-US"/>
         </w:rPr>
-        <w:t>. Zeus’ choosing Hephaestus for this task</w:t>
+        <w:t>. Zeus’</w:t>
+      </w:r>
+      <w:r>
+        <w:rPr>
+          <w:rFonts w:ascii="Baskerville Old Face" w:hAnsi="Baskerville Old Face"/>
+          <w:sz w:val="28"/>
+          <w:szCs w:val="28"/>
+          <w:lang w:val="en-US"/>
+        </w:rPr>
+        <w:t>s</w:t>
+      </w:r>
+      <w:r>
+        <w:rPr>
+          <w:rFonts w:ascii="Baskerville Old Face" w:hAnsi="Baskerville Old Face"/>
+          <w:sz w:val="28"/>
+          <w:szCs w:val="28"/>
+          <w:lang w:val="en-US"/>
+        </w:rPr>
+        <w:t xml:space="preserve"> choosing Hephaestus for this task</w:t>
       </w:r>
       <w:r>
         <w:rPr>
@@ -3437,26 +4509,25 @@
           <w:szCs w:val="28"/>
           <w:lang w:val="en-US"/>
         </w:rPr>
-        <w:t>He is selected to be the instrument of the tyrant's vengeance because it is Hephaestus' privilege which Prometheus has given to ma</w:t>
-      </w:r>
-      <w:r>
-        <w:rPr>
-          <w:rFonts w:ascii="Baskerville Old Face" w:hAnsi="Baskerville Old Face"/>
-          <w:sz w:val="28"/>
-          <w:szCs w:val="28"/>
-          <w:lang w:val="en-US"/>
-        </w:rPr>
-        <w:t>n”</w:t>
-      </w:r>
-      <w:r>
-        <w:rPr>
-          <w:rStyle w:val="Refdenotaalpie"/>
-          <w:rFonts w:ascii="Baskerville Old Face" w:hAnsi="Baskerville Old Face"/>
-          <w:sz w:val="28"/>
-          <w:szCs w:val="28"/>
-          <w:lang w:val="en-US"/>
-        </w:rPr>
-        <w:footnoteReference w:id="19"/>
+        <w:t>h</w:t>
+      </w:r>
+      <w:r>
+        <w:rPr>
+          <w:rFonts w:ascii="Baskerville Old Face" w:hAnsi="Baskerville Old Face"/>
+          <w:sz w:val="28"/>
+          <w:szCs w:val="28"/>
+          <w:lang w:val="en-US"/>
+        </w:rPr>
+        <w:t>e is selected to be the instrument of the tyrant's vengeance because it is Hephaestus' privilege which Prometheus has given to ma</w:t>
+      </w:r>
+      <w:r>
+        <w:rPr>
+          <w:rFonts w:ascii="Baskerville Old Face" w:hAnsi="Baskerville Old Face"/>
+          <w:sz w:val="28"/>
+          <w:szCs w:val="28"/>
+          <w:lang w:val="en-US"/>
+        </w:rPr>
+        <w:t>n</w:t>
       </w:r>
       <w:r>
         <w:rPr>
@@ -3474,6 +4545,25 @@
           <w:szCs w:val="28"/>
           <w:lang w:val="en-US"/>
         </w:rPr>
+        <w:t>”</w:t>
+      </w:r>
+      <w:r>
+        <w:rPr>
+          <w:rStyle w:val="Refdenotaalfinal"/>
+          <w:rFonts w:ascii="Baskerville Old Face" w:hAnsi="Baskerville Old Face"/>
+          <w:sz w:val="28"/>
+          <w:szCs w:val="28"/>
+          <w:lang w:val="en-US"/>
+        </w:rPr>
+        <w:endnoteReference w:id="22"/>
+      </w:r>
+      <w:r>
+        <w:rPr>
+          <w:rFonts w:ascii="Baskerville Old Face" w:hAnsi="Baskerville Old Face"/>
+          <w:sz w:val="28"/>
+          <w:szCs w:val="28"/>
+          <w:lang w:val="en-US"/>
+        </w:rPr>
         <w:t xml:space="preserve"> </w:t>
       </w:r>
       <w:r>
@@ -3483,7 +4573,25 @@
           <w:szCs w:val="28"/>
           <w:lang w:val="en-US"/>
         </w:rPr>
-        <w:t xml:space="preserve">The transgression, the hybris, must be punished by the one who suffered it, even if </w:t>
+        <w:t>The transgression, the h</w:t>
+      </w:r>
+      <w:r>
+        <w:rPr>
+          <w:rFonts w:ascii="Baskerville Old Face" w:hAnsi="Baskerville Old Face"/>
+          <w:sz w:val="28"/>
+          <w:szCs w:val="28"/>
+          <w:lang w:val="en-US"/>
+        </w:rPr>
+        <w:t>u</w:t>
+      </w:r>
+      <w:r>
+        <w:rPr>
+          <w:rFonts w:ascii="Baskerville Old Face" w:hAnsi="Baskerville Old Face"/>
+          <w:sz w:val="28"/>
+          <w:szCs w:val="28"/>
+          <w:lang w:val="en-US"/>
+        </w:rPr>
+        <w:t xml:space="preserve">bris, must be punished by the one who suffered it, even if </w:t>
       </w:r>
       <w:r>
         <w:rPr>
@@ -3501,7 +4609,25 @@
           <w:szCs w:val="28"/>
           <w:lang w:val="en-US"/>
         </w:rPr>
-        <w:t xml:space="preserve"> is not willing to do so, either out of pity or compassion. The order must be reestablished at all costs, leaving no space for forgiveness or second thoughts. </w:t>
+        <w:t xml:space="preserve"> is not willing to do so, either out of pity or compassion. </w:t>
+      </w:r>
+      <w:r>
+        <w:rPr>
+          <w:rFonts w:ascii="Baskerville Old Face" w:hAnsi="Baskerville Old Face"/>
+          <w:sz w:val="28"/>
+          <w:szCs w:val="28"/>
+          <w:lang w:val="en-US"/>
+        </w:rPr>
+        <w:t>O</w:t>
+      </w:r>
+      <w:r>
+        <w:rPr>
+          <w:rFonts w:ascii="Baskerville Old Face" w:hAnsi="Baskerville Old Face"/>
+          <w:sz w:val="28"/>
+          <w:szCs w:val="28"/>
+          <w:lang w:val="en-US"/>
+        </w:rPr>
+        <w:t xml:space="preserve">rder must be reestablished at all costs, leaving no space for forgiveness or second thoughts. </w:t>
       </w:r>
     </w:p>
     <w:p>
@@ -3597,13 +4723,13 @@
       </w:r>
       <w:r>
         <w:rPr>
-          <w:rStyle w:val="Refdenotaalpie"/>
-          <w:rFonts w:ascii="Baskerville Old Face" w:hAnsi="Baskerville Old Face"/>
-          <w:sz w:val="28"/>
-          <w:szCs w:val="28"/>
-          <w:lang w:val="en-US"/>
-        </w:rPr>
-        <w:footnoteReference w:id="20"/>
+          <w:rStyle w:val="Refdenotaalfinal"/>
+          <w:rFonts w:ascii="Baskerville Old Face" w:hAnsi="Baskerville Old Face"/>
+          <w:sz w:val="28"/>
+          <w:szCs w:val="28"/>
+          <w:lang w:val="en-US"/>
+        </w:rPr>
+        <w:endnoteReference w:id="23"/>
       </w:r>
       <w:r>
         <w:rPr>
@@ -3621,7 +4747,7 @@
           <w:szCs w:val="28"/>
           <w:lang w:val="en-US"/>
         </w:rPr>
-        <w:t>-</w:t>
+        <w:t>—</w:t>
       </w:r>
       <w:r>
         <w:rPr>
@@ -3639,26 +4765,35 @@
           <w:szCs w:val="28"/>
           <w:lang w:val="en-US"/>
         </w:rPr>
-        <w:t xml:space="preserve"> in this play-</w:t>
-      </w:r>
-      <w:r>
-        <w:rPr>
-          <w:rFonts w:ascii="Baskerville Old Face" w:hAnsi="Baskerville Old Face"/>
-          <w:sz w:val="28"/>
-          <w:szCs w:val="28"/>
-          <w:lang w:val="en-US"/>
-        </w:rPr>
-        <w:t xml:space="preserve"> as power over someone or something. The translation offered for Bia</w:t>
-      </w:r>
-      <w:r>
-        <w:rPr>
-          <w:rStyle w:val="Refdenotaalpie"/>
-          <w:rFonts w:ascii="Baskerville Old Face" w:hAnsi="Baskerville Old Face"/>
-          <w:sz w:val="28"/>
-          <w:szCs w:val="28"/>
-          <w:lang w:val="en-US"/>
-        </w:rPr>
-        <w:footnoteReference w:id="21"/>
+        <w:t xml:space="preserve"> in this play</w:t>
+      </w:r>
+      <w:r>
+        <w:rPr>
+          <w:rFonts w:ascii="Baskerville Old Face" w:hAnsi="Baskerville Old Face"/>
+          <w:sz w:val="28"/>
+          <w:szCs w:val="28"/>
+          <w:lang w:val="en-US"/>
+        </w:rPr>
+        <w:t>—</w:t>
+      </w:r>
+      <w:r>
+        <w:rPr>
+          <w:rFonts w:ascii="Baskerville Old Face" w:hAnsi="Baskerville Old Face"/>
+          <w:sz w:val="28"/>
+          <w:szCs w:val="28"/>
+          <w:lang w:val="en-US"/>
+        </w:rPr>
+        <w:t>as power over someone or something. The translation offered for Bia</w:t>
+      </w:r>
+      <w:r>
+        <w:rPr>
+          <w:rStyle w:val="Refdenotaalfinal"/>
+          <w:rFonts w:ascii="Baskerville Old Face" w:hAnsi="Baskerville Old Face"/>
+          <w:sz w:val="28"/>
+          <w:szCs w:val="28"/>
+          <w:lang w:val="en-US"/>
+        </w:rPr>
+        <w:endnoteReference w:id="24"/>
       </w:r>
       <w:r>
         <w:rPr>
@@ -3820,7 +4955,7 @@
           <w:szCs w:val="28"/>
           <w:lang w:val="en-US"/>
         </w:rPr>
-        <w:t xml:space="preserve"> superior power, while Bia, is the coercive force</w:t>
+        <w:t xml:space="preserve"> superior power, while Bia is the coercive force</w:t>
       </w:r>
       <w:r>
         <w:rPr>
@@ -3838,7 +4973,27 @@
           <w:szCs w:val="28"/>
           <w:lang w:val="en-US"/>
         </w:rPr>
-        <w:t xml:space="preserve"> a superior force, that breaks down one’s barriers, either physical or mental. Bia is violence in its great manifoldness.</w:t>
+        <w:t xml:space="preserve"> a superior force, that breaks down one’s barriers, either physical or mental. Bia is </w:t>
+      </w:r>
+      <w:proofErr w:type="gramStart"/>
+      <w:r>
+        <w:rPr>
+          <w:rFonts w:ascii="Baskerville Old Face" w:hAnsi="Baskerville Old Face"/>
+          <w:sz w:val="28"/>
+          <w:szCs w:val="28"/>
+          <w:lang w:val="en-US"/>
+        </w:rPr>
+        <w:t>violence</w:t>
+      </w:r>
+      <w:proofErr w:type="gramEnd"/>
+      <w:r>
+        <w:rPr>
+          <w:rFonts w:ascii="Baskerville Old Face" w:hAnsi="Baskerville Old Face"/>
+          <w:sz w:val="28"/>
+          <w:szCs w:val="28"/>
+          <w:lang w:val="en-US"/>
+        </w:rPr>
+        <w:t xml:space="preserve"> in its great manifoldness.</w:t>
       </w:r>
     </w:p>
     <w:p>
@@ -3869,16 +5024,36 @@
           <w:szCs w:val="28"/>
           <w:lang w:val="en-US"/>
         </w:rPr>
-        <w:t xml:space="preserve">Theogony </w:t>
-      </w:r>
-      <w:r>
-        <w:rPr>
-          <w:rFonts w:ascii="Baskerville Old Face" w:hAnsi="Baskerville Old Face"/>
-          <w:sz w:val="28"/>
-          <w:szCs w:val="28"/>
-          <w:lang w:val="en-US"/>
-        </w:rPr>
-        <w:t xml:space="preserve">Kratos and Bia were both offsprings of </w:t>
+        <w:t>Theogony</w:t>
+      </w:r>
+      <w:r>
+        <w:rPr>
+          <w:rFonts w:ascii="Baskerville Old Face" w:hAnsi="Baskerville Old Face"/>
+          <w:sz w:val="28"/>
+          <w:szCs w:val="28"/>
+          <w:lang w:val="en-US"/>
+        </w:rPr>
+        <w:t>,</w:t>
+      </w:r>
+      <w:r>
+        <w:rPr>
+          <w:rFonts w:ascii="Baskerville Old Face" w:hAnsi="Baskerville Old Face"/>
+          <w:i/>
+          <w:iCs/>
+          <w:sz w:val="28"/>
+          <w:szCs w:val="28"/>
+          <w:lang w:val="en-US"/>
+        </w:rPr>
+        <w:t xml:space="preserve"> </w:t>
+      </w:r>
+      <w:r>
+        <w:rPr>
+          <w:rFonts w:ascii="Baskerville Old Face" w:hAnsi="Baskerville Old Face"/>
+          <w:sz w:val="28"/>
+          <w:szCs w:val="28"/>
+          <w:lang w:val="en-US"/>
+        </w:rPr>
+        <w:t xml:space="preserve">Kratos and Bia were both offspring of </w:t>
       </w:r>
       <w:r>
         <w:rPr>
@@ -3941,26 +5116,54 @@
           <w:szCs w:val="28"/>
           <w:lang w:val="en-US"/>
         </w:rPr>
-        <w:t>(…) and then she bore two illustrious children, Kratos and Bia. These two have no home apart from Zeus, nor seat nor path, except the one to which he leads them, but their place is with Zeus of the roaring thunder</w:t>
-      </w:r>
-      <w:r>
-        <w:rPr>
-          <w:rFonts w:ascii="Baskerville Old Face" w:hAnsi="Baskerville Old Face"/>
-          <w:sz w:val="28"/>
-          <w:szCs w:val="28"/>
-          <w:lang w:val="en-US"/>
-        </w:rPr>
-        <w:t>”.</w:t>
-      </w:r>
-      <w:r>
-        <w:rPr>
-          <w:rStyle w:val="Refdenotaalpie"/>
-          <w:rFonts w:ascii="Baskerville Old Face" w:hAnsi="Baskerville Old Face"/>
-          <w:sz w:val="28"/>
-          <w:szCs w:val="28"/>
-          <w:lang w:val="en-US"/>
-        </w:rPr>
-        <w:footnoteReference w:id="22"/>
+        <w:t>A</w:t>
+      </w:r>
+      <w:r>
+        <w:rPr>
+          <w:rFonts w:ascii="Baskerville Old Face" w:hAnsi="Baskerville Old Face"/>
+          <w:sz w:val="28"/>
+          <w:szCs w:val="28"/>
+          <w:lang w:val="en-US"/>
+        </w:rPr>
+        <w:t xml:space="preserve">nd then she bore two illustrious children, Kratos and Bia. These two have no home apart from Zeus, nor seat nor path, except </w:t>
+      </w:r>
+      <w:r>
+        <w:rPr>
+          <w:rFonts w:ascii="Baskerville Old Face" w:hAnsi="Baskerville Old Face"/>
+          <w:sz w:val="28"/>
+          <w:szCs w:val="28"/>
+          <w:lang w:val="en-US"/>
+        </w:rPr>
+        <w:lastRenderedPageBreak/>
+        <w:t>the one to which he leads them, but their place is with Zeus of the roaring thunder</w:t>
+      </w:r>
+      <w:r>
+        <w:rPr>
+          <w:rFonts w:ascii="Baskerville Old Face" w:hAnsi="Baskerville Old Face"/>
+          <w:sz w:val="28"/>
+          <w:szCs w:val="28"/>
+          <w:lang w:val="en-US"/>
+        </w:rPr>
+        <w:t>.</w:t>
+      </w:r>
+      <w:r>
+        <w:rPr>
+          <w:rFonts w:ascii="Baskerville Old Face" w:hAnsi="Baskerville Old Face"/>
+          <w:sz w:val="28"/>
+          <w:szCs w:val="28"/>
+          <w:lang w:val="en-US"/>
+        </w:rPr>
+        <w:t>”</w:t>
+      </w:r>
+      <w:r>
+        <w:rPr>
+          <w:rStyle w:val="Refdenotaalfinal"/>
+          <w:rFonts w:ascii="Baskerville Old Face" w:hAnsi="Baskerville Old Face"/>
+          <w:sz w:val="28"/>
+          <w:szCs w:val="28"/>
+          <w:lang w:val="en-US"/>
+        </w:rPr>
+        <w:endnoteReference w:id="25"/>
       </w:r>
     </w:p>
     <w:p>
@@ -3980,7 +5183,6 @@
           <w:szCs w:val="28"/>
           <w:lang w:val="en-US"/>
         </w:rPr>
-        <w:lastRenderedPageBreak/>
         <w:t xml:space="preserve">The relationship they both have with Zeus is very significative, since it clearly depicts the deep connection there is between sovereignty, might, and violence. The sovereign, Zeus, is always accompanied by those who make effective and unquestionable his will. The unbreakable will of Zeus is shown in its might when Prometheus explains how the greatest and most fearsome of the giants, Typhon, </w:t>
       </w:r>
       <w:r>
@@ -4029,15 +5231,6 @@
           <w:szCs w:val="28"/>
           <w:lang w:val="en-US"/>
         </w:rPr>
-        <w:t>“</w:t>
-      </w:r>
-      <w:r>
-        <w:rPr>
-          <w:rFonts w:ascii="Baskerville Old Face" w:hAnsi="Baskerville Old Face"/>
-          <w:sz w:val="28"/>
-          <w:szCs w:val="28"/>
-          <w:lang w:val="en-US"/>
-        </w:rPr>
         <w:t>And the earthborn dweller in Cilician caves,</w:t>
       </w:r>
       <w:r>
@@ -4096,22 +5289,13 @@
       </w:r>
       <w:r>
         <w:rPr>
-          <w:rFonts w:ascii="Baskerville Old Face" w:hAnsi="Baskerville Old Face"/>
-          <w:sz w:val="28"/>
-          <w:szCs w:val="28"/>
-          <w:lang w:val="en-US"/>
-        </w:rPr>
-        <w:t>”</w:t>
-      </w:r>
-      <w:r>
-        <w:rPr>
-          <w:rStyle w:val="Refdenotaalpie"/>
-          <w:rFonts w:ascii="Baskerville Old Face" w:hAnsi="Baskerville Old Face"/>
-          <w:sz w:val="28"/>
-          <w:szCs w:val="28"/>
-          <w:lang w:val="en-US"/>
-        </w:rPr>
-        <w:footnoteReference w:id="23"/>
+          <w:rStyle w:val="Refdenotaalfinal"/>
+          <w:rFonts w:ascii="Baskerville Old Face" w:hAnsi="Baskerville Old Face"/>
+          <w:sz w:val="28"/>
+          <w:szCs w:val="28"/>
+          <w:lang w:val="en-US"/>
+        </w:rPr>
+        <w:endnoteReference w:id="26"/>
       </w:r>
     </w:p>
     <w:p>
@@ -4131,7 +5315,45 @@
           <w:szCs w:val="28"/>
           <w:lang w:val="en-US"/>
         </w:rPr>
-        <w:t xml:space="preserve">Even though Zeus does not appear in the play, his presence casts a penetrating shadow over all the protagonists. He is the sovereign whose decision is carried out; the centre around which the play gravitates. Zeus is feared by almost all </w:t>
+        <w:t>Even though Zeus does not appear in the play, his presence casts a</w:t>
+      </w:r>
+      <w:r>
+        <w:rPr>
+          <w:rFonts w:ascii="Baskerville Old Face" w:hAnsi="Baskerville Old Face"/>
+          <w:sz w:val="28"/>
+          <w:szCs w:val="28"/>
+          <w:lang w:val="en-US"/>
+        </w:rPr>
+        <w:t>n ominous</w:t>
+      </w:r>
+      <w:r>
+        <w:rPr>
+          <w:rFonts w:ascii="Baskerville Old Face" w:hAnsi="Baskerville Old Face"/>
+          <w:sz w:val="28"/>
+          <w:szCs w:val="28"/>
+          <w:lang w:val="en-US"/>
+        </w:rPr>
+        <w:t xml:space="preserve"> shadow over all the protagonists. He is the sovereign whose decision is carried out; the </w:t>
+      </w:r>
+      <w:proofErr w:type="spellStart"/>
+      <w:r>
+        <w:rPr>
+          <w:rFonts w:ascii="Baskerville Old Face" w:hAnsi="Baskerville Old Face"/>
+          <w:sz w:val="28"/>
+          <w:szCs w:val="28"/>
+          <w:lang w:val="en-US"/>
+        </w:rPr>
+        <w:t>centre</w:t>
+      </w:r>
+      <w:proofErr w:type="spellEnd"/>
+      <w:r>
+        <w:rPr>
+          <w:rFonts w:ascii="Baskerville Old Face" w:hAnsi="Baskerville Old Face"/>
+          <w:sz w:val="28"/>
+          <w:szCs w:val="28"/>
+          <w:lang w:val="en-US"/>
+        </w:rPr>
+        <w:t xml:space="preserve"> around which the play gravitates. Zeus is feared by almost all </w:t>
       </w:r>
       <w:r>
         <w:rPr>
@@ -4149,7 +5371,25 @@
           <w:szCs w:val="28"/>
           <w:lang w:val="en-US"/>
         </w:rPr>
-        <w:t xml:space="preserve">defied by Prometheus. During the whole play we are constantly reminded that the order, albeit a tyrannical one, established by Zeus after </w:t>
+        <w:t>defied by Prometheus. During the whole play we are constantly reminded that the</w:t>
+      </w:r>
+      <w:r>
+        <w:rPr>
+          <w:rFonts w:ascii="Baskerville Old Face" w:hAnsi="Baskerville Old Face"/>
+          <w:sz w:val="28"/>
+          <w:szCs w:val="28"/>
+          <w:lang w:val="en-US"/>
+        </w:rPr>
+        <w:t xml:space="preserve"> </w:t>
+      </w:r>
+      <w:r>
+        <w:rPr>
+          <w:rFonts w:ascii="Baskerville Old Face" w:hAnsi="Baskerville Old Face"/>
+          <w:sz w:val="28"/>
+          <w:szCs w:val="28"/>
+          <w:lang w:val="en-US"/>
+        </w:rPr>
+        <w:t xml:space="preserve">order established by Zeus after </w:t>
       </w:r>
       <w:r>
         <w:rPr>
@@ -4180,13 +5420,13 @@
       </w:r>
       <w:r>
         <w:rPr>
-          <w:rStyle w:val="Refdenotaalpie"/>
-          <w:rFonts w:ascii="Baskerville Old Face" w:hAnsi="Baskerville Old Face"/>
-          <w:sz w:val="28"/>
-          <w:szCs w:val="28"/>
-          <w:lang w:val="en-US"/>
-        </w:rPr>
-        <w:footnoteReference w:id="24"/>
+          <w:rStyle w:val="Refdenotaalfinal"/>
+          <w:rFonts w:ascii="Baskerville Old Face" w:hAnsi="Baskerville Old Face"/>
+          <w:sz w:val="28"/>
+          <w:szCs w:val="28"/>
+          <w:lang w:val="en-US"/>
+        </w:rPr>
+        <w:endnoteReference w:id="27"/>
       </w:r>
       <w:r>
         <w:rPr>
@@ -4213,26 +5453,44 @@
           <w:szCs w:val="28"/>
           <w:lang w:val="en-US"/>
         </w:rPr>
-        <w:t xml:space="preserve"> reminds us of Carl Schmitt and his decisionism: “The sovereign decision is the absolute beginning, and the beginning (also in the sense of Arche) is nothing but sovereign decision”</w:t>
-      </w:r>
-      <w:r>
-        <w:rPr>
-          <w:rStyle w:val="Refdenotaalpie"/>
-          <w:rFonts w:ascii="Baskerville Old Face" w:hAnsi="Baskerville Old Face"/>
-          <w:sz w:val="28"/>
-          <w:szCs w:val="28"/>
-          <w:lang w:val="en-US"/>
-        </w:rPr>
-        <w:footnoteReference w:id="25"/>
-      </w:r>
-      <w:r>
-        <w:rPr>
-          <w:rFonts w:ascii="Baskerville Old Face" w:hAnsi="Baskerville Old Face"/>
-          <w:sz w:val="28"/>
-          <w:szCs w:val="28"/>
-          <w:lang w:val="en-US"/>
-        </w:rPr>
-        <w:t xml:space="preserve">. The new law of Zeus meant the destruction of the previous one. He was the true </w:t>
+        <w:t xml:space="preserve"> reminds us of Carl Schmitt and his decisionism: “The sovereign decision is the absolute beginning, and the beginning (also in the sense of Arche) is nothing but sovereign decision</w:t>
+      </w:r>
+      <w:r>
+        <w:rPr>
+          <w:rFonts w:ascii="Baskerville Old Face" w:hAnsi="Baskerville Old Face"/>
+          <w:sz w:val="28"/>
+          <w:szCs w:val="28"/>
+          <w:lang w:val="en-US"/>
+        </w:rPr>
+        <w:t>.</w:t>
+      </w:r>
+      <w:r>
+        <w:rPr>
+          <w:rFonts w:ascii="Baskerville Old Face" w:hAnsi="Baskerville Old Face"/>
+          <w:sz w:val="28"/>
+          <w:szCs w:val="28"/>
+          <w:lang w:val="en-US"/>
+        </w:rPr>
+        <w:t>”</w:t>
+      </w:r>
+      <w:r>
+        <w:rPr>
+          <w:rStyle w:val="Refdenotaalfinal"/>
+          <w:rFonts w:ascii="Baskerville Old Face" w:hAnsi="Baskerville Old Face"/>
+          <w:sz w:val="28"/>
+          <w:szCs w:val="28"/>
+          <w:lang w:val="en-US"/>
+        </w:rPr>
+        <w:endnoteReference w:id="28"/>
+      </w:r>
+      <w:r>
+        <w:rPr>
+          <w:rFonts w:ascii="Baskerville Old Face" w:hAnsi="Baskerville Old Face"/>
+          <w:sz w:val="28"/>
+          <w:szCs w:val="28"/>
+          <w:lang w:val="en-US"/>
+        </w:rPr>
+        <w:t xml:space="preserve"> The new law of Zeus meant the destruction of the previous one. He was the true </w:t>
       </w:r>
       <w:r>
         <w:rPr>
@@ -4322,7 +5580,25 @@
           <w:szCs w:val="28"/>
           <w:lang w:val="en-US"/>
         </w:rPr>
-        <w:t xml:space="preserve"> any possible defiance towards his sovereignty. </w:t>
+        <w:t xml:space="preserve"> any possible defiance </w:t>
+      </w:r>
+      <w:r>
+        <w:rPr>
+          <w:rFonts w:ascii="Baskerville Old Face" w:hAnsi="Baskerville Old Face"/>
+          <w:sz w:val="28"/>
+          <w:szCs w:val="28"/>
+          <w:lang w:val="en-US"/>
+        </w:rPr>
+        <w:t>of</w:t>
+      </w:r>
+      <w:r>
+        <w:rPr>
+          <w:rFonts w:ascii="Baskerville Old Face" w:hAnsi="Baskerville Old Face"/>
+          <w:sz w:val="28"/>
+          <w:szCs w:val="28"/>
+          <w:lang w:val="en-US"/>
+        </w:rPr>
+        <w:t xml:space="preserve"> his sovereignty. </w:t>
       </w:r>
     </w:p>
     <w:p>
@@ -4342,7 +5618,43 @@
           <w:szCs w:val="28"/>
           <w:lang w:val="en-US"/>
         </w:rPr>
-        <w:t xml:space="preserve">While Kratos, during the play, is the one who constantly affirms Zeus’ sovereignty and constantly reminds both Hephaestus and Prometheus of the might of the new king, Bia, remains silent not uttering a single word. Her presence, just like Zeus, pervades the play, but her silence is deafening. </w:t>
+        <w:t>While Kratos, during the play, is the one who constantly affirms Zeus’</w:t>
+      </w:r>
+      <w:r>
+        <w:rPr>
+          <w:rFonts w:ascii="Baskerville Old Face" w:hAnsi="Baskerville Old Face"/>
+          <w:sz w:val="28"/>
+          <w:szCs w:val="28"/>
+          <w:lang w:val="en-US"/>
+        </w:rPr>
+        <w:t>s</w:t>
+      </w:r>
+      <w:r>
+        <w:rPr>
+          <w:rFonts w:ascii="Baskerville Old Face" w:hAnsi="Baskerville Old Face"/>
+          <w:sz w:val="28"/>
+          <w:szCs w:val="28"/>
+          <w:lang w:val="en-US"/>
+        </w:rPr>
+        <w:t xml:space="preserve"> sovereignty and </w:t>
+      </w:r>
+      <w:r>
+        <w:rPr>
+          <w:rFonts w:ascii="Baskerville Old Face" w:hAnsi="Baskerville Old Face"/>
+          <w:sz w:val="28"/>
+          <w:szCs w:val="28"/>
+          <w:lang w:val="en-US"/>
+        </w:rPr>
+        <w:t>repeatedly</w:t>
+      </w:r>
+      <w:r>
+        <w:rPr>
+          <w:rFonts w:ascii="Baskerville Old Face" w:hAnsi="Baskerville Old Face"/>
+          <w:sz w:val="28"/>
+          <w:szCs w:val="28"/>
+          <w:lang w:val="en-US"/>
+        </w:rPr>
+        <w:t xml:space="preserve"> reminds both Hephaestus and Prometheus of the might of the new king, Bia, remains silent not uttering a single word. Her presence, just like Zeus, pervades the play, but her silence is deafening. </w:t>
       </w:r>
       <w:r>
         <w:rPr>
@@ -4382,35 +5694,37 @@
           <w:lang w:val="en-US"/>
         </w:rPr>
         <w:lastRenderedPageBreak/>
-        <w:t>“</w:t>
-      </w:r>
-      <w:r>
-        <w:rPr>
-          <w:rFonts w:ascii="Baskerville Old Face" w:hAnsi="Baskerville Old Face"/>
-          <w:sz w:val="28"/>
-          <w:szCs w:val="28"/>
-          <w:lang w:val="en-US"/>
-        </w:rPr>
-        <w:t>Although Kratos speaks in the opening scene of the play in a dialogue with Hephaestus, who is charged with nailing Prometheus to his lonely rock for his transgressions, Bia remains mute throughout. Violence is present, but doesn’t speak. In my view, the uses of rational argumentation in tragedy do not show the primacy of reason, but its limitation in relation to force, to mute violence. Reason is a fragile creature, and it is also easily corruptible through the stratagem of the persuasive lie. When reason confronts mute violence, even at its eloquent best, violence usually wins.</w:t>
-      </w:r>
-      <w:r>
-        <w:rPr>
-          <w:rFonts w:ascii="Baskerville Old Face" w:hAnsi="Baskerville Old Face"/>
-          <w:sz w:val="28"/>
-          <w:szCs w:val="28"/>
-          <w:lang w:val="en-US"/>
-        </w:rPr>
-        <w:t>”</w:t>
-      </w:r>
-      <w:r>
-        <w:rPr>
-          <w:rStyle w:val="Refdenotaalpie"/>
-          <w:rFonts w:ascii="Baskerville Old Face" w:hAnsi="Baskerville Old Face"/>
-          <w:sz w:val="28"/>
-          <w:szCs w:val="28"/>
-          <w:lang w:val="en-US"/>
-        </w:rPr>
-        <w:footnoteReference w:id="26"/>
+        <w:t xml:space="preserve">Although Kratos speaks in the opening scene of the play in a dialogue with Hephaestus, who is charged with nailing Prometheus to his lonely rock for his transgressions, Bia remains mute throughout. Violence is </w:t>
+      </w:r>
+      <w:proofErr w:type="gramStart"/>
+      <w:r>
+        <w:rPr>
+          <w:rFonts w:ascii="Baskerville Old Face" w:hAnsi="Baskerville Old Face"/>
+          <w:sz w:val="28"/>
+          <w:szCs w:val="28"/>
+          <w:lang w:val="en-US"/>
+        </w:rPr>
+        <w:t>present, but</w:t>
+      </w:r>
+      <w:proofErr w:type="gramEnd"/>
+      <w:r>
+        <w:rPr>
+          <w:rFonts w:ascii="Baskerville Old Face" w:hAnsi="Baskerville Old Face"/>
+          <w:sz w:val="28"/>
+          <w:szCs w:val="28"/>
+          <w:lang w:val="en-US"/>
+        </w:rPr>
+        <w:t xml:space="preserve"> doesn’t speak. In my view, the uses of rational argumentation in tragedy do not show the primacy of reason, but its limitation in relation to force, to mute violence. Reason is a fragile creature, and it is also easily corruptible through the stratagem of the persuasive lie. When reason confronts mute violence, even at its eloquent best, violence usually wins.</w:t>
+      </w:r>
+      <w:r>
+        <w:rPr>
+          <w:rStyle w:val="Refdenotaalfinal"/>
+          <w:rFonts w:ascii="Baskerville Old Face" w:hAnsi="Baskerville Old Face"/>
+          <w:sz w:val="28"/>
+          <w:szCs w:val="28"/>
+          <w:lang w:val="en-US"/>
+        </w:rPr>
+        <w:endnoteReference w:id="29"/>
       </w:r>
     </w:p>
     <w:p>
@@ -4430,7 +5744,25 @@
           <w:szCs w:val="28"/>
           <w:lang w:val="en-US"/>
         </w:rPr>
-        <w:t xml:space="preserve">Bia, violence and force is </w:t>
+        <w:t>Bia</w:t>
+      </w:r>
+      <w:r>
+        <w:rPr>
+          <w:rFonts w:ascii="Baskerville Old Face" w:hAnsi="Baskerville Old Face"/>
+          <w:sz w:val="28"/>
+          <w:szCs w:val="28"/>
+          <w:lang w:val="en-US"/>
+        </w:rPr>
+        <w:t xml:space="preserve"> </w:t>
+      </w:r>
+      <w:r>
+        <w:rPr>
+          <w:rFonts w:ascii="Baskerville Old Face" w:hAnsi="Baskerville Old Face"/>
+          <w:sz w:val="28"/>
+          <w:szCs w:val="28"/>
+          <w:lang w:val="en-US"/>
+        </w:rPr>
+        <w:t xml:space="preserve">is </w:t>
       </w:r>
       <w:r>
         <w:rPr>
@@ -4448,7 +5780,45 @@
           <w:szCs w:val="28"/>
           <w:lang w:val="en-US"/>
         </w:rPr>
-        <w:t>, the silencing, and the end of all dialogue and discourse. She does not need to speak to</w:t>
+        <w:t xml:space="preserve"> and </w:t>
+      </w:r>
+      <w:r>
+        <w:rPr>
+          <w:rFonts w:ascii="Baskerville Old Face" w:hAnsi="Baskerville Old Face"/>
+          <w:sz w:val="28"/>
+          <w:szCs w:val="28"/>
+          <w:lang w:val="en-US"/>
+        </w:rPr>
+        <w:t xml:space="preserve">the </w:t>
+      </w:r>
+      <w:proofErr w:type="gramStart"/>
+      <w:r>
+        <w:rPr>
+          <w:rFonts w:ascii="Baskerville Old Face" w:hAnsi="Baskerville Old Face"/>
+          <w:sz w:val="28"/>
+          <w:szCs w:val="28"/>
+          <w:lang w:val="en-US"/>
+        </w:rPr>
+        <w:t>silencing</w:t>
+      </w:r>
+      <w:proofErr w:type="gramEnd"/>
+      <w:r>
+        <w:rPr>
+          <w:rFonts w:ascii="Baskerville Old Face" w:hAnsi="Baskerville Old Face"/>
+          <w:sz w:val="28"/>
+          <w:szCs w:val="28"/>
+          <w:lang w:val="en-US"/>
+        </w:rPr>
+        <w:t>:</w:t>
+      </w:r>
+      <w:r>
+        <w:rPr>
+          <w:rFonts w:ascii="Baskerville Old Face" w:hAnsi="Baskerville Old Face"/>
+          <w:sz w:val="28"/>
+          <w:szCs w:val="28"/>
+          <w:lang w:val="en-US"/>
+        </w:rPr>
+        <w:t xml:space="preserve"> the end of all dialogue and discourse. She does not need to speak to</w:t>
       </w:r>
       <w:r>
         <w:rPr>
@@ -4549,7 +5919,83 @@
           <w:szCs w:val="28"/>
           <w:lang w:val="en-US"/>
         </w:rPr>
-        <w:t xml:space="preserve"> to Donoso Cortés’ definition of the bourgeoisie as “la clase discutidora”; the class that never stops talking; the class that would “a</w:t>
+        <w:t xml:space="preserve"> to Donoso Cortés’</w:t>
+      </w:r>
+      <w:r>
+        <w:rPr>
+          <w:rFonts w:ascii="Baskerville Old Face" w:hAnsi="Baskerville Old Face"/>
+          <w:sz w:val="28"/>
+          <w:szCs w:val="28"/>
+          <w:lang w:val="en-US"/>
+        </w:rPr>
+        <w:t>s</w:t>
+      </w:r>
+      <w:r>
+        <w:rPr>
+          <w:rFonts w:ascii="Baskerville Old Face" w:hAnsi="Baskerville Old Face"/>
+          <w:sz w:val="28"/>
+          <w:szCs w:val="28"/>
+          <w:lang w:val="en-US"/>
+        </w:rPr>
+        <w:t xml:space="preserve"> definition of the bourgeoisie as “la </w:t>
+      </w:r>
+      <w:proofErr w:type="spellStart"/>
+      <w:r>
+        <w:rPr>
+          <w:rFonts w:ascii="Baskerville Old Face" w:hAnsi="Baskerville Old Face"/>
+          <w:sz w:val="28"/>
+          <w:szCs w:val="28"/>
+          <w:lang w:val="en-US"/>
+        </w:rPr>
+        <w:t>clase</w:t>
+      </w:r>
+      <w:proofErr w:type="spellEnd"/>
+      <w:r>
+        <w:rPr>
+          <w:rFonts w:ascii="Baskerville Old Face" w:hAnsi="Baskerville Old Face"/>
+          <w:sz w:val="28"/>
+          <w:szCs w:val="28"/>
+          <w:lang w:val="en-US"/>
+        </w:rPr>
+        <w:t xml:space="preserve"> </w:t>
+      </w:r>
+      <w:proofErr w:type="spellStart"/>
+      <w:r>
+        <w:rPr>
+          <w:rFonts w:ascii="Baskerville Old Face" w:hAnsi="Baskerville Old Face"/>
+          <w:sz w:val="28"/>
+          <w:szCs w:val="28"/>
+          <w:lang w:val="en-US"/>
+        </w:rPr>
+        <w:t>discutidora</w:t>
+      </w:r>
+      <w:proofErr w:type="spellEnd"/>
+      <w:r>
+        <w:rPr>
+          <w:rFonts w:ascii="Baskerville Old Face" w:hAnsi="Baskerville Old Face"/>
+          <w:sz w:val="28"/>
+          <w:szCs w:val="28"/>
+          <w:lang w:val="en-US"/>
+        </w:rPr>
+        <w:t>”</w:t>
+      </w:r>
+      <w:r>
+        <w:rPr>
+          <w:rFonts w:ascii="Baskerville Old Face" w:hAnsi="Baskerville Old Face"/>
+          <w:sz w:val="28"/>
+          <w:szCs w:val="28"/>
+          <w:lang w:val="en-US"/>
+        </w:rPr>
+        <w:t>:</w:t>
+      </w:r>
+      <w:r>
+        <w:rPr>
+          <w:rFonts w:ascii="Baskerville Old Face" w:hAnsi="Baskerville Old Face"/>
+          <w:sz w:val="28"/>
+          <w:szCs w:val="28"/>
+          <w:lang w:val="en-US"/>
+        </w:rPr>
+        <w:t xml:space="preserve"> the class that never stops talking; the class that would “a</w:t>
       </w:r>
       <w:r>
         <w:rPr>
@@ -4571,13 +6017,13 @@
       </w:r>
       <w:r>
         <w:rPr>
-          <w:rStyle w:val="Refdenotaalpie"/>
-          <w:rFonts w:ascii="Baskerville Old Face" w:hAnsi="Baskerville Old Face"/>
-          <w:sz w:val="28"/>
-          <w:szCs w:val="28"/>
-          <w:lang w:val="en-US"/>
-        </w:rPr>
-        <w:footnoteReference w:id="27"/>
+          <w:rStyle w:val="Refdenotaalfinal"/>
+          <w:rFonts w:ascii="Baskerville Old Face" w:hAnsi="Baskerville Old Face"/>
+          <w:sz w:val="28"/>
+          <w:szCs w:val="28"/>
+          <w:lang w:val="en-US"/>
+        </w:rPr>
+        <w:endnoteReference w:id="30"/>
       </w:r>
       <w:r>
         <w:rPr>
@@ -4604,7 +6050,43 @@
           <w:szCs w:val="28"/>
           <w:lang w:val="en-US"/>
         </w:rPr>
-        <w:t xml:space="preserve"> the discussion, but the absolute refusal of them due to their uselessness. When sovereignty is present, the words are futile. This is what Joseph de Maistre – whose though</w:t>
+        <w:t xml:space="preserve"> the discussion, but the absolute re</w:t>
+      </w:r>
+      <w:r>
+        <w:rPr>
+          <w:rFonts w:ascii="Baskerville Old Face" w:hAnsi="Baskerville Old Face"/>
+          <w:sz w:val="28"/>
+          <w:szCs w:val="28"/>
+          <w:lang w:val="en-US"/>
+        </w:rPr>
+        <w:t>jection</w:t>
+      </w:r>
+      <w:r>
+        <w:rPr>
+          <w:rFonts w:ascii="Baskerville Old Face" w:hAnsi="Baskerville Old Face"/>
+          <w:sz w:val="28"/>
+          <w:szCs w:val="28"/>
+          <w:lang w:val="en-US"/>
+        </w:rPr>
+        <w:t xml:space="preserve"> of them due to their uselessness. When sovereignty is present, words are futile. This is what Joseph de Maistre </w:t>
+      </w:r>
+      <w:r>
+        <w:rPr>
+          <w:rFonts w:ascii="Baskerville Old Face" w:hAnsi="Baskerville Old Face"/>
+          <w:sz w:val="28"/>
+          <w:szCs w:val="28"/>
+          <w:lang w:val="en-US"/>
+        </w:rPr>
+        <w:t>—</w:t>
+      </w:r>
+      <w:r>
+        <w:rPr>
+          <w:rFonts w:ascii="Baskerville Old Face" w:hAnsi="Baskerville Old Face"/>
+          <w:sz w:val="28"/>
+          <w:szCs w:val="28"/>
+          <w:lang w:val="en-US"/>
+        </w:rPr>
+        <w:t xml:space="preserve"> whose though</w:t>
       </w:r>
       <w:r>
         <w:rPr>
@@ -4622,7 +6104,25 @@
           <w:szCs w:val="28"/>
           <w:lang w:val="en-US"/>
         </w:rPr>
-        <w:t xml:space="preserve"> had a great influence on Carl Schmitt- also </w:t>
+        <w:t xml:space="preserve"> had a great influence on Carl Schmitt</w:t>
+      </w:r>
+      <w:r>
+        <w:rPr>
+          <w:rFonts w:ascii="Baskerville Old Face" w:hAnsi="Baskerville Old Face"/>
+          <w:sz w:val="28"/>
+          <w:szCs w:val="28"/>
+          <w:lang w:val="en-US"/>
+        </w:rPr>
+        <w:t>—</w:t>
+      </w:r>
+      <w:r>
+        <w:rPr>
+          <w:rFonts w:ascii="Baskerville Old Face" w:hAnsi="Baskerville Old Face"/>
+          <w:sz w:val="28"/>
+          <w:szCs w:val="28"/>
+          <w:lang w:val="en-US"/>
+        </w:rPr>
+        <w:t xml:space="preserve"> also </w:t>
       </w:r>
       <w:r>
         <w:rPr>
@@ -4671,16 +6171,16 @@
           <w:szCs w:val="28"/>
           <w:lang w:val="en-US"/>
         </w:rPr>
-        <w:t xml:space="preserve">he Pope, </w:t>
-      </w:r>
-      <w:r>
-        <w:rPr>
-          <w:rFonts w:ascii="Baskerville Old Face" w:hAnsi="Baskerville Old Face"/>
-          <w:sz w:val="28"/>
-          <w:szCs w:val="28"/>
-          <w:lang w:val="en-US"/>
-        </w:rPr>
-        <w:t>the Papal infallibility with sovereignty:</w:t>
+        <w:t>he Pope,</w:t>
+      </w:r>
+      <w:r>
+        <w:rPr>
+          <w:rFonts w:ascii="Baskerville Old Face" w:hAnsi="Baskerville Old Face"/>
+          <w:sz w:val="28"/>
+          <w:szCs w:val="28"/>
+          <w:lang w:val="en-US"/>
+        </w:rPr>
+        <w:t xml:space="preserve"> Papal infallibility with sovereignty:</w:t>
       </w:r>
     </w:p>
     <w:p>
@@ -4732,26 +6232,82 @@
           <w:szCs w:val="28"/>
           <w:lang w:val="en-US"/>
         </w:rPr>
-        <w:t xml:space="preserve"> in the temporal order, are two words perfectly synonymous. The one and the other denote that high power which rules over all other powers—from which they all derive their authority—which gover</w:t>
-      </w:r>
-      <w:r>
-        <w:rPr>
-          <w:rFonts w:ascii="Baskerville Old Face" w:hAnsi="Baskerville Old Face"/>
-          <w:sz w:val="28"/>
-          <w:szCs w:val="28"/>
-          <w:lang w:val="en-US"/>
-        </w:rPr>
-        <w:t>ns and is not governed- which judges and is not judged.</w:t>
-      </w:r>
-      <w:r>
-        <w:rPr>
-          <w:rStyle w:val="Refdenotaalpie"/>
-          <w:rFonts w:ascii="Baskerville Old Face" w:hAnsi="Baskerville Old Face"/>
-          <w:sz w:val="28"/>
-          <w:szCs w:val="28"/>
-          <w:lang w:val="en-US"/>
-        </w:rPr>
-        <w:footnoteReference w:id="28"/>
+        <w:t xml:space="preserve"> in the temporal order, are two </w:t>
+      </w:r>
+      <w:proofErr w:type="gramStart"/>
+      <w:r>
+        <w:rPr>
+          <w:rFonts w:ascii="Baskerville Old Face" w:hAnsi="Baskerville Old Face"/>
+          <w:sz w:val="28"/>
+          <w:szCs w:val="28"/>
+          <w:lang w:val="en-US"/>
+        </w:rPr>
+        <w:t>words perfectly synonymous</w:t>
+      </w:r>
+      <w:proofErr w:type="gramEnd"/>
+      <w:r>
+        <w:rPr>
+          <w:rFonts w:ascii="Baskerville Old Face" w:hAnsi="Baskerville Old Face"/>
+          <w:sz w:val="28"/>
+          <w:szCs w:val="28"/>
+          <w:lang w:val="en-US"/>
+        </w:rPr>
+        <w:t>. The one and the other denote that high power which rules over all other powers—from which they all derive their authority—</w:t>
+      </w:r>
+      <w:r>
+        <w:rPr>
+          <w:rFonts w:ascii="Baskerville Old Face" w:hAnsi="Baskerville Old Face"/>
+          <w:sz w:val="28"/>
+          <w:szCs w:val="28"/>
+          <w:lang w:val="en-US"/>
+        </w:rPr>
+        <w:t xml:space="preserve"> </w:t>
+      </w:r>
+      <w:r>
+        <w:rPr>
+          <w:rFonts w:ascii="Baskerville Old Face" w:hAnsi="Baskerville Old Face"/>
+          <w:sz w:val="28"/>
+          <w:szCs w:val="28"/>
+          <w:lang w:val="en-US"/>
+        </w:rPr>
+        <w:t>which gover</w:t>
+      </w:r>
+      <w:r>
+        <w:rPr>
+          <w:rFonts w:ascii="Baskerville Old Face" w:hAnsi="Baskerville Old Face"/>
+          <w:sz w:val="28"/>
+          <w:szCs w:val="28"/>
+          <w:lang w:val="en-US"/>
+        </w:rPr>
+        <w:t>ns and is not governed</w:t>
+      </w:r>
+      <w:r>
+        <w:rPr>
+          <w:rFonts w:ascii="Baskerville Old Face" w:hAnsi="Baskerville Old Face"/>
+          <w:sz w:val="28"/>
+          <w:szCs w:val="28"/>
+          <w:lang w:val="en-US"/>
+        </w:rPr>
+        <w:t>—</w:t>
+      </w:r>
+      <w:r>
+        <w:rPr>
+          <w:rFonts w:ascii="Baskerville Old Face" w:hAnsi="Baskerville Old Face"/>
+          <w:sz w:val="28"/>
+          <w:szCs w:val="28"/>
+          <w:lang w:val="en-US"/>
+        </w:rPr>
+        <w:t xml:space="preserve"> which judges and is not judged.</w:t>
+      </w:r>
+      <w:r>
+        <w:rPr>
+          <w:rStyle w:val="Refdenotaalfinal"/>
+          <w:rFonts w:ascii="Baskerville Old Face" w:hAnsi="Baskerville Old Face"/>
+          <w:sz w:val="28"/>
+          <w:szCs w:val="28"/>
+          <w:lang w:val="en-US"/>
+        </w:rPr>
+        <w:endnoteReference w:id="31"/>
       </w:r>
     </w:p>
     <w:p>
@@ -4811,7 +6367,7 @@
           <w:szCs w:val="28"/>
           <w:lang w:val="en-US"/>
         </w:rPr>
-        <w:t>acknowledge a power which judges, and is not judged ; and</w:t>
+        <w:t>acknowledge a power which judges, and is not judged; and</w:t>
       </w:r>
       <w:r>
         <w:rPr>
@@ -4865,17 +6421,7 @@
           <w:szCs w:val="28"/>
           <w:lang w:val="en-US"/>
         </w:rPr>
-        <w:t xml:space="preserve">and the voice ? Let us view it as we will, let us </w:t>
-      </w:r>
-      <w:r>
-        <w:rPr>
-          <w:rFonts w:ascii="Baskerville Old Face" w:hAnsi="Baskerville Old Face"/>
-          <w:sz w:val="28"/>
-          <w:szCs w:val="28"/>
-          <w:lang w:val="en-US"/>
-        </w:rPr>
-        <w:lastRenderedPageBreak/>
-        <w:t>give</w:t>
+        <w:t>and the voice ? Let us view it as we will, let us give</w:t>
       </w:r>
       <w:r>
         <w:rPr>
@@ -4929,7 +6475,7 @@
           <w:szCs w:val="28"/>
           <w:lang w:val="en-US"/>
         </w:rPr>
-        <w:t xml:space="preserve">always be one to whom it never can be said—" </w:t>
+        <w:t>always be one to whom it never can be said—</w:t>
       </w:r>
       <w:r>
         <w:rPr>
@@ -4953,13 +6499,13 @@
       </w:r>
       <w:r>
         <w:rPr>
-          <w:rStyle w:val="Refdenotaalpie"/>
-          <w:rFonts w:ascii="Baskerville Old Face" w:hAnsi="Baskerville Old Face"/>
-          <w:sz w:val="28"/>
-          <w:szCs w:val="28"/>
-          <w:lang w:val="en-US"/>
-        </w:rPr>
-        <w:footnoteReference w:id="29"/>
+          <w:rStyle w:val="Refdenotaalfinal"/>
+          <w:rFonts w:ascii="Baskerville Old Face" w:hAnsi="Baskerville Old Face"/>
+          <w:sz w:val="28"/>
+          <w:szCs w:val="28"/>
+          <w:lang w:val="en-US"/>
+        </w:rPr>
+        <w:endnoteReference w:id="32"/>
       </w:r>
     </w:p>
     <w:p>
@@ -4980,6 +6526,7 @@
           <w:szCs w:val="28"/>
           <w:lang w:val="en-US"/>
         </w:rPr>
+        <w:lastRenderedPageBreak/>
         <w:t>In other words, following</w:t>
       </w:r>
       <w:r>
@@ -4998,7 +6545,47 @@
           <w:szCs w:val="28"/>
           <w:lang w:val="en-US"/>
         </w:rPr>
-        <w:t xml:space="preserve"> De Maistre, and Schmitt, there always arrives a moment when the words have to stop; where the complaints are silenced and the force is accepted. </w:t>
+        <w:t xml:space="preserve"> De Maistre and Schmitt, there always arrives a moment when the words </w:t>
+      </w:r>
+      <w:proofErr w:type="gramStart"/>
+      <w:r>
+        <w:rPr>
+          <w:rFonts w:ascii="Baskerville Old Face" w:hAnsi="Baskerville Old Face"/>
+          <w:sz w:val="28"/>
+          <w:szCs w:val="28"/>
+          <w:lang w:val="en-US"/>
+        </w:rPr>
+        <w:t>have to</w:t>
+      </w:r>
+      <w:proofErr w:type="gramEnd"/>
+      <w:r>
+        <w:rPr>
+          <w:rFonts w:ascii="Baskerville Old Face" w:hAnsi="Baskerville Old Face"/>
+          <w:sz w:val="28"/>
+          <w:szCs w:val="28"/>
+          <w:lang w:val="en-US"/>
+        </w:rPr>
+        <w:t xml:space="preserve"> stop; where the complaints are </w:t>
+      </w:r>
+      <w:proofErr w:type="gramStart"/>
+      <w:r>
+        <w:rPr>
+          <w:rFonts w:ascii="Baskerville Old Face" w:hAnsi="Baskerville Old Face"/>
+          <w:sz w:val="28"/>
+          <w:szCs w:val="28"/>
+          <w:lang w:val="en-US"/>
+        </w:rPr>
+        <w:t>silenced</w:t>
+      </w:r>
+      <w:proofErr w:type="gramEnd"/>
+      <w:r>
+        <w:rPr>
+          <w:rFonts w:ascii="Baskerville Old Face" w:hAnsi="Baskerville Old Face"/>
+          <w:sz w:val="28"/>
+          <w:szCs w:val="28"/>
+          <w:lang w:val="en-US"/>
+        </w:rPr>
+        <w:t xml:space="preserve"> and the force is accepted. </w:t>
       </w:r>
       <w:r>
         <w:rPr>
@@ -5009,6 +6596,7 @@
         </w:rPr>
         <w:t xml:space="preserve">The ethical questions regarding the decision of the sovereign are irrelevant according to them: </w:t>
       </w:r>
+      <w:proofErr w:type="spellStart"/>
       <w:r>
         <w:rPr>
           <w:rFonts w:ascii="Baskerville Old Face" w:hAnsi="Baskerville Old Face"/>
@@ -5018,7 +6606,43 @@
           <w:szCs w:val="28"/>
           <w:lang w:val="en-US"/>
         </w:rPr>
-        <w:t xml:space="preserve">auctoritas non veritas facit legem </w:t>
+        <w:t>auctoritas</w:t>
+      </w:r>
+      <w:proofErr w:type="spellEnd"/>
+      <w:r>
+        <w:rPr>
+          <w:rFonts w:ascii="Baskerville Old Face" w:hAnsi="Baskerville Old Face"/>
+          <w:i/>
+          <w:iCs/>
+          <w:sz w:val="28"/>
+          <w:szCs w:val="28"/>
+          <w:lang w:val="en-US"/>
+        </w:rPr>
+        <w:t xml:space="preserve"> non veritas facit </w:t>
+      </w:r>
+      <w:proofErr w:type="spellStart"/>
+      <w:r>
+        <w:rPr>
+          <w:rFonts w:ascii="Baskerville Old Face" w:hAnsi="Baskerville Old Face"/>
+          <w:i/>
+          <w:iCs/>
+          <w:sz w:val="28"/>
+          <w:szCs w:val="28"/>
+          <w:lang w:val="en-US"/>
+        </w:rPr>
+        <w:t>legem</w:t>
+      </w:r>
+      <w:proofErr w:type="spellEnd"/>
+      <w:r>
+        <w:rPr>
+          <w:rFonts w:ascii="Baskerville Old Face" w:hAnsi="Baskerville Old Face"/>
+          <w:i/>
+          <w:iCs/>
+          <w:sz w:val="28"/>
+          <w:szCs w:val="28"/>
+          <w:lang w:val="en-US"/>
+        </w:rPr>
+        <w:t xml:space="preserve"> </w:t>
       </w:r>
       <w:r>
         <w:rPr>
@@ -5054,6 +6678,15 @@
           <w:szCs w:val="28"/>
           <w:lang w:val="en-US"/>
         </w:rPr>
+        <w:t>s</w:t>
+      </w:r>
+      <w:r>
+        <w:rPr>
+          <w:rFonts w:ascii="Baskerville Old Face" w:hAnsi="Baskerville Old Face"/>
+          <w:sz w:val="28"/>
+          <w:szCs w:val="28"/>
+          <w:lang w:val="en-US"/>
+        </w:rPr>
         <w:t xml:space="preserve"> sentences that Schmitt repeats. The force, the sovereign, the violence that b</w:t>
       </w:r>
       <w:r>
@@ -5092,6 +6725,7 @@
         </w:rPr>
         <w:t xml:space="preserve"> is what </w:t>
       </w:r>
+      <w:proofErr w:type="gramStart"/>
       <w:r>
         <w:rPr>
           <w:rFonts w:ascii="Baskerville Old Face" w:hAnsi="Baskerville Old Face"/>
@@ -5101,14 +6735,15 @@
         </w:rPr>
         <w:t>founds</w:t>
       </w:r>
-      <w:r>
-        <w:rPr>
-          <w:rFonts w:ascii="Baskerville Old Face" w:hAnsi="Baskerville Old Face"/>
-          <w:sz w:val="28"/>
-          <w:szCs w:val="28"/>
-          <w:lang w:val="en-US"/>
-        </w:rPr>
-        <w:t xml:space="preserve"> the right, justice, and the law</w:t>
+      <w:proofErr w:type="gramEnd"/>
+      <w:r>
+        <w:rPr>
+          <w:rFonts w:ascii="Baskerville Old Face" w:hAnsi="Baskerville Old Face"/>
+          <w:sz w:val="28"/>
+          <w:szCs w:val="28"/>
+          <w:lang w:val="en-US"/>
+        </w:rPr>
+        <w:t xml:space="preserve"> right, justice, and the law</w:t>
       </w:r>
       <w:r>
         <w:rPr>
@@ -5126,7 +6761,25 @@
           <w:szCs w:val="28"/>
           <w:lang w:val="en-US"/>
         </w:rPr>
-        <w:t xml:space="preserve"> Zeus’ sovereignty hence is </w:t>
+        <w:t xml:space="preserve"> Zeus’</w:t>
+      </w:r>
+      <w:r>
+        <w:rPr>
+          <w:rFonts w:ascii="Baskerville Old Face" w:hAnsi="Baskerville Old Face"/>
+          <w:sz w:val="28"/>
+          <w:szCs w:val="28"/>
+          <w:lang w:val="en-US"/>
+        </w:rPr>
+        <w:t>s</w:t>
+      </w:r>
+      <w:r>
+        <w:rPr>
+          <w:rFonts w:ascii="Baskerville Old Face" w:hAnsi="Baskerville Old Face"/>
+          <w:sz w:val="28"/>
+          <w:szCs w:val="28"/>
+          <w:lang w:val="en-US"/>
+        </w:rPr>
+        <w:t xml:space="preserve"> sovereignty hence is </w:t>
       </w:r>
       <w:r>
         <w:rPr>
@@ -5144,7 +6797,27 @@
           <w:szCs w:val="28"/>
           <w:lang w:val="en-US"/>
         </w:rPr>
-        <w:t xml:space="preserve"> Schmitt’s political theory brought to its extreme but possible consequences. It represents an authority that draws its legitimacy from its possibility of deciding on the enemy, on the state of exception, and, of course, on its willingness to use force and violence in order to prevail. </w:t>
+        <w:t xml:space="preserve"> Schmitt’s political theory brought to its extreme but possible consequences. It represents an authority that draws its legitimacy from its possibility of deciding on the enemy, on the state of exception, and, of course, on its willingness to use force and violence </w:t>
+      </w:r>
+      <w:proofErr w:type="gramStart"/>
+      <w:r>
+        <w:rPr>
+          <w:rFonts w:ascii="Baskerville Old Face" w:hAnsi="Baskerville Old Face"/>
+          <w:sz w:val="28"/>
+          <w:szCs w:val="28"/>
+          <w:lang w:val="en-US"/>
+        </w:rPr>
+        <w:t>in order to</w:t>
+      </w:r>
+      <w:proofErr w:type="gramEnd"/>
+      <w:r>
+        <w:rPr>
+          <w:rFonts w:ascii="Baskerville Old Face" w:hAnsi="Baskerville Old Face"/>
+          <w:sz w:val="28"/>
+          <w:szCs w:val="28"/>
+          <w:lang w:val="en-US"/>
+        </w:rPr>
+        <w:t xml:space="preserve"> prevail. </w:t>
       </w:r>
     </w:p>
     <w:p>
@@ -5201,25 +6874,79 @@
           <w:szCs w:val="28"/>
           <w:lang w:val="en-US"/>
         </w:rPr>
-        <w:t xml:space="preserve"> a diving property, but</w:t>
-      </w:r>
-      <w:r>
-        <w:rPr>
-          <w:rFonts w:ascii="Baskerville Old Face" w:hAnsi="Baskerville Old Face"/>
-          <w:sz w:val="28"/>
-          <w:szCs w:val="28"/>
-          <w:lang w:val="en-US"/>
-        </w:rPr>
-        <w:t xml:space="preserve"> it directly</w:t>
-      </w:r>
-      <w:r>
-        <w:rPr>
-          <w:rFonts w:ascii="Baskerville Old Face" w:hAnsi="Baskerville Old Face"/>
-          <w:sz w:val="28"/>
-          <w:szCs w:val="28"/>
-          <w:lang w:val="en-US"/>
-        </w:rPr>
-        <w:t xml:space="preserve"> springs from Prometheus’ daring act of disobeying and defying Zeus’ orde</w:t>
+        <w:t xml:space="preserve"> a divin</w:t>
+      </w:r>
+      <w:r>
+        <w:rPr>
+          <w:rFonts w:ascii="Baskerville Old Face" w:hAnsi="Baskerville Old Face"/>
+          <w:sz w:val="28"/>
+          <w:szCs w:val="28"/>
+          <w:lang w:val="en-US"/>
+        </w:rPr>
+        <w:t>e</w:t>
+      </w:r>
+      <w:r>
+        <w:rPr>
+          <w:rFonts w:ascii="Baskerville Old Face" w:hAnsi="Baskerville Old Face"/>
+          <w:sz w:val="28"/>
+          <w:szCs w:val="28"/>
+          <w:lang w:val="en-US"/>
+        </w:rPr>
+        <w:t xml:space="preserve"> property, but</w:t>
+      </w:r>
+      <w:r>
+        <w:rPr>
+          <w:rFonts w:ascii="Baskerville Old Face" w:hAnsi="Baskerville Old Face"/>
+          <w:sz w:val="28"/>
+          <w:szCs w:val="28"/>
+          <w:lang w:val="en-US"/>
+        </w:rPr>
+        <w:t xml:space="preserve"> directly</w:t>
+      </w:r>
+      <w:r>
+        <w:rPr>
+          <w:rFonts w:ascii="Baskerville Old Face" w:hAnsi="Baskerville Old Face"/>
+          <w:sz w:val="28"/>
+          <w:szCs w:val="28"/>
+          <w:lang w:val="en-US"/>
+        </w:rPr>
+        <w:t xml:space="preserve"> springs from Prometheus’</w:t>
+      </w:r>
+      <w:r>
+        <w:rPr>
+          <w:rFonts w:ascii="Baskerville Old Face" w:hAnsi="Baskerville Old Face"/>
+          <w:sz w:val="28"/>
+          <w:szCs w:val="28"/>
+          <w:lang w:val="en-US"/>
+        </w:rPr>
+        <w:t>s</w:t>
+      </w:r>
+      <w:r>
+        <w:rPr>
+          <w:rFonts w:ascii="Baskerville Old Face" w:hAnsi="Baskerville Old Face"/>
+          <w:sz w:val="28"/>
+          <w:szCs w:val="28"/>
+          <w:lang w:val="en-US"/>
+        </w:rPr>
+        <w:t xml:space="preserve"> daring act of disobeying and defying Zeus’</w:t>
+      </w:r>
+      <w:r>
+        <w:rPr>
+          <w:rFonts w:ascii="Baskerville Old Face" w:hAnsi="Baskerville Old Face"/>
+          <w:sz w:val="28"/>
+          <w:szCs w:val="28"/>
+          <w:lang w:val="en-US"/>
+        </w:rPr>
+        <w:t>s</w:t>
+      </w:r>
+      <w:r>
+        <w:rPr>
+          <w:rFonts w:ascii="Baskerville Old Face" w:hAnsi="Baskerville Old Face"/>
+          <w:sz w:val="28"/>
+          <w:szCs w:val="28"/>
+          <w:lang w:val="en-US"/>
+        </w:rPr>
+        <w:t xml:space="preserve"> orde</w:t>
       </w:r>
       <w:r>
         <w:rPr>
@@ -5291,7 +7018,16 @@
           <w:szCs w:val="28"/>
           <w:lang w:val="en-US"/>
         </w:rPr>
-        <w:t xml:space="preserve">- </w:t>
+        <w:t>—</w:t>
+      </w:r>
+      <w:r>
+        <w:rPr>
+          <w:rFonts w:ascii="Baskerville Old Face" w:hAnsi="Baskerville Old Face"/>
+          <w:sz w:val="28"/>
+          <w:szCs w:val="28"/>
+          <w:lang w:val="en-US"/>
+        </w:rPr>
+        <w:t xml:space="preserve"> </w:t>
       </w:r>
       <w:r>
         <w:rPr>
@@ -5309,7 +7045,16 @@
           <w:szCs w:val="28"/>
           <w:lang w:val="en-US"/>
         </w:rPr>
-        <w:t xml:space="preserve">- </w:t>
+        <w:t>—</w:t>
+      </w:r>
+      <w:r>
+        <w:rPr>
+          <w:rFonts w:ascii="Baskerville Old Face" w:hAnsi="Baskerville Old Face"/>
+          <w:sz w:val="28"/>
+          <w:szCs w:val="28"/>
+          <w:lang w:val="en-US"/>
+        </w:rPr>
+        <w:t xml:space="preserve"> </w:t>
       </w:r>
       <w:r>
         <w:rPr>
@@ -5327,26 +7072,35 @@
           <w:szCs w:val="28"/>
           <w:lang w:val="en-US"/>
         </w:rPr>
+        <w:t>.</w:t>
+      </w:r>
+      <w:r>
+        <w:rPr>
+          <w:rFonts w:ascii="Baskerville Old Face" w:hAnsi="Baskerville Old Face"/>
+          <w:sz w:val="28"/>
+          <w:szCs w:val="28"/>
+          <w:lang w:val="en-US"/>
+        </w:rPr>
         <w:t>”</w:t>
       </w:r>
       <w:r>
         <w:rPr>
-          <w:rStyle w:val="Refdenotaalpie"/>
-          <w:rFonts w:ascii="Baskerville Old Face" w:hAnsi="Baskerville Old Face"/>
-          <w:sz w:val="28"/>
-          <w:szCs w:val="28"/>
-          <w:lang w:val="en-US"/>
-        </w:rPr>
-        <w:footnoteReference w:id="30"/>
-      </w:r>
-      <w:r>
-        <w:rPr>
-          <w:rFonts w:ascii="Baskerville Old Face" w:hAnsi="Baskerville Old Face"/>
-          <w:sz w:val="28"/>
-          <w:szCs w:val="28"/>
-          <w:lang w:val="en-US"/>
-        </w:rPr>
-        <w:t xml:space="preserve">. When Zeus is challenged, his sovereignty is challenged, and if this challenge is not </w:t>
+          <w:rStyle w:val="Refdenotaalfinal"/>
+          <w:rFonts w:ascii="Baskerville Old Face" w:hAnsi="Baskerville Old Face"/>
+          <w:sz w:val="28"/>
+          <w:szCs w:val="28"/>
+          <w:lang w:val="en-US"/>
+        </w:rPr>
+        <w:endnoteReference w:id="33"/>
+      </w:r>
+      <w:r>
+        <w:rPr>
+          <w:rFonts w:ascii="Baskerville Old Face" w:hAnsi="Baskerville Old Face"/>
+          <w:sz w:val="28"/>
+          <w:szCs w:val="28"/>
+          <w:lang w:val="en-US"/>
+        </w:rPr>
+        <w:t xml:space="preserve"> When Zeus is challenged, his sovereignty is challenged, and if this challenge is not </w:t>
       </w:r>
       <w:r>
         <w:rPr>
@@ -5364,7 +7118,7 @@
           <w:szCs w:val="28"/>
           <w:lang w:val="en-US"/>
         </w:rPr>
-        <w:t xml:space="preserve">answered, then the sovereignty is shattered, and Zeus, having previously destroyed the order of his father, is well aware of </w:t>
+        <w:t xml:space="preserve">answered, then sovereignty is shattered, and Zeus, having previously destroyed the order of his father, is well aware of </w:t>
       </w:r>
       <w:r>
         <w:rPr>
@@ -5432,7 +7186,61 @@
           <w:szCs w:val="28"/>
           <w:lang w:val="en-US"/>
         </w:rPr>
-        <w:t xml:space="preserve"> might(kratos) and force/violence (bia) to </w:t>
+        <w:t xml:space="preserve"> might</w:t>
+      </w:r>
+      <w:r>
+        <w:rPr>
+          <w:rFonts w:ascii="Baskerville Old Face" w:hAnsi="Baskerville Old Face"/>
+          <w:sz w:val="28"/>
+          <w:szCs w:val="28"/>
+          <w:lang w:val="en-US"/>
+        </w:rPr>
+        <w:t xml:space="preserve"> </w:t>
+      </w:r>
+      <w:r>
+        <w:rPr>
+          <w:rFonts w:ascii="Baskerville Old Face" w:hAnsi="Baskerville Old Face"/>
+          <w:sz w:val="28"/>
+          <w:szCs w:val="28"/>
+          <w:lang w:val="en-US"/>
+        </w:rPr>
+        <w:t>(</w:t>
+      </w:r>
+      <w:r>
+        <w:rPr>
+          <w:rFonts w:ascii="Baskerville Old Face" w:hAnsi="Baskerville Old Face"/>
+          <w:sz w:val="28"/>
+          <w:szCs w:val="28"/>
+          <w:lang w:val="en-US"/>
+        </w:rPr>
+        <w:t>K</w:t>
+      </w:r>
+      <w:r>
+        <w:rPr>
+          <w:rFonts w:ascii="Baskerville Old Face" w:hAnsi="Baskerville Old Face"/>
+          <w:sz w:val="28"/>
+          <w:szCs w:val="28"/>
+          <w:lang w:val="en-US"/>
+        </w:rPr>
+        <w:t>ratos) and force/violence (</w:t>
+      </w:r>
+      <w:r>
+        <w:rPr>
+          <w:rFonts w:ascii="Baskerville Old Face" w:hAnsi="Baskerville Old Face"/>
+          <w:sz w:val="28"/>
+          <w:szCs w:val="28"/>
+          <w:lang w:val="en-US"/>
+        </w:rPr>
+        <w:t>B</w:t>
+      </w:r>
+      <w:r>
+        <w:rPr>
+          <w:rFonts w:ascii="Baskerville Old Face" w:hAnsi="Baskerville Old Face"/>
+          <w:sz w:val="28"/>
+          <w:szCs w:val="28"/>
+          <w:lang w:val="en-US"/>
+        </w:rPr>
+        <w:t xml:space="preserve">ia) to </w:t>
       </w:r>
       <w:r>
         <w:rPr>
@@ -5450,7 +7258,43 @@
           <w:szCs w:val="28"/>
           <w:lang w:val="en-US"/>
         </w:rPr>
-        <w:t xml:space="preserve">. Zeus, as the absolute sovereign, is the one making the decision of the exception and the enemy, and once this decision has been made, the whole apparatus of his authority namely violence, force, coercion, and might, are all set into motion to shape the new reality. </w:t>
+        <w:t>. Zeus, as the absolute sovereign, is the one making decision</w:t>
+      </w:r>
+      <w:r>
+        <w:rPr>
+          <w:rFonts w:ascii="Baskerville Old Face" w:hAnsi="Baskerville Old Face"/>
+          <w:sz w:val="28"/>
+          <w:szCs w:val="28"/>
+          <w:lang w:val="en-US"/>
+        </w:rPr>
+        <w:t>s</w:t>
+      </w:r>
+      <w:r>
+        <w:rPr>
+          <w:rFonts w:ascii="Baskerville Old Face" w:hAnsi="Baskerville Old Face"/>
+          <w:sz w:val="28"/>
+          <w:szCs w:val="28"/>
+          <w:lang w:val="en-US"/>
+        </w:rPr>
+        <w:t xml:space="preserve"> </w:t>
+      </w:r>
+      <w:r>
+        <w:rPr>
+          <w:rFonts w:ascii="Baskerville Old Face" w:hAnsi="Baskerville Old Face"/>
+          <w:sz w:val="28"/>
+          <w:szCs w:val="28"/>
+          <w:lang w:val="en-US"/>
+        </w:rPr>
+        <w:t>about</w:t>
+      </w:r>
+      <w:r>
+        <w:rPr>
+          <w:rFonts w:ascii="Baskerville Old Face" w:hAnsi="Baskerville Old Face"/>
+          <w:sz w:val="28"/>
+          <w:szCs w:val="28"/>
+          <w:lang w:val="en-US"/>
+        </w:rPr>
+        <w:t xml:space="preserve"> the exception and the enemy, and once this decision has been made, the whole apparatus of his authority namely violence, force, coercion, and might, are all set into motion to shape the new reality. </w:t>
       </w:r>
       <w:r>
         <w:rPr>
@@ -5468,26 +7312,35 @@
           <w:szCs w:val="28"/>
           <w:lang w:val="en-US"/>
         </w:rPr>
-        <w:t>, according to the decisionist Carl Schmitt</w:t>
-      </w:r>
-      <w:r>
-        <w:rPr>
-          <w:rStyle w:val="Refdenotaalpie"/>
-          <w:rFonts w:ascii="Baskerville Old Face" w:hAnsi="Baskerville Old Face"/>
-          <w:sz w:val="28"/>
-          <w:szCs w:val="28"/>
-          <w:lang w:val="en-US"/>
-        </w:rPr>
-        <w:footnoteReference w:id="31"/>
-      </w:r>
-      <w:r>
-        <w:rPr>
-          <w:rFonts w:ascii="Baskerville Old Face" w:hAnsi="Baskerville Old Face"/>
-          <w:sz w:val="28"/>
-          <w:szCs w:val="28"/>
-          <w:lang w:val="en-US"/>
-        </w:rPr>
-        <w:t>,</w:t>
+        <w:t>, according to</w:t>
+      </w:r>
+      <w:r>
+        <w:rPr>
+          <w:rFonts w:ascii="Baskerville Old Face" w:hAnsi="Baskerville Old Face"/>
+          <w:sz w:val="28"/>
+          <w:szCs w:val="28"/>
+          <w:lang w:val="en-US"/>
+        </w:rPr>
+        <w:t xml:space="preserve"> </w:t>
+      </w:r>
+      <w:r>
+        <w:rPr>
+          <w:rFonts w:ascii="Baskerville Old Face" w:hAnsi="Baskerville Old Face"/>
+          <w:sz w:val="28"/>
+          <w:szCs w:val="28"/>
+          <w:lang w:val="en-US"/>
+        </w:rPr>
+        <w:t>Carl Schmitt,</w:t>
+      </w:r>
+      <w:r>
+        <w:rPr>
+          <w:rStyle w:val="Refdenotaalfinal"/>
+          <w:rFonts w:ascii="Baskerville Old Face" w:hAnsi="Baskerville Old Face"/>
+          <w:sz w:val="28"/>
+          <w:szCs w:val="28"/>
+          <w:lang w:val="en-US"/>
+        </w:rPr>
+        <w:endnoteReference w:id="34"/>
       </w:r>
       <w:r>
         <w:rPr>
@@ -5523,17 +7376,7 @@
           <w:szCs w:val="28"/>
           <w:lang w:val="en-US"/>
         </w:rPr>
-        <w:t xml:space="preserve">the humanitarian goal of Prometheus, the </w:t>
-      </w:r>
-      <w:r>
-        <w:rPr>
-          <w:rFonts w:ascii="Baskerville Old Face" w:hAnsi="Baskerville Old Face"/>
-          <w:sz w:val="28"/>
-          <w:szCs w:val="28"/>
-          <w:lang w:val="en-US"/>
-        </w:rPr>
-        <w:lastRenderedPageBreak/>
-        <w:t xml:space="preserve">traditions, or previous </w:t>
+        <w:t xml:space="preserve">the humanitarian goal of Prometheus, the traditions, or previous </w:t>
       </w:r>
       <w:r>
         <w:rPr>
@@ -5560,16 +7403,52 @@
           <w:szCs w:val="28"/>
           <w:lang w:val="en-US"/>
         </w:rPr>
-        <w:t xml:space="preserve"> but is solidly founded on its capacity to rule and govern through might and force. The state is justified by its mere existence</w:t>
-      </w:r>
-      <w:r>
-        <w:rPr>
-          <w:rFonts w:ascii="Baskerville Old Face" w:hAnsi="Baskerville Old Face"/>
-          <w:sz w:val="28"/>
-          <w:szCs w:val="28"/>
-          <w:lang w:val="en-US"/>
-        </w:rPr>
-        <w:t xml:space="preserve"> and since this existence is political, as we have previously seen, then the decision on the enemy and the possibility of the absolute struggle against him are the only things a state needs to guarantee its existence. Zeus’ state can offer no “golden age” for his worshippers; only solid order and shattering of defiance.  </w:t>
+        <w:t xml:space="preserve"> but is sol</w:t>
+      </w:r>
+      <w:r>
+        <w:rPr>
+          <w:rFonts w:ascii="Baskerville Old Face" w:hAnsi="Baskerville Old Face"/>
+          <w:sz w:val="28"/>
+          <w:szCs w:val="28"/>
+          <w:lang w:val="en-US"/>
+        </w:rPr>
+        <w:t>ely</w:t>
+      </w:r>
+      <w:r>
+        <w:rPr>
+          <w:rFonts w:ascii="Baskerville Old Face" w:hAnsi="Baskerville Old Face"/>
+          <w:sz w:val="28"/>
+          <w:szCs w:val="28"/>
+          <w:lang w:val="en-US"/>
+        </w:rPr>
+        <w:t xml:space="preserve"> founded on its capacity to rule and govern through might and force. The state is justified by its mere existence</w:t>
+      </w:r>
+      <w:r>
+        <w:rPr>
+          <w:rFonts w:ascii="Baskerville Old Face" w:hAnsi="Baskerville Old Face"/>
+          <w:sz w:val="28"/>
+          <w:szCs w:val="28"/>
+          <w:lang w:val="en-US"/>
+        </w:rPr>
+        <w:t xml:space="preserve"> and since this existence is political, as we have previously seen, then the decision on the enemy and the possibility of the absolute struggle against him are the only things a state needs to guarantee its existence. Zeus’</w:t>
+      </w:r>
+      <w:r>
+        <w:rPr>
+          <w:rFonts w:ascii="Baskerville Old Face" w:hAnsi="Baskerville Old Face"/>
+          <w:sz w:val="28"/>
+          <w:szCs w:val="28"/>
+          <w:lang w:val="en-US"/>
+        </w:rPr>
+        <w:t>s</w:t>
+      </w:r>
+      <w:r>
+        <w:rPr>
+          <w:rFonts w:ascii="Baskerville Old Face" w:hAnsi="Baskerville Old Face"/>
+          <w:sz w:val="28"/>
+          <w:szCs w:val="28"/>
+          <w:lang w:val="en-US"/>
+        </w:rPr>
+        <w:t xml:space="preserve"> state can offer no “golden age” for his worshippers; only solid order and shattering of defiance.  </w:t>
       </w:r>
       <w:r>
         <w:rPr>
@@ -5603,7 +7482,7 @@
           <w:szCs w:val="28"/>
           <w:lang w:val="en-US"/>
         </w:rPr>
-        <w:t>Conclusions</w:t>
+        <w:t>Conclusion</w:t>
       </w:r>
     </w:p>
     <w:p>
@@ -5624,7 +7503,28 @@
           <w:szCs w:val="28"/>
           <w:lang w:val="en-US"/>
         </w:rPr>
-        <w:t>Having reached the conclusion of this chapter, a question may arise: is it still possible even to consider the possibility that a state today can be justified by its distinction between the friend and the enemy? Furthermore, is the decision on the exception so critical so as to define who the sovereign is? </w:t>
+        <w:lastRenderedPageBreak/>
+        <w:t xml:space="preserve">Having reached the conclusion of this chapter, a question may arise: is it still possible even to consider the possibility that a state today can be justified by its distinction between the friend and the enemy? Furthermore, is the decision on the exception so critical </w:t>
+      </w:r>
+      <w:proofErr w:type="gramStart"/>
+      <w:r>
+        <w:rPr>
+          <w:rFonts w:ascii="Baskerville Old Face" w:hAnsi="Baskerville Old Face"/>
+          <w:sz w:val="28"/>
+          <w:szCs w:val="28"/>
+          <w:lang w:val="en-US"/>
+        </w:rPr>
+        <w:t>so as to</w:t>
+      </w:r>
+      <w:proofErr w:type="gramEnd"/>
+      <w:r>
+        <w:rPr>
+          <w:rFonts w:ascii="Baskerville Old Face" w:hAnsi="Baskerville Old Face"/>
+          <w:sz w:val="28"/>
+          <w:szCs w:val="28"/>
+          <w:lang w:val="en-US"/>
+        </w:rPr>
+        <w:t xml:space="preserve"> define who the sovereign is? </w:t>
       </w:r>
     </w:p>
     <w:p>
@@ -5645,7 +7545,25 @@
           <w:szCs w:val="28"/>
           <w:lang w:val="en-US"/>
         </w:rPr>
-        <w:t xml:space="preserve">In my opinion, the fact that both Aeschylus’ </w:t>
+        <w:t>In my opinion, the fact that both Aeschylus’</w:t>
+      </w:r>
+      <w:r>
+        <w:rPr>
+          <w:rFonts w:ascii="Baskerville Old Face" w:hAnsi="Baskerville Old Face"/>
+          <w:sz w:val="28"/>
+          <w:szCs w:val="28"/>
+          <w:lang w:val="en-US"/>
+        </w:rPr>
+        <w:t>s</w:t>
+      </w:r>
+      <w:r>
+        <w:rPr>
+          <w:rFonts w:ascii="Baskerville Old Face" w:hAnsi="Baskerville Old Face"/>
+          <w:sz w:val="28"/>
+          <w:szCs w:val="28"/>
+          <w:lang w:val="en-US"/>
+        </w:rPr>
+        <w:t xml:space="preserve"> </w:t>
       </w:r>
       <w:r>
         <w:rPr>
@@ -5665,7 +7583,65 @@
           <w:szCs w:val="28"/>
           <w:lang w:val="en-US"/>
         </w:rPr>
-        <w:t xml:space="preserve"> and Carl Schmitt’s works are still relevant, is a hint that their message has neither been forgotten nor proven easy to ignore. There is no doubt that reading Schmitt’s description of the concept of the political makes us wonder whether the human being is truly doomed to this constant struggle</w:t>
+        <w:t xml:space="preserve"> and Carl Schmitt’s works are still </w:t>
+      </w:r>
+      <w:r>
+        <w:rPr>
+          <w:rFonts w:ascii="Baskerville Old Face" w:hAnsi="Baskerville Old Face"/>
+          <w:sz w:val="28"/>
+          <w:szCs w:val="28"/>
+          <w:lang w:val="en-US"/>
+        </w:rPr>
+        <w:t>relevant</w:t>
+      </w:r>
+      <w:r>
+        <w:rPr>
+          <w:rFonts w:ascii="Baskerville Old Face" w:hAnsi="Baskerville Old Face"/>
+          <w:sz w:val="28"/>
+          <w:szCs w:val="28"/>
+          <w:lang w:val="en-US"/>
+        </w:rPr>
+        <w:t xml:space="preserve"> is a hint that their message has neither been forgotten nor proven easy to ignore. There is no doubt that reading Schmitt’s description of the concept </w:t>
+      </w:r>
+      <w:proofErr w:type="gramStart"/>
+      <w:r>
+        <w:rPr>
+          <w:rFonts w:ascii="Baskerville Old Face" w:hAnsi="Baskerville Old Face"/>
+          <w:sz w:val="28"/>
+          <w:szCs w:val="28"/>
+          <w:lang w:val="en-US"/>
+        </w:rPr>
+        <w:t>of the political</w:t>
+      </w:r>
+      <w:proofErr w:type="gramEnd"/>
+      <w:r>
+        <w:rPr>
+          <w:rFonts w:ascii="Baskerville Old Face" w:hAnsi="Baskerville Old Face"/>
+          <w:sz w:val="28"/>
+          <w:szCs w:val="28"/>
+          <w:lang w:val="en-US"/>
+        </w:rPr>
+        <w:t xml:space="preserve"> makes us wonder whether </w:t>
+      </w:r>
+      <w:proofErr w:type="gramStart"/>
+      <w:r>
+        <w:rPr>
+          <w:rFonts w:ascii="Baskerville Old Face" w:hAnsi="Baskerville Old Face"/>
+          <w:sz w:val="28"/>
+          <w:szCs w:val="28"/>
+          <w:lang w:val="en-US"/>
+        </w:rPr>
+        <w:t>the human being is</w:t>
+      </w:r>
+      <w:proofErr w:type="gramEnd"/>
+      <w:r>
+        <w:rPr>
+          <w:rFonts w:ascii="Baskerville Old Face" w:hAnsi="Baskerville Old Face"/>
+          <w:sz w:val="28"/>
+          <w:szCs w:val="28"/>
+          <w:lang w:val="en-US"/>
+        </w:rPr>
+        <w:t xml:space="preserve"> truly doomed to this constant struggle</w:t>
       </w:r>
       <w:r>
         <w:rPr>
@@ -5740,34 +7716,34 @@
           <w:szCs w:val="28"/>
           <w:lang w:val="en-US"/>
         </w:rPr>
-        <w:t>In this world, then, both Schmit and Aeschylus' Prometheus are both relevant and useful. They open our eyes to a grim, yet real, political landscape and invite us to think about the meaning and the role of the state today. Our ideas and thoughts of what a state ought to be are being tested by the trial by fire of the concrete political reality we are living in. The answer to this challenge though cannot be a fatalistic one nor</w:t>
-      </w:r>
-      <w:r>
-        <w:rPr>
-          <w:rFonts w:ascii="Baskerville Old Face" w:hAnsi="Baskerville Old Face"/>
-          <w:sz w:val="28"/>
-          <w:szCs w:val="28"/>
-          <w:lang w:val="en-US"/>
-        </w:rPr>
-        <w:t xml:space="preserve">, </w:t>
-      </w:r>
-      <w:r>
-        <w:rPr>
-          <w:rFonts w:ascii="Baskerville Old Face" w:hAnsi="Baskerville Old Face"/>
-          <w:sz w:val="28"/>
-          <w:szCs w:val="28"/>
-          <w:lang w:val="en-US"/>
-        </w:rPr>
-        <w:t>as Leo Strauss very accurately observed in Schmitt’s wo</w:t>
-      </w:r>
-      <w:r>
-        <w:rPr>
-          <w:rFonts w:ascii="Baskerville Old Face" w:hAnsi="Baskerville Old Face"/>
-          <w:sz w:val="28"/>
-          <w:szCs w:val="28"/>
-          <w:lang w:val="en-US"/>
-        </w:rPr>
-        <w:t>rk,</w:t>
+        <w:t>In this world, then, both Schmit</w:t>
+      </w:r>
+      <w:r>
+        <w:rPr>
+          <w:rFonts w:ascii="Baskerville Old Face" w:hAnsi="Baskerville Old Face"/>
+          <w:sz w:val="28"/>
+          <w:szCs w:val="28"/>
+          <w:lang w:val="en-US"/>
+        </w:rPr>
+        <w:t>t</w:t>
+      </w:r>
+      <w:r>
+        <w:rPr>
+          <w:rFonts w:ascii="Baskerville Old Face" w:hAnsi="Baskerville Old Face"/>
+          <w:sz w:val="28"/>
+          <w:szCs w:val="28"/>
+          <w:lang w:val="en-US"/>
+        </w:rPr>
+        <w:t xml:space="preserve"> and Aeschylus' Prometheus are relevant and useful. They open our eyes to a grim, yet real, political landscape and invite us to think about the meaning and the role of the state today. Our ideas and thoughts of what a state ought to be are being tested by the trial by fire of the concrete political reality we are living in. The answer to this challenge though cannot be a fatalistic one nor</w:t>
+      </w:r>
+      <w:r>
+        <w:rPr>
+          <w:rFonts w:ascii="Baskerville Old Face" w:hAnsi="Baskerville Old Face"/>
+          <w:sz w:val="28"/>
+          <w:szCs w:val="28"/>
+          <w:lang w:val="en-US"/>
+        </w:rPr>
+        <w:t>, as Leo Strauss very accurately observed in Schmitt’s work,</w:t>
       </w:r>
       <w:r>
         <w:rPr>
@@ -5803,17 +7779,7 @@
           <w:szCs w:val="28"/>
           <w:lang w:val="en-US"/>
         </w:rPr>
-        <w:t xml:space="preserve"> “undamaged, non-corrupt nature”</w:t>
-      </w:r>
-      <w:r>
-        <w:rPr>
-          <w:rStyle w:val="Refdenotaalpie"/>
-          <w:rFonts w:ascii="Baskerville Old Face" w:hAnsi="Baskerville Old Face"/>
-          <w:sz w:val="28"/>
-          <w:szCs w:val="28"/>
-          <w:lang w:val="en-US"/>
-        </w:rPr>
-        <w:footnoteReference w:id="32"/>
+        <w:t xml:space="preserve"> “undamaged, non-corrupt nature</w:t>
       </w:r>
       <w:r>
         <w:rPr>
@@ -5823,6 +7789,25 @@
           <w:lang w:val="en-US"/>
         </w:rPr>
         <w:t>,</w:t>
+      </w:r>
+      <w:r>
+        <w:rPr>
+          <w:rFonts w:ascii="Baskerville Old Face" w:hAnsi="Baskerville Old Face"/>
+          <w:sz w:val="28"/>
+          <w:szCs w:val="28"/>
+          <w:lang w:val="en-US"/>
+        </w:rPr>
+        <w:t>”</w:t>
+      </w:r>
+      <w:r>
+        <w:rPr>
+          <w:rStyle w:val="Refdenotaalfinal"/>
+          <w:rFonts w:ascii="Baskerville Old Face" w:hAnsi="Baskerville Old Face"/>
+          <w:sz w:val="28"/>
+          <w:szCs w:val="28"/>
+          <w:lang w:val="en-US"/>
+        </w:rPr>
+        <w:endnoteReference w:id="35"/>
       </w:r>
       <w:r>
         <w:rPr>
@@ -5852,7 +7837,63 @@
           <w:szCs w:val="28"/>
           <w:lang w:val="en-US"/>
         </w:rPr>
-        <w:t>Nevertheless, both Schmitt and Aeschylus' Zeus, the absolute sovereign, are a constant reminder of the manifoldness of human being's political nature, and, consequently, of our states. Facing</w:t>
+        <w:t>Nevertheless, both Schmitt and Aeschylus'</w:t>
+      </w:r>
+      <w:r>
+        <w:rPr>
+          <w:rFonts w:ascii="Baskerville Old Face" w:hAnsi="Baskerville Old Face"/>
+          <w:sz w:val="28"/>
+          <w:szCs w:val="28"/>
+          <w:lang w:val="en-US"/>
+        </w:rPr>
+        <w:t>s</w:t>
+      </w:r>
+      <w:r>
+        <w:rPr>
+          <w:rFonts w:ascii="Baskerville Old Face" w:hAnsi="Baskerville Old Face"/>
+          <w:sz w:val="28"/>
+          <w:szCs w:val="28"/>
+          <w:lang w:val="en-US"/>
+        </w:rPr>
+        <w:t xml:space="preserve"> Zeus, the absolute sovereign, are a constant reminder of the </w:t>
+      </w:r>
+      <w:r>
+        <w:rPr>
+          <w:rFonts w:ascii="Baskerville Old Face" w:hAnsi="Baskerville Old Face"/>
+          <w:sz w:val="28"/>
+          <w:szCs w:val="28"/>
+          <w:lang w:val="en-US"/>
+        </w:rPr>
+        <w:t>complexity</w:t>
+      </w:r>
+      <w:r>
+        <w:rPr>
+          <w:rFonts w:ascii="Baskerville Old Face" w:hAnsi="Baskerville Old Face"/>
+          <w:sz w:val="28"/>
+          <w:szCs w:val="28"/>
+          <w:lang w:val="en-US"/>
+        </w:rPr>
+        <w:t xml:space="preserve"> of human </w:t>
+      </w:r>
+      <w:proofErr w:type="gramStart"/>
+      <w:r>
+        <w:rPr>
+          <w:rFonts w:ascii="Baskerville Old Face" w:hAnsi="Baskerville Old Face"/>
+          <w:sz w:val="28"/>
+          <w:szCs w:val="28"/>
+          <w:lang w:val="en-US"/>
+        </w:rPr>
+        <w:t>being's</w:t>
+      </w:r>
+      <w:proofErr w:type="gramEnd"/>
+      <w:r>
+        <w:rPr>
+          <w:rFonts w:ascii="Baskerville Old Face" w:hAnsi="Baskerville Old Face"/>
+          <w:sz w:val="28"/>
+          <w:szCs w:val="28"/>
+          <w:lang w:val="en-US"/>
+        </w:rPr>
+        <w:t xml:space="preserve"> political nature, and, consequently, of our states. Facing</w:t>
       </w:r>
       <w:r>
         <w:rPr>
@@ -5870,17 +7911,7 @@
           <w:szCs w:val="28"/>
           <w:lang w:val="en-US"/>
         </w:rPr>
-        <w:t xml:space="preserve"> the grim possibility they offer in their works is much more than a theoretical and abstract task; it is a decision </w:t>
-      </w:r>
-      <w:r>
-        <w:rPr>
-          <w:rFonts w:ascii="Baskerville Old Face" w:hAnsi="Baskerville Old Face"/>
-          <w:sz w:val="28"/>
-          <w:szCs w:val="28"/>
-          <w:lang w:val="en-US"/>
-        </w:rPr>
-        <w:lastRenderedPageBreak/>
-        <w:t>about our essence as political beings and the moral legitimacy of</w:t>
+        <w:t xml:space="preserve"> the grim possibility they offer in their works is much more than a theoretical and abstract task; it is a decision about our essence as political beings and the moral legitimacy of</w:t>
       </w:r>
       <w:r>
         <w:rPr>
@@ -5925,16 +7956,16 @@
           <w:szCs w:val="28"/>
           <w:lang w:val="en-US"/>
         </w:rPr>
-        <w:t>s</w:t>
-      </w:r>
-      <w:r>
-        <w:rPr>
-          <w:rFonts w:ascii="Baskerville Old Face" w:hAnsi="Baskerville Old Face"/>
-          <w:sz w:val="28"/>
-          <w:szCs w:val="28"/>
-          <w:lang w:val="en-US"/>
-        </w:rPr>
-        <w:t xml:space="preserve"> and the next generations. </w:t>
+        <w:t xml:space="preserve"> generation and those to come.</w:t>
+      </w:r>
+      <w:r>
+        <w:rPr>
+          <w:rFonts w:ascii="Baskerville Old Face" w:hAnsi="Baskerville Old Face"/>
+          <w:sz w:val="28"/>
+          <w:szCs w:val="28"/>
+          <w:lang w:val="en-US"/>
+        </w:rPr>
+        <w:t> </w:t>
       </w:r>
     </w:p>
     <w:p>
@@ -5984,6 +8015,1762 @@
       </w:pPr>
       <w:r>
         <w:continuationSeparator/>
+      </w:r>
+    </w:p>
+  </w:endnote>
+  <w:endnote w:id="1">
+    <w:p>
+      <w:pPr>
+        <w:pStyle w:val="Textonotaalfinal"/>
+        <w:rPr>
+          <w:lang w:val="en-US"/>
+        </w:rPr>
+      </w:pPr>
+      <w:r>
+        <w:rPr>
+          <w:rStyle w:val="Refdenotaalfinal"/>
+        </w:rPr>
+        <w:endnoteRef/>
+      </w:r>
+      <w:r>
+        <w:rPr>
+          <w:lang w:val="en-US"/>
+        </w:rPr>
+        <w:t xml:space="preserve"> </w:t>
+      </w:r>
+      <w:r>
+        <w:rPr>
+          <w:lang w:val="en-US"/>
+        </w:rPr>
+        <w:t xml:space="preserve">For more information see: Chantal </w:t>
+      </w:r>
+      <w:proofErr w:type="spellStart"/>
+      <w:r>
+        <w:rPr>
+          <w:lang w:val="en-US"/>
+        </w:rPr>
+        <w:t>Mouffe</w:t>
+      </w:r>
+      <w:proofErr w:type="spellEnd"/>
+      <w:r>
+        <w:rPr>
+          <w:lang w:val="en-US"/>
+        </w:rPr>
+        <w:t xml:space="preserve">, (ed.) </w:t>
+      </w:r>
+      <w:r>
+        <w:rPr>
+          <w:i/>
+          <w:iCs/>
+          <w:lang w:val="en-US"/>
+        </w:rPr>
+        <w:t xml:space="preserve">The Challenge of Carl Schmitt, </w:t>
+      </w:r>
+      <w:r>
+        <w:rPr>
+          <w:lang w:val="en-US"/>
+        </w:rPr>
+        <w:t xml:space="preserve">(Verso, 1999), Giorgio Agamben, </w:t>
+      </w:r>
+      <w:r>
+        <w:rPr>
+          <w:i/>
+          <w:iCs/>
+          <w:lang w:val="en-US"/>
+        </w:rPr>
+        <w:t xml:space="preserve">The State of Exception, </w:t>
+      </w:r>
+      <w:r>
+        <w:rPr>
+          <w:lang w:val="en-US"/>
+        </w:rPr>
+        <w:t xml:space="preserve">(The University of Chicago Press, 2005). For an interpretation of Schmitt’s thought by (ultra)right thinkers, see: Alain de Benoist, </w:t>
+      </w:r>
+      <w:r>
+        <w:rPr>
+          <w:i/>
+          <w:iCs/>
+          <w:lang w:val="en-US"/>
+        </w:rPr>
+        <w:t>Carl Schmitt Today: Terrorism, “Just War”, and the State of Emergency</w:t>
+      </w:r>
+      <w:r>
+        <w:rPr>
+          <w:lang w:val="en-US"/>
+        </w:rPr>
+        <w:t>, (</w:t>
+      </w:r>
+      <w:proofErr w:type="spellStart"/>
+      <w:r>
+        <w:rPr>
+          <w:lang w:val="en-US"/>
+        </w:rPr>
+        <w:t>Arktos</w:t>
+      </w:r>
+      <w:proofErr w:type="spellEnd"/>
+      <w:r>
+        <w:rPr>
+          <w:lang w:val="en-US"/>
+        </w:rPr>
+        <w:t xml:space="preserve">, 2024) and Paul Edward Gottfried, </w:t>
+      </w:r>
+      <w:r>
+        <w:rPr>
+          <w:i/>
+          <w:iCs/>
+          <w:lang w:val="en-US"/>
+        </w:rPr>
+        <w:t>Carl Schmitt: Politics and Theory</w:t>
+      </w:r>
+      <w:r>
+        <w:rPr>
+          <w:lang w:val="en-US"/>
+        </w:rPr>
+        <w:t>, (Praeger, 1990)</w:t>
+      </w:r>
+    </w:p>
+  </w:endnote>
+  <w:endnote w:id="2">
+    <w:p>
+      <w:pPr>
+        <w:pStyle w:val="Textonotaalfinal"/>
+        <w:rPr>
+          <w:lang w:val="en-US"/>
+        </w:rPr>
+      </w:pPr>
+      <w:r>
+        <w:rPr>
+          <w:rStyle w:val="Refdenotaalfinal"/>
+        </w:rPr>
+        <w:endnoteRef/>
+      </w:r>
+      <w:r>
+        <w:rPr>
+          <w:lang w:val="en-US"/>
+        </w:rPr>
+        <w:t xml:space="preserve"> </w:t>
+      </w:r>
+      <w:r>
+        <w:rPr>
+          <w:lang w:val="en-US"/>
+        </w:rPr>
+        <w:t>Carl Sc</w:t>
+      </w:r>
+      <w:r>
+        <w:rPr>
+          <w:lang w:val="en-US"/>
+        </w:rPr>
+        <w:t xml:space="preserve">mitt, </w:t>
+      </w:r>
+      <w:r>
+        <w:rPr>
+          <w:i/>
+          <w:iCs/>
+          <w:lang w:val="en-US"/>
+        </w:rPr>
+        <w:t xml:space="preserve">The Concept of the Political, </w:t>
+      </w:r>
+      <w:r>
+        <w:rPr>
+          <w:lang w:val="en-US"/>
+        </w:rPr>
+        <w:t>(The University of Chicago Press, 2007), p.19</w:t>
+      </w:r>
+    </w:p>
+  </w:endnote>
+  <w:endnote w:id="3">
+    <w:p>
+      <w:pPr>
+        <w:pStyle w:val="Textonotaalfinal"/>
+        <w:rPr>
+          <w:lang w:val="en-US"/>
+        </w:rPr>
+      </w:pPr>
+      <w:r>
+        <w:rPr>
+          <w:rStyle w:val="Refdenotaalfinal"/>
+        </w:rPr>
+        <w:endnoteRef/>
+      </w:r>
+      <w:r>
+        <w:rPr>
+          <w:lang w:val="en-US"/>
+        </w:rPr>
+        <w:t xml:space="preserve"> </w:t>
+      </w:r>
+      <w:r>
+        <w:rPr>
+          <w:lang w:val="en-US"/>
+        </w:rPr>
+        <w:t>Quoting Schmitt: It may be left open what the state is in its essence-a machine or an organism, a person or an institution, a society or a community, an enterprise or a beehive, or perhaps even a basic procedural order. These definitions and images anticipate too much meaning, interpretation, illustration, and construction, and therefore cannot constitute any appropriate point of departure for a simple and elementary statement.</w:t>
+      </w:r>
+      <w:r>
+        <w:rPr>
+          <w:lang w:val="en-US"/>
+        </w:rPr>
+        <w:t xml:space="preserve"> Ibid.</w:t>
+      </w:r>
+      <w:r>
+        <w:rPr>
+          <w:i/>
+          <w:iCs/>
+          <w:lang w:val="en-US"/>
+        </w:rPr>
+        <w:t>,</w:t>
+      </w:r>
+      <w:r>
+        <w:rPr>
+          <w:lang w:val="en-US"/>
+        </w:rPr>
+        <w:t xml:space="preserve"> 19.</w:t>
+      </w:r>
+    </w:p>
+  </w:endnote>
+  <w:endnote w:id="4">
+    <w:p>
+      <w:pPr>
+        <w:pStyle w:val="Textonotaalfinal"/>
+        <w:rPr>
+          <w:lang w:val="en-US"/>
+        </w:rPr>
+      </w:pPr>
+      <w:r>
+        <w:rPr>
+          <w:rStyle w:val="Refdenotaalfinal"/>
+        </w:rPr>
+        <w:endnoteRef/>
+      </w:r>
+      <w:r>
+        <w:rPr>
+          <w:lang w:val="en-US"/>
+        </w:rPr>
+        <w:t xml:space="preserve"> Ibid., 46</w:t>
+      </w:r>
+    </w:p>
+  </w:endnote>
+  <w:endnote w:id="5">
+    <w:p>
+      <w:pPr>
+        <w:pStyle w:val="Textonotaalfinal"/>
+        <w:rPr>
+          <w:lang w:val="en-US"/>
+        </w:rPr>
+      </w:pPr>
+      <w:r>
+        <w:rPr>
+          <w:rStyle w:val="Refdenotaalfinal"/>
+        </w:rPr>
+        <w:endnoteRef/>
+      </w:r>
+      <w:r>
+        <w:rPr>
+          <w:lang w:val="en-US"/>
+        </w:rPr>
+        <w:t xml:space="preserve"> </w:t>
+      </w:r>
+      <w:r>
+        <w:rPr>
+          <w:lang w:val="en-US"/>
+        </w:rPr>
+        <w:t>I</w:t>
+      </w:r>
+      <w:r>
+        <w:rPr>
+          <w:lang w:val="en-US"/>
+        </w:rPr>
+        <w:t>bid</w:t>
+      </w:r>
+      <w:r>
+        <w:rPr>
+          <w:lang w:val="en-US"/>
+        </w:rPr>
+        <w:t>.,</w:t>
+      </w:r>
+      <w:r>
+        <w:rPr>
+          <w:i/>
+          <w:iCs/>
+          <w:lang w:val="en-US"/>
+        </w:rPr>
+        <w:t xml:space="preserve"> </w:t>
+      </w:r>
+      <w:r>
+        <w:rPr>
+          <w:lang w:val="en-US"/>
+        </w:rPr>
+        <w:t>39.</w:t>
+      </w:r>
+    </w:p>
+  </w:endnote>
+  <w:endnote w:id="6">
+    <w:p>
+      <w:pPr>
+        <w:pStyle w:val="Textonotaalfinal"/>
+        <w:rPr>
+          <w:lang w:val="en-US"/>
+        </w:rPr>
+      </w:pPr>
+      <w:r>
+        <w:rPr>
+          <w:rStyle w:val="Refdenotaalfinal"/>
+        </w:rPr>
+        <w:endnoteRef/>
+      </w:r>
+      <w:r>
+        <w:rPr>
+          <w:lang w:val="en-US"/>
+        </w:rPr>
+        <w:t xml:space="preserve"> Fore more </w:t>
+      </w:r>
+      <w:r>
+        <w:rPr>
+          <w:lang w:val="en-US"/>
+        </w:rPr>
+        <w:t xml:space="preserve">information on Carl Schmitt’s lasting influence on philosophy, political theory, and legal thought see: </w:t>
+      </w:r>
+      <w:r>
+        <w:rPr>
+          <w:lang w:val="en-US"/>
+        </w:rPr>
+        <w:t>William E. Scheuerman</w:t>
+      </w:r>
+      <w:r>
+        <w:rPr>
+          <w:i/>
+          <w:iCs/>
+          <w:lang w:val="en-US"/>
+        </w:rPr>
+        <w:t>, The End of Law: Carl Schmitt in the Twenty-First Century</w:t>
+      </w:r>
+      <w:r>
+        <w:rPr>
+          <w:lang w:val="en-US"/>
+        </w:rPr>
+        <w:t xml:space="preserve">, </w:t>
+      </w:r>
+      <w:proofErr w:type="gramStart"/>
+      <w:r>
+        <w:rPr>
+          <w:lang w:val="en-US"/>
+        </w:rPr>
+        <w:t>(</w:t>
+      </w:r>
+      <w:r>
+        <w:rPr>
+          <w:b/>
+          <w:bCs/>
+          <w:lang w:val="en-US"/>
+        </w:rPr>
+        <w:t> </w:t>
+      </w:r>
+      <w:r>
+        <w:rPr>
+          <w:lang w:val="en-US"/>
+        </w:rPr>
+        <w:t>Rowman</w:t>
+      </w:r>
+      <w:proofErr w:type="gramEnd"/>
+      <w:r>
+        <w:rPr>
+          <w:lang w:val="en-US"/>
+        </w:rPr>
+        <w:t xml:space="preserve"> &amp; Littlefield</w:t>
+      </w:r>
+      <w:r>
+        <w:rPr>
+          <w:lang w:val="en-US"/>
+        </w:rPr>
+        <w:t>, 2019), Matthey G. Specter, “</w:t>
+      </w:r>
+      <w:r>
+        <w:rPr>
+          <w:lang w:val="en-US"/>
+        </w:rPr>
+        <w:t>What’s “Left” in Schmitt? From Aversion to Appropriation in Contemporary Political Theory</w:t>
+      </w:r>
+      <w:r>
+        <w:rPr>
+          <w:lang w:val="en-US"/>
+        </w:rPr>
+        <w:t xml:space="preserve">” in </w:t>
+      </w:r>
+      <w:r>
+        <w:rPr>
+          <w:i/>
+          <w:iCs/>
+          <w:lang w:val="en-US"/>
+        </w:rPr>
+        <w:t>The Oxford Handbook of Carl Schmitt</w:t>
+      </w:r>
+      <w:r>
+        <w:rPr>
+          <w:lang w:val="en-US"/>
+        </w:rPr>
+        <w:t>, ed. by</w:t>
+      </w:r>
+      <w:r>
+        <w:rPr>
+          <w:lang w:val="en-US"/>
+        </w:rPr>
+        <w:t xml:space="preserve"> </w:t>
+      </w:r>
+      <w:r>
+        <w:rPr>
+          <w:lang w:val="en-US"/>
+        </w:rPr>
+        <w:t>Jens Meierhenrich</w:t>
+      </w:r>
+      <w:r>
+        <w:rPr>
+          <w:lang w:val="en-US"/>
+        </w:rPr>
+        <w:t xml:space="preserve"> and</w:t>
+      </w:r>
+      <w:r>
+        <w:rPr>
+          <w:lang w:val="en-US"/>
+        </w:rPr>
+        <w:t xml:space="preserve"> Oliver Simon</w:t>
+      </w:r>
+      <w:r>
+        <w:rPr>
+          <w:lang w:val="en-US"/>
+        </w:rPr>
+        <w:t>s</w:t>
+      </w:r>
+      <w:r>
+        <w:rPr>
+          <w:lang w:val="en-US"/>
+        </w:rPr>
+        <w:t xml:space="preserve"> (Oxford University Press, 2013), pp. 426-454, and Mariano Croce and Adrea Salvatore</w:t>
+      </w:r>
+      <w:r>
+        <w:rPr>
+          <w:i/>
+          <w:iCs/>
+          <w:lang w:val="en-US"/>
+        </w:rPr>
+        <w:t xml:space="preserve">, The Legal Theory of Carl Schmitt, </w:t>
+      </w:r>
+      <w:r>
+        <w:rPr>
+          <w:lang w:val="en-US"/>
+        </w:rPr>
+        <w:t>(Routledge, 2013).</w:t>
+      </w:r>
+    </w:p>
+  </w:endnote>
+  <w:endnote w:id="7">
+    <w:p>
+      <w:pPr>
+        <w:pStyle w:val="Textonotaalfinal"/>
+        <w:rPr>
+          <w:lang w:val="en-US"/>
+        </w:rPr>
+      </w:pPr>
+      <w:r>
+        <w:rPr>
+          <w:rStyle w:val="Refdenotaalfinal"/>
+        </w:rPr>
+        <w:endnoteRef/>
+      </w:r>
+      <w:r>
+        <w:rPr>
+          <w:lang w:val="en-US"/>
+        </w:rPr>
+        <w:t xml:space="preserve"> </w:t>
+      </w:r>
+      <w:r>
+        <w:rPr>
+          <w:lang w:val="en-US"/>
+        </w:rPr>
+        <w:t>I</w:t>
+      </w:r>
+      <w:r>
+        <w:rPr>
+          <w:lang w:val="en-US"/>
+        </w:rPr>
+        <w:t>bid</w:t>
+      </w:r>
+      <w:r>
+        <w:rPr>
+          <w:lang w:val="en-US"/>
+        </w:rPr>
+        <w:t>.,</w:t>
+      </w:r>
+      <w:r>
+        <w:rPr>
+          <w:lang w:val="en-US"/>
+        </w:rPr>
+        <w:t>26.</w:t>
+      </w:r>
+    </w:p>
+  </w:endnote>
+  <w:endnote w:id="8">
+    <w:p>
+      <w:pPr>
+        <w:pStyle w:val="Textonotaalfinal"/>
+        <w:rPr>
+          <w:lang w:val="en-US"/>
+        </w:rPr>
+      </w:pPr>
+      <w:r>
+        <w:rPr>
+          <w:rStyle w:val="Refdenotaalfinal"/>
+        </w:rPr>
+        <w:endnoteRef/>
+      </w:r>
+      <w:r>
+        <w:rPr>
+          <w:lang w:val="en-US"/>
+        </w:rPr>
+        <w:t xml:space="preserve"> </w:t>
+      </w:r>
+      <w:r>
+        <w:rPr>
+          <w:lang w:val="en-US"/>
+        </w:rPr>
+        <w:t>ibid.,</w:t>
+      </w:r>
+      <w:r>
+        <w:rPr>
+          <w:i/>
+          <w:iCs/>
+          <w:lang w:val="en-US"/>
+        </w:rPr>
+        <w:t xml:space="preserve"> </w:t>
+      </w:r>
+      <w:r>
+        <w:rPr>
+          <w:lang w:val="en-US"/>
+        </w:rPr>
+        <w:t>33.</w:t>
+      </w:r>
+    </w:p>
+  </w:endnote>
+  <w:endnote w:id="9">
+    <w:p>
+      <w:pPr>
+        <w:pStyle w:val="Textonotaalfinal"/>
+        <w:rPr>
+          <w:lang w:val="en-US"/>
+        </w:rPr>
+      </w:pPr>
+      <w:r>
+        <w:rPr>
+          <w:rStyle w:val="Refdenotaalfinal"/>
+        </w:rPr>
+        <w:endnoteRef/>
+      </w:r>
+      <w:r>
+        <w:rPr>
+          <w:lang w:val="en-US"/>
+        </w:rPr>
+        <w:t xml:space="preserve"> </w:t>
+      </w:r>
+      <w:r>
+        <w:rPr>
+          <w:lang w:val="en-US"/>
+        </w:rPr>
+        <w:t>Ibid., 26.</w:t>
+      </w:r>
+    </w:p>
+  </w:endnote>
+  <w:endnote w:id="10">
+    <w:p>
+      <w:pPr>
+        <w:pStyle w:val="Textonotaalfinal"/>
+        <w:rPr>
+          <w:lang w:val="en-US"/>
+        </w:rPr>
+      </w:pPr>
+      <w:r>
+        <w:rPr>
+          <w:rStyle w:val="Refdenotaalfinal"/>
+        </w:rPr>
+        <w:endnoteRef/>
+      </w:r>
+      <w:r>
+        <w:rPr>
+          <w:lang w:val="en-US"/>
+        </w:rPr>
+        <w:t xml:space="preserve"> </w:t>
+      </w:r>
+      <w:r>
+        <w:rPr>
+          <w:lang w:val="en-US"/>
+        </w:rPr>
+        <w:t>Ibid., 53.</w:t>
+      </w:r>
+    </w:p>
+  </w:endnote>
+  <w:endnote w:id="11">
+    <w:p>
+      <w:pPr>
+        <w:pStyle w:val="Textonotaalfinal"/>
+        <w:rPr>
+          <w:lang w:val="en-US"/>
+        </w:rPr>
+      </w:pPr>
+      <w:r>
+        <w:rPr>
+          <w:rStyle w:val="Refdenotaalfinal"/>
+        </w:rPr>
+        <w:endnoteRef/>
+      </w:r>
+      <w:r>
+        <w:rPr>
+          <w:lang w:val="en-US"/>
+        </w:rPr>
+        <w:t xml:space="preserve"> </w:t>
+      </w:r>
+      <w:r>
+        <w:rPr>
+          <w:lang w:val="en-US"/>
+        </w:rPr>
+        <w:t>C</w:t>
+      </w:r>
+      <w:r>
+        <w:rPr>
+          <w:lang w:val="en-US"/>
+        </w:rPr>
+        <w:t xml:space="preserve">arl Schmitt, </w:t>
+      </w:r>
+      <w:r>
+        <w:rPr>
+          <w:i/>
+          <w:iCs/>
+          <w:lang w:val="en-US"/>
+        </w:rPr>
+        <w:t>Political Theology: Four Chapters on the Concept of Sovereignty</w:t>
+      </w:r>
+      <w:r>
+        <w:rPr>
+          <w:lang w:val="en-US"/>
+        </w:rPr>
+        <w:t>, (University of Chicago Press, 2005), p.5.</w:t>
+      </w:r>
+    </w:p>
+  </w:endnote>
+  <w:endnote w:id="12">
+    <w:p>
+      <w:pPr>
+        <w:pStyle w:val="Textonotaalfinal"/>
+        <w:rPr>
+          <w:lang w:val="en-US"/>
+        </w:rPr>
+      </w:pPr>
+      <w:r>
+        <w:rPr>
+          <w:rStyle w:val="Refdenotaalfinal"/>
+        </w:rPr>
+        <w:endnoteRef/>
+      </w:r>
+      <w:r>
+        <w:rPr>
+          <w:lang w:val="en-US"/>
+        </w:rPr>
+        <w:t xml:space="preserve"> Ibid., 6.</w:t>
+      </w:r>
+    </w:p>
+  </w:endnote>
+  <w:endnote w:id="13">
+    <w:p>
+      <w:pPr>
+        <w:pStyle w:val="Textonotaalfinal"/>
+        <w:rPr>
+          <w:lang w:val="en-US"/>
+        </w:rPr>
+      </w:pPr>
+      <w:r>
+        <w:rPr>
+          <w:rStyle w:val="Refdenotaalfinal"/>
+        </w:rPr>
+        <w:endnoteRef/>
+      </w:r>
+      <w:r>
+        <w:rPr>
+          <w:lang w:val="en-US"/>
+        </w:rPr>
+        <w:t xml:space="preserve"> Ibid., </w:t>
+      </w:r>
+      <w:r>
+        <w:rPr>
+          <w:lang w:val="en-US"/>
+        </w:rPr>
+        <w:t>12.</w:t>
+      </w:r>
+    </w:p>
+  </w:endnote>
+  <w:endnote w:id="14">
+    <w:p>
+      <w:pPr>
+        <w:pStyle w:val="Textonotaalfinal"/>
+        <w:rPr>
+          <w:lang w:val="en-US"/>
+        </w:rPr>
+      </w:pPr>
+      <w:r>
+        <w:rPr>
+          <w:rStyle w:val="Refdenotaalfinal"/>
+        </w:rPr>
+        <w:endnoteRef/>
+      </w:r>
+      <w:r>
+        <w:rPr>
+          <w:lang w:val="en-US"/>
+        </w:rPr>
+        <w:t xml:space="preserve"> Ibid.,13.</w:t>
+      </w:r>
+    </w:p>
+  </w:endnote>
+  <w:endnote w:id="15">
+    <w:p>
+      <w:pPr>
+        <w:pStyle w:val="Textonotaalfinal"/>
+        <w:rPr>
+          <w:lang w:val="en-US"/>
+        </w:rPr>
+      </w:pPr>
+      <w:r>
+        <w:rPr>
+          <w:rStyle w:val="Refdenotaalfinal"/>
+        </w:rPr>
+        <w:endnoteRef/>
+      </w:r>
+      <w:r>
+        <w:rPr>
+          <w:lang w:val="en-US"/>
+        </w:rPr>
+        <w:t xml:space="preserve"> </w:t>
+      </w:r>
+      <w:r>
+        <w:rPr>
+          <w:lang w:val="en-US"/>
+        </w:rPr>
+        <w:t xml:space="preserve">For a more detailed account of Schmitt’s decisionism, see: Carl Schmitt, </w:t>
+      </w:r>
+      <w:r>
+        <w:rPr>
+          <w:i/>
+          <w:iCs/>
+          <w:lang w:val="en-US"/>
+        </w:rPr>
+        <w:t>On the Three Types of Juristic Thought</w:t>
+      </w:r>
+      <w:r>
+        <w:rPr>
+          <w:lang w:val="en-US"/>
+        </w:rPr>
+        <w:t>, (Praeger Publishers, 2004)</w:t>
+      </w:r>
+    </w:p>
+  </w:endnote>
+  <w:endnote w:id="16">
+    <w:p>
+      <w:pPr>
+        <w:pStyle w:val="Textonotaalfinal"/>
+        <w:rPr>
+          <w:lang w:val="en-US"/>
+        </w:rPr>
+      </w:pPr>
+      <w:r>
+        <w:rPr>
+          <w:rStyle w:val="Refdenotaalfinal"/>
+        </w:rPr>
+        <w:endnoteRef/>
+      </w:r>
+      <w:r>
+        <w:rPr>
+          <w:lang w:val="en-US"/>
+        </w:rPr>
+        <w:t xml:space="preserve"> </w:t>
+      </w:r>
+      <w:r>
+        <w:rPr>
+          <w:lang w:val="en-US"/>
+        </w:rPr>
+        <w:t>Carl Schmitt, “</w:t>
+      </w:r>
+      <w:r>
+        <w:rPr>
+          <w:lang w:val="en-US"/>
+        </w:rPr>
+        <w:t>The Führer Protects the Law: On Adolf Hitler’s Reichstag Address of 13 July 1934</w:t>
+      </w:r>
+      <w:r>
+        <w:rPr>
+          <w:lang w:val="en-US"/>
+        </w:rPr>
+        <w:t xml:space="preserve">” in </w:t>
+      </w:r>
+      <w:r>
+        <w:rPr>
+          <w:i/>
+          <w:iCs/>
+          <w:lang w:val="en-US"/>
+        </w:rPr>
+        <w:t xml:space="preserve">The Third Reich Sourcebook, </w:t>
+      </w:r>
+      <w:r>
+        <w:rPr>
+          <w:lang w:val="en-US"/>
+        </w:rPr>
+        <w:t xml:space="preserve">ed. by Anson </w:t>
+      </w:r>
+      <w:proofErr w:type="spellStart"/>
+      <w:r>
+        <w:rPr>
+          <w:lang w:val="en-US"/>
+        </w:rPr>
+        <w:t>Rabinbach</w:t>
+      </w:r>
+      <w:proofErr w:type="spellEnd"/>
+      <w:r>
+        <w:rPr>
+          <w:lang w:val="en-US"/>
+        </w:rPr>
+        <w:t xml:space="preserve"> and Sander L. Gilman (University of California Press, 2013), p. 64.</w:t>
+      </w:r>
+    </w:p>
+  </w:endnote>
+  <w:endnote w:id="17">
+    <w:p>
+      <w:pPr>
+        <w:pStyle w:val="Textonotaalfinal"/>
+        <w:rPr>
+          <w:lang w:val="en-US"/>
+        </w:rPr>
+      </w:pPr>
+      <w:r>
+        <w:rPr>
+          <w:rStyle w:val="Refdenotaalfinal"/>
+        </w:rPr>
+        <w:endnoteRef/>
+      </w:r>
+      <w:r>
+        <w:rPr>
+          <w:lang w:val="en-US"/>
+        </w:rPr>
+        <w:t xml:space="preserve"> Ibid., 64.</w:t>
+      </w:r>
+    </w:p>
+  </w:endnote>
+  <w:endnote w:id="18">
+    <w:p>
+      <w:pPr>
+        <w:pStyle w:val="Textonotaalfinal"/>
+        <w:rPr>
+          <w:lang w:val="en-US"/>
+        </w:rPr>
+      </w:pPr>
+      <w:r>
+        <w:rPr>
+          <w:rStyle w:val="Refdenotaalfinal"/>
+        </w:rPr>
+        <w:endnoteRef/>
+      </w:r>
+      <w:r>
+        <w:rPr>
+          <w:lang w:val="en-US"/>
+        </w:rPr>
+        <w:t xml:space="preserve"> </w:t>
+      </w:r>
+      <w:r>
+        <w:rPr>
+          <w:lang w:val="en-US"/>
+        </w:rPr>
+        <w:t xml:space="preserve">For </w:t>
+      </w:r>
+      <w:r>
+        <w:rPr>
+          <w:lang w:val="en-US"/>
+        </w:rPr>
+        <w:t xml:space="preserve">information about the ideas of Egar Julius Jung and his relationship with Nazism see: Edgar Julius Jung, </w:t>
+      </w:r>
+      <w:r>
+        <w:rPr>
+          <w:i/>
+          <w:iCs/>
+          <w:lang w:val="en-US"/>
+        </w:rPr>
+        <w:t>The Significance of the German Revolution</w:t>
+      </w:r>
+      <w:r>
+        <w:rPr>
+          <w:lang w:val="en-US"/>
+        </w:rPr>
+        <w:t>, (</w:t>
+      </w:r>
+      <w:proofErr w:type="spellStart"/>
+      <w:r>
+        <w:rPr>
+          <w:lang w:val="en-US"/>
+        </w:rPr>
+        <w:t>Arktos</w:t>
+      </w:r>
+      <w:proofErr w:type="spellEnd"/>
+      <w:r>
+        <w:rPr>
+          <w:lang w:val="en-US"/>
+        </w:rPr>
+        <w:t xml:space="preserve">, 2022) and Roshan Magub, </w:t>
+      </w:r>
+      <w:r>
+        <w:rPr>
+          <w:i/>
+          <w:iCs/>
+          <w:lang w:val="en-US"/>
+        </w:rPr>
+        <w:t>Edgar Julius Jung, Right-Wing Enemy of the Nazis</w:t>
+      </w:r>
+      <w:r>
+        <w:rPr>
+          <w:lang w:val="en-US"/>
+        </w:rPr>
+        <w:t>, (Camden House, 2017)</w:t>
+      </w:r>
+    </w:p>
+  </w:endnote>
+  <w:endnote w:id="19">
+    <w:p>
+      <w:pPr>
+        <w:pStyle w:val="Textonotaalfinal"/>
+        <w:rPr>
+          <w:lang w:val="en-US"/>
+        </w:rPr>
+      </w:pPr>
+      <w:r>
+        <w:rPr>
+          <w:rStyle w:val="Refdenotaalfinal"/>
+        </w:rPr>
+        <w:endnoteRef/>
+      </w:r>
+      <w:r>
+        <w:t xml:space="preserve"> </w:t>
+      </w:r>
+      <w:r>
+        <w:t xml:space="preserve">For a defense </w:t>
+      </w:r>
+      <w:proofErr w:type="spellStart"/>
+      <w:r>
+        <w:t>against</w:t>
+      </w:r>
+      <w:proofErr w:type="spellEnd"/>
+      <w:r>
+        <w:t xml:space="preserve"> </w:t>
+      </w:r>
+      <w:proofErr w:type="spellStart"/>
+      <w:r>
+        <w:t>the</w:t>
+      </w:r>
+      <w:proofErr w:type="spellEnd"/>
+      <w:r>
+        <w:t xml:space="preserve"> </w:t>
+      </w:r>
+      <w:proofErr w:type="spellStart"/>
+      <w:r>
+        <w:t>claims</w:t>
+      </w:r>
+      <w:proofErr w:type="spellEnd"/>
+      <w:r>
+        <w:t xml:space="preserve"> </w:t>
+      </w:r>
+      <w:proofErr w:type="spellStart"/>
+      <w:r>
+        <w:t>that</w:t>
+      </w:r>
+      <w:proofErr w:type="spellEnd"/>
+      <w:r>
+        <w:t xml:space="preserve"> Carl Schmitt </w:t>
+      </w:r>
+      <w:proofErr w:type="spellStart"/>
+      <w:r>
+        <w:t>was</w:t>
+      </w:r>
+      <w:proofErr w:type="spellEnd"/>
+      <w:r>
+        <w:t xml:space="preserve"> a sincere </w:t>
+      </w:r>
+      <w:proofErr w:type="spellStart"/>
+      <w:r>
+        <w:t>supporter</w:t>
+      </w:r>
+      <w:proofErr w:type="spellEnd"/>
+      <w:r>
+        <w:t xml:space="preserve"> </w:t>
+      </w:r>
+      <w:proofErr w:type="spellStart"/>
+      <w:r>
+        <w:t>of</w:t>
+      </w:r>
+      <w:proofErr w:type="spellEnd"/>
+      <w:r>
+        <w:t xml:space="preserve"> </w:t>
+      </w:r>
+      <w:proofErr w:type="spellStart"/>
+      <w:r>
+        <w:t>Nazism</w:t>
+      </w:r>
+      <w:proofErr w:type="spellEnd"/>
+      <w:r>
+        <w:t xml:space="preserve"> </w:t>
+      </w:r>
+      <w:proofErr w:type="spellStart"/>
+      <w:r>
+        <w:t>see</w:t>
+      </w:r>
+      <w:proofErr w:type="spellEnd"/>
+      <w:r>
+        <w:t xml:space="preserve">:  G. Duque, “Rueda suelta entre los nazis: la aversión teórica de Carl Schmitt frente al nazismo”, </w:t>
+      </w:r>
+      <w:r>
+        <w:rPr>
+          <w:i/>
+          <w:iCs/>
+        </w:rPr>
+        <w:t>Revista Prolegómenos Derechos y Valores,</w:t>
+      </w:r>
+      <w:r>
+        <w:t xml:space="preserve"> 19, 37, (2016), pp. 85-98. </w:t>
+      </w:r>
+      <w:r>
+        <w:rPr>
+          <w:lang w:val="en-US"/>
+        </w:rPr>
+        <w:t>DOI: http://dx.doi.org/10.18359/prole.1681</w:t>
+      </w:r>
+    </w:p>
+  </w:endnote>
+  <w:endnote w:id="20">
+    <w:p>
+      <w:pPr>
+        <w:pStyle w:val="Textonotaalfinal"/>
+        <w:rPr>
+          <w:lang w:val="en-US"/>
+        </w:rPr>
+      </w:pPr>
+      <w:r>
+        <w:rPr>
+          <w:rStyle w:val="Refdenotaalfinal"/>
+        </w:rPr>
+        <w:endnoteRef/>
+      </w:r>
+      <w:r>
+        <w:rPr>
+          <w:lang w:val="en-US"/>
+        </w:rPr>
+        <w:t xml:space="preserve"> </w:t>
+      </w:r>
+      <w:r>
+        <w:rPr>
+          <w:lang w:val="en-US"/>
+        </w:rPr>
+        <w:t xml:space="preserve">Aeschylus, </w:t>
+      </w:r>
+      <w:r>
+        <w:rPr>
+          <w:i/>
+          <w:iCs/>
+          <w:lang w:val="en-US"/>
+        </w:rPr>
+        <w:t>Prometheus Bound</w:t>
+      </w:r>
+      <w:r>
+        <w:rPr>
+          <w:lang w:val="en-US"/>
+        </w:rPr>
+        <w:t>, trans. Deborah Roberts, (Hackett Publishing, 2012), p.1.</w:t>
+      </w:r>
+    </w:p>
+  </w:endnote>
+  <w:endnote w:id="21">
+    <w:p>
+      <w:pPr>
+        <w:pStyle w:val="Textonotaalfinal"/>
+        <w:rPr>
+          <w:lang w:val="en-US"/>
+        </w:rPr>
+      </w:pPr>
+      <w:r>
+        <w:rPr>
+          <w:rStyle w:val="Refdenotaalfinal"/>
+        </w:rPr>
+        <w:endnoteRef/>
+      </w:r>
+      <w:r>
+        <w:rPr>
+          <w:lang w:val="en-US"/>
+        </w:rPr>
+        <w:t xml:space="preserve"> </w:t>
+      </w:r>
+      <w:r>
+        <w:rPr>
+          <w:lang w:val="en-US"/>
+        </w:rPr>
+        <w:t>A</w:t>
+      </w:r>
+      <w:r>
+        <w:rPr>
+          <w:lang w:val="en-US"/>
+        </w:rPr>
+        <w:t>s we learn later in the work, Prometheus must suffer this ordeal because he was also keeping a secret: a prophecy that might bring an end to Zeus’</w:t>
+      </w:r>
+      <w:r>
+        <w:rPr>
+          <w:lang w:val="en-US"/>
+        </w:rPr>
+        <w:t>s</w:t>
+      </w:r>
+      <w:r>
+        <w:rPr>
+          <w:lang w:val="en-US"/>
+        </w:rPr>
+        <w:t xml:space="preserve"> dominion.</w:t>
+      </w:r>
+    </w:p>
+  </w:endnote>
+  <w:endnote w:id="22">
+    <w:p>
+      <w:pPr>
+        <w:pStyle w:val="Textonotaalfinal"/>
+        <w:rPr>
+          <w:lang w:val="en-US"/>
+        </w:rPr>
+      </w:pPr>
+      <w:r>
+        <w:rPr>
+          <w:rStyle w:val="Refdenotaalfinal"/>
+        </w:rPr>
+        <w:endnoteRef/>
+      </w:r>
+      <w:r>
+        <w:rPr>
+          <w:lang w:val="en-US"/>
+        </w:rPr>
+        <w:t xml:space="preserve"> </w:t>
+      </w:r>
+      <w:r>
+        <w:rPr>
+          <w:lang w:val="en-US"/>
+        </w:rPr>
+        <w:t>G</w:t>
+      </w:r>
+      <w:r>
+        <w:rPr>
+          <w:lang w:val="en-US"/>
+        </w:rPr>
+        <w:t>.</w:t>
+      </w:r>
+      <w:r>
+        <w:rPr>
+          <w:lang w:val="en-US"/>
+        </w:rPr>
+        <w:t xml:space="preserve"> David</w:t>
+      </w:r>
+      <w:r>
+        <w:rPr>
+          <w:lang w:val="en-US"/>
+        </w:rPr>
+        <w:t>,</w:t>
+      </w:r>
+      <w:r>
+        <w:rPr>
+          <w:lang w:val="en-US"/>
+        </w:rPr>
+        <w:t xml:space="preserve"> “Prometheus Bound.” </w:t>
+      </w:r>
+      <w:r>
+        <w:rPr>
+          <w:i/>
+          <w:iCs/>
+          <w:lang w:val="en-US"/>
+        </w:rPr>
+        <w:t>Classical Philology</w:t>
+      </w:r>
+      <w:r>
+        <w:rPr>
+          <w:lang w:val="en-US"/>
+        </w:rPr>
+        <w:t>, vol. 35, no. 1, 1940, p.</w:t>
+      </w:r>
+      <w:r>
+        <w:rPr>
+          <w:lang w:val="en-US"/>
+        </w:rPr>
+        <w:t>27.</w:t>
+      </w:r>
+    </w:p>
+  </w:endnote>
+  <w:endnote w:id="23">
+    <w:p>
+      <w:pPr>
+        <w:pStyle w:val="Textonotaalfinal"/>
+        <w:rPr>
+          <w:lang w:val="en-US"/>
+        </w:rPr>
+      </w:pPr>
+      <w:r>
+        <w:rPr>
+          <w:rStyle w:val="Refdenotaalfinal"/>
+        </w:rPr>
+        <w:endnoteRef/>
+      </w:r>
+      <w:r>
+        <w:rPr>
+          <w:lang w:val="en-US"/>
+        </w:rPr>
+        <w:t xml:space="preserve"> </w:t>
+      </w:r>
+      <w:r>
+        <w:rPr>
+          <w:lang w:val="en-US"/>
+        </w:rPr>
+        <w:t xml:space="preserve">Liddell, H.G., R. Scott, H.S. Jones, &amp; R. McKenzie. </w:t>
+      </w:r>
+      <w:r>
+        <w:rPr>
+          <w:i/>
+          <w:iCs/>
+          <w:lang w:val="en-US"/>
+        </w:rPr>
+        <w:t xml:space="preserve">A </w:t>
+      </w:r>
+      <w:proofErr w:type="gramStart"/>
+      <w:r>
+        <w:rPr>
+          <w:i/>
+          <w:iCs/>
+          <w:lang w:val="en-US"/>
+        </w:rPr>
+        <w:t>Greek-English</w:t>
+      </w:r>
+      <w:proofErr w:type="gramEnd"/>
+      <w:r>
+        <w:rPr>
+          <w:i/>
+          <w:iCs/>
+          <w:lang w:val="en-US"/>
+        </w:rPr>
+        <w:t xml:space="preserve"> Lexicon</w:t>
+      </w:r>
+      <w:r>
+        <w:rPr>
+          <w:lang w:val="en-US"/>
+        </w:rPr>
+        <w:t xml:space="preserve">. </w:t>
+      </w:r>
+      <w:r>
+        <w:rPr>
+          <w:lang w:val="en-US"/>
+        </w:rPr>
+        <w:t>8</w:t>
+      </w:r>
+      <w:r>
+        <w:rPr>
+          <w:lang w:val="en-US"/>
+        </w:rPr>
+        <w:t>th ed.</w:t>
+      </w:r>
+      <w:r>
+        <w:rPr>
+          <w:lang w:val="en-US"/>
+        </w:rPr>
+        <w:t xml:space="preserve"> </w:t>
+      </w:r>
+      <w:r>
+        <w:rPr>
+          <w:lang w:val="en-US"/>
+        </w:rPr>
+        <w:t>(Clarendon Press, 1940)</w:t>
+      </w:r>
+      <w:r>
+        <w:rPr>
+          <w:lang w:val="en-US"/>
+        </w:rPr>
+        <w:t>, p.842</w:t>
+      </w:r>
+    </w:p>
+  </w:endnote>
+  <w:endnote w:id="24">
+    <w:p>
+      <w:pPr>
+        <w:pStyle w:val="Textonotaalfinal"/>
+        <w:rPr>
+          <w:lang w:val="en-US"/>
+        </w:rPr>
+      </w:pPr>
+      <w:r>
+        <w:rPr>
+          <w:rStyle w:val="Refdenotaalfinal"/>
+        </w:rPr>
+        <w:endnoteRef/>
+      </w:r>
+      <w:r>
+        <w:rPr>
+          <w:lang w:val="en-US"/>
+        </w:rPr>
+        <w:t xml:space="preserve"> Ibid.</w:t>
+      </w:r>
+      <w:r>
+        <w:rPr>
+          <w:lang w:val="en-US"/>
+        </w:rPr>
+        <w:t xml:space="preserve"> 281-282</w:t>
+      </w:r>
+    </w:p>
+  </w:endnote>
+  <w:endnote w:id="25">
+    <w:p>
+      <w:pPr>
+        <w:pStyle w:val="Textonotaalfinal"/>
+        <w:rPr>
+          <w:lang w:val="en-US"/>
+        </w:rPr>
+      </w:pPr>
+      <w:r>
+        <w:rPr>
+          <w:rStyle w:val="Refdenotaalfinal"/>
+        </w:rPr>
+        <w:endnoteRef/>
+      </w:r>
+      <w:r>
+        <w:rPr>
+          <w:lang w:val="en-US"/>
+        </w:rPr>
+        <w:t xml:space="preserve"> </w:t>
+      </w:r>
+      <w:r>
+        <w:rPr>
+          <w:lang w:val="en-US"/>
+        </w:rPr>
+        <w:t xml:space="preserve">Hesiod, </w:t>
+      </w:r>
+      <w:r>
+        <w:rPr>
+          <w:i/>
+          <w:iCs/>
+          <w:lang w:val="en-US"/>
+        </w:rPr>
+        <w:t xml:space="preserve">Theogony, </w:t>
+      </w:r>
+      <w:r>
+        <w:rPr>
+          <w:lang w:val="en-US"/>
+        </w:rPr>
+        <w:t>trans. Apostolos At</w:t>
+      </w:r>
+      <w:r>
+        <w:rPr>
+          <w:lang w:val="en-US"/>
+        </w:rPr>
+        <w:t>hanassakis, (The John Hopkins University Press, 1983), p.22.</w:t>
+      </w:r>
+    </w:p>
+  </w:endnote>
+  <w:endnote w:id="26">
+    <w:p>
+      <w:pPr>
+        <w:pStyle w:val="Textonotaalfinal"/>
+        <w:rPr>
+          <w:lang w:val="en-US"/>
+        </w:rPr>
+      </w:pPr>
+      <w:r>
+        <w:rPr>
+          <w:rStyle w:val="Refdenotaalfinal"/>
+        </w:rPr>
+        <w:endnoteRef/>
+      </w:r>
+      <w:r>
+        <w:rPr>
+          <w:lang w:val="en-US"/>
+        </w:rPr>
+        <w:t xml:space="preserve"> </w:t>
+      </w:r>
+      <w:r>
+        <w:rPr>
+          <w:lang w:val="en-US"/>
+        </w:rPr>
+        <w:t xml:space="preserve">Aeschylus, </w:t>
+      </w:r>
+      <w:r>
+        <w:rPr>
+          <w:i/>
+          <w:iCs/>
+          <w:lang w:val="en-US"/>
+        </w:rPr>
+        <w:t xml:space="preserve">Prometheus, </w:t>
+      </w:r>
+      <w:r>
+        <w:rPr>
+          <w:lang w:val="en-US"/>
+        </w:rPr>
+        <w:t>p.18.</w:t>
+      </w:r>
+    </w:p>
+  </w:endnote>
+  <w:endnote w:id="27">
+    <w:p>
+      <w:pPr>
+        <w:pStyle w:val="Textonotaalfinal"/>
+        <w:rPr>
+          <w:lang w:val="en-US"/>
+        </w:rPr>
+      </w:pPr>
+      <w:r>
+        <w:rPr>
+          <w:rStyle w:val="Refdenotaalfinal"/>
+        </w:rPr>
+        <w:endnoteRef/>
+      </w:r>
+      <w:r>
+        <w:rPr>
+          <w:lang w:val="en-US"/>
+        </w:rPr>
+        <w:t xml:space="preserve"> Ibid., 9.</w:t>
+      </w:r>
+    </w:p>
+  </w:endnote>
+  <w:endnote w:id="28">
+    <w:p>
+      <w:pPr>
+        <w:pStyle w:val="Textonotaalfinal"/>
+        <w:rPr>
+          <w:lang w:val="en-US"/>
+        </w:rPr>
+      </w:pPr>
+      <w:r>
+        <w:rPr>
+          <w:rStyle w:val="Refdenotaalfinal"/>
+        </w:rPr>
+        <w:endnoteRef/>
+      </w:r>
+      <w:r>
+        <w:rPr>
+          <w:lang w:val="en-US"/>
+        </w:rPr>
+        <w:t xml:space="preserve"> </w:t>
+      </w:r>
+      <w:r>
+        <w:rPr>
+          <w:lang w:val="en-US"/>
+        </w:rPr>
+        <w:t xml:space="preserve">Schmitt, </w:t>
+      </w:r>
+      <w:r>
+        <w:rPr>
+          <w:i/>
+          <w:iCs/>
+          <w:lang w:val="en-US"/>
+        </w:rPr>
+        <w:t>O</w:t>
+      </w:r>
+      <w:r>
+        <w:rPr>
+          <w:i/>
+          <w:iCs/>
+          <w:lang w:val="en-US"/>
+        </w:rPr>
+        <w:t xml:space="preserve">n the Three Types of Juristic Thought, </w:t>
+      </w:r>
+      <w:r>
+        <w:rPr>
+          <w:lang w:val="en-US"/>
+        </w:rPr>
+        <w:t>p.62.</w:t>
+      </w:r>
+    </w:p>
+  </w:endnote>
+  <w:endnote w:id="29">
+    <w:p>
+      <w:pPr>
+        <w:pStyle w:val="Textonotapie"/>
+        <w:rPr>
+          <w:lang w:val="en-US"/>
+        </w:rPr>
+      </w:pPr>
+      <w:r>
+        <w:rPr>
+          <w:rStyle w:val="Refdenotaalfinal"/>
+        </w:rPr>
+        <w:endnoteRef/>
+      </w:r>
+      <w:r>
+        <w:rPr>
+          <w:lang w:val="en-US"/>
+        </w:rPr>
+        <w:t xml:space="preserve"> </w:t>
+      </w:r>
+      <w:r>
+        <w:rPr>
+          <w:lang w:val="en-US"/>
+        </w:rPr>
+        <w:t xml:space="preserve">Simon Critchley, </w:t>
+      </w:r>
+      <w:r>
+        <w:rPr>
+          <w:i/>
+          <w:iCs/>
+          <w:lang w:val="en-US"/>
+        </w:rPr>
+        <w:t>Tragedy, the G</w:t>
+      </w:r>
+      <w:r>
+        <w:rPr>
+          <w:i/>
+          <w:iCs/>
+          <w:lang w:val="en-US"/>
+        </w:rPr>
+        <w:t>reeks, and Us</w:t>
+      </w:r>
+      <w:r>
+        <w:rPr>
+          <w:lang w:val="en-US"/>
+        </w:rPr>
+        <w:t>, (Pantheon Books, 2019), p.67.</w:t>
+      </w:r>
+    </w:p>
+  </w:endnote>
+  <w:endnote w:id="30">
+    <w:p>
+      <w:pPr>
+        <w:pStyle w:val="Textonotaalfinal"/>
+        <w:rPr>
+          <w:lang w:val="en-US"/>
+        </w:rPr>
+      </w:pPr>
+      <w:r>
+        <w:rPr>
+          <w:rStyle w:val="Refdenotaalfinal"/>
+        </w:rPr>
+        <w:endnoteRef/>
+      </w:r>
+      <w:r>
+        <w:rPr>
+          <w:lang w:val="en-US"/>
+        </w:rPr>
+        <w:t xml:space="preserve"> </w:t>
+      </w:r>
+      <w:r>
+        <w:rPr>
+          <w:lang w:val="en-US"/>
+        </w:rPr>
+        <w:t>C</w:t>
+      </w:r>
+      <w:r>
+        <w:rPr>
+          <w:lang w:val="en-US"/>
+        </w:rPr>
+        <w:t xml:space="preserve">arl Schmitt, </w:t>
+      </w:r>
+      <w:r>
+        <w:rPr>
+          <w:i/>
+          <w:iCs/>
+          <w:lang w:val="en-US"/>
+        </w:rPr>
+        <w:t>Political Theology: Four Chapters on the Concept of Sovereignty</w:t>
+      </w:r>
+      <w:r>
+        <w:rPr>
+          <w:lang w:val="en-US"/>
+        </w:rPr>
+        <w:t>,</w:t>
+      </w:r>
+      <w:r>
+        <w:rPr>
+          <w:lang w:val="en-US"/>
+        </w:rPr>
+        <w:t xml:space="preserve"> p.62.</w:t>
+      </w:r>
+    </w:p>
+  </w:endnote>
+  <w:endnote w:id="31">
+    <w:p>
+      <w:pPr>
+        <w:pStyle w:val="Textonotaalfinal"/>
+        <w:rPr>
+          <w:lang w:val="en-US"/>
+        </w:rPr>
+      </w:pPr>
+      <w:r>
+        <w:rPr>
+          <w:rStyle w:val="Refdenotaalfinal"/>
+        </w:rPr>
+        <w:endnoteRef/>
+      </w:r>
+      <w:r>
+        <w:rPr>
+          <w:lang w:val="en-US"/>
+        </w:rPr>
+        <w:t xml:space="preserve"> </w:t>
+      </w:r>
+      <w:r>
+        <w:rPr>
+          <w:lang w:val="en-US"/>
+        </w:rPr>
+        <w:t>Joseph de</w:t>
+      </w:r>
+      <w:r>
+        <w:rPr>
+          <w:lang w:val="en-US"/>
+        </w:rPr>
+        <w:t xml:space="preserve"> Maistre, </w:t>
+      </w:r>
+      <w:r>
+        <w:rPr>
+          <w:i/>
+          <w:iCs/>
+          <w:lang w:val="en-US"/>
+        </w:rPr>
+        <w:t>The Pope: Considered in His Relations with the Church</w:t>
+      </w:r>
+      <w:r>
+        <w:rPr>
+          <w:lang w:val="en-US"/>
+        </w:rPr>
+        <w:t>, (Charles Dolman, 1850), p.1.</w:t>
+      </w:r>
+    </w:p>
+  </w:endnote>
+  <w:endnote w:id="32">
+    <w:p>
+      <w:pPr>
+        <w:pStyle w:val="Textonotaalfinal"/>
+        <w:rPr>
+          <w:lang w:val="en-US"/>
+        </w:rPr>
+      </w:pPr>
+      <w:r>
+        <w:rPr>
+          <w:rStyle w:val="Refdenotaalfinal"/>
+        </w:rPr>
+        <w:endnoteRef/>
+      </w:r>
+      <w:r>
+        <w:rPr>
+          <w:lang w:val="en-US"/>
+        </w:rPr>
+        <w:t xml:space="preserve"> Ibid., 2.</w:t>
+      </w:r>
+    </w:p>
+  </w:endnote>
+  <w:endnote w:id="33">
+    <w:p>
+      <w:pPr>
+        <w:pStyle w:val="Textonotaalfinal"/>
+        <w:rPr>
+          <w:lang w:val="en-US"/>
+        </w:rPr>
+      </w:pPr>
+      <w:r>
+        <w:rPr>
+          <w:rStyle w:val="Refdenotaalfinal"/>
+        </w:rPr>
+        <w:endnoteRef/>
+      </w:r>
+      <w:r>
+        <w:rPr>
+          <w:lang w:val="en-US"/>
+        </w:rPr>
+        <w:t xml:space="preserve"> Ibid., 2.</w:t>
+      </w:r>
+    </w:p>
+  </w:endnote>
+  <w:endnote w:id="34">
+    <w:p>
+      <w:pPr>
+        <w:pStyle w:val="Textonotaalfinal"/>
+        <w:rPr>
+          <w:lang w:val="en-US"/>
+        </w:rPr>
+      </w:pPr>
+      <w:r>
+        <w:rPr>
+          <w:rStyle w:val="Refdenotaalfinal"/>
+        </w:rPr>
+        <w:endnoteRef/>
+      </w:r>
+      <w:r>
+        <w:rPr>
+          <w:lang w:val="en-US"/>
+        </w:rPr>
+        <w:t xml:space="preserve"> </w:t>
+      </w:r>
+      <w:r>
+        <w:rPr>
+          <w:lang w:val="en-US"/>
+        </w:rPr>
+        <w:t xml:space="preserve">It must be said here that while the </w:t>
+      </w:r>
+      <w:proofErr w:type="spellStart"/>
+      <w:r>
+        <w:rPr>
+          <w:lang w:val="en-US"/>
+        </w:rPr>
+        <w:t>decisionist</w:t>
+      </w:r>
+      <w:proofErr w:type="spellEnd"/>
+      <w:r>
+        <w:rPr>
+          <w:lang w:val="en-US"/>
+        </w:rPr>
+        <w:t xml:space="preserve"> element is quite strong in the early texts of Carl Schmitt, this has not been the case for his later writings where the concrete order thinking is preferred to his earlier decisionism.  </w:t>
+      </w:r>
+    </w:p>
+  </w:endnote>
+  <w:endnote w:id="35">
+    <w:p>
+      <w:pPr>
+        <w:pStyle w:val="Textonotaalfinal"/>
+        <w:rPr>
+          <w:lang w:val="en-US"/>
+        </w:rPr>
+      </w:pPr>
+      <w:r>
+        <w:rPr>
+          <w:rStyle w:val="Refdenotaalfinal"/>
+        </w:rPr>
+        <w:endnoteRef/>
+      </w:r>
+      <w:r>
+        <w:rPr>
+          <w:lang w:val="en-US"/>
+        </w:rPr>
+        <w:t xml:space="preserve"> </w:t>
+      </w:r>
+      <w:r>
+        <w:rPr>
+          <w:lang w:val="en-US"/>
+        </w:rPr>
+        <w:t>Leo Strauss, “Notes on Carl S</w:t>
+      </w:r>
+      <w:r>
+        <w:rPr>
+          <w:lang w:val="en-US"/>
+        </w:rPr>
+        <w:t xml:space="preserve">chmitt: The Concept of the Political” in </w:t>
+      </w:r>
+      <w:r>
+        <w:rPr>
+          <w:i/>
+          <w:iCs/>
+          <w:lang w:val="en-US"/>
+        </w:rPr>
+        <w:t xml:space="preserve">The Concept of the Political </w:t>
+      </w:r>
+      <w:r>
+        <w:rPr>
+          <w:lang w:val="en-US"/>
+        </w:rPr>
+        <w:t>(University of Chicago Press, 2007)</w:t>
+      </w:r>
+      <w:r>
+        <w:rPr>
+          <w:lang w:val="en-US"/>
+        </w:rPr>
+        <w:t>, p.119</w:t>
       </w:r>
     </w:p>
   </w:endnote>
@@ -6042,1493 +9829,6 @@
       </w:r>
     </w:p>
   </w:footnote>
-  <w:footnote w:id="1">
-    <w:p>
-      <w:pPr>
-        <w:pStyle w:val="Textonotapie"/>
-        <w:jc w:val="both"/>
-        <w:rPr>
-          <w:lang w:val="en-US"/>
-        </w:rPr>
-      </w:pPr>
-      <w:r>
-        <w:rPr>
-          <w:rStyle w:val="Refdenotaalpie"/>
-        </w:rPr>
-        <w:footnoteRef/>
-      </w:r>
-      <w:r>
-        <w:rPr>
-          <w:lang w:val="en-US"/>
-        </w:rPr>
-        <w:t xml:space="preserve"> </w:t>
-      </w:r>
-      <w:r>
-        <w:rPr>
-          <w:lang w:val="en-US"/>
-        </w:rPr>
-        <w:t xml:space="preserve">For more information see: Chantal Mouffe, (ed.) </w:t>
-      </w:r>
-      <w:r>
-        <w:rPr>
-          <w:i/>
-          <w:iCs/>
-          <w:lang w:val="en-US"/>
-        </w:rPr>
-        <w:t xml:space="preserve">The Challenge of Carl Schmitt, </w:t>
-      </w:r>
-      <w:r>
-        <w:rPr>
-          <w:lang w:val="en-US"/>
-        </w:rPr>
-        <w:t xml:space="preserve">(Verso, 1999), Giorgio Agamben, </w:t>
-      </w:r>
-      <w:r>
-        <w:rPr>
-          <w:i/>
-          <w:iCs/>
-          <w:lang w:val="en-US"/>
-        </w:rPr>
-        <w:t xml:space="preserve">The State of Exception, </w:t>
-      </w:r>
-      <w:r>
-        <w:rPr>
-          <w:lang w:val="en-US"/>
-        </w:rPr>
-        <w:t>(</w:t>
-      </w:r>
-      <w:r>
-        <w:rPr>
-          <w:lang w:val="en-US"/>
-        </w:rPr>
-        <w:t xml:space="preserve">The University of Chicago Press, 2005). For an interpretation of Schmitt’s thought by (ultra)right thinkers, see: Alain de Benoist, </w:t>
-      </w:r>
-      <w:r>
-        <w:rPr>
-          <w:i/>
-          <w:iCs/>
-          <w:lang w:val="en-US"/>
-        </w:rPr>
-        <w:t>Carl Schmitt Today: Terrorism, “Just War”, and the State of Emergency</w:t>
-      </w:r>
-      <w:r>
-        <w:rPr>
-          <w:lang w:val="en-US"/>
-        </w:rPr>
-        <w:t xml:space="preserve">, (Arktos, 2024) and Paul Edward Gottfried, </w:t>
-      </w:r>
-      <w:r>
-        <w:rPr>
-          <w:i/>
-          <w:iCs/>
-          <w:lang w:val="en-US"/>
-        </w:rPr>
-        <w:t>Carl Schmitt: Politics and Theory</w:t>
-      </w:r>
-      <w:r>
-        <w:rPr>
-          <w:lang w:val="en-US"/>
-        </w:rPr>
-        <w:t>, (Praeger, 1990)</w:t>
-      </w:r>
-    </w:p>
-  </w:footnote>
-  <w:footnote w:id="2">
-    <w:p>
-      <w:pPr>
-        <w:pStyle w:val="Textonotapie"/>
-        <w:rPr>
-          <w:lang w:val="en-US"/>
-        </w:rPr>
-      </w:pPr>
-      <w:r>
-        <w:rPr>
-          <w:rStyle w:val="Refdenotaalpie"/>
-        </w:rPr>
-        <w:footnoteRef/>
-      </w:r>
-      <w:r>
-        <w:rPr>
-          <w:lang w:val="en-US"/>
-        </w:rPr>
-        <w:t xml:space="preserve"> Carl Sc</w:t>
-      </w:r>
-      <w:r>
-        <w:rPr>
-          <w:lang w:val="en-US"/>
-        </w:rPr>
-        <w:t xml:space="preserve">mitt, </w:t>
-      </w:r>
-      <w:r>
-        <w:rPr>
-          <w:i/>
-          <w:iCs/>
-          <w:lang w:val="en-US"/>
-        </w:rPr>
-        <w:t xml:space="preserve">The Concept of the Political, </w:t>
-      </w:r>
-      <w:r>
-        <w:rPr>
-          <w:lang w:val="en-US"/>
-        </w:rPr>
-        <w:t>(The University of Chicago Press, 2007), p.19.</w:t>
-      </w:r>
-    </w:p>
-  </w:footnote>
-  <w:footnote w:id="3">
-    <w:p>
-      <w:pPr>
-        <w:pStyle w:val="Textonotapie"/>
-        <w:rPr>
-          <w:lang w:val="en-US"/>
-        </w:rPr>
-      </w:pPr>
-      <w:r>
-        <w:rPr>
-          <w:rStyle w:val="Refdenotaalpie"/>
-        </w:rPr>
-        <w:footnoteRef/>
-      </w:r>
-      <w:r>
-        <w:rPr>
-          <w:lang w:val="en-US"/>
-        </w:rPr>
-        <w:t xml:space="preserve"> Quoting Schmitt: </w:t>
-      </w:r>
-      <w:r>
-        <w:rPr>
-          <w:lang w:val="en-US"/>
-        </w:rPr>
-        <w:t>“</w:t>
-      </w:r>
-      <w:r>
-        <w:rPr>
-          <w:lang w:val="en-US"/>
-        </w:rPr>
-        <w:t>It may be left open what the state is in its essence-a machine or an organism, a person or an institution, a society or a community, an enterprise or a beehive, or perhaps even a basic procedural order. These definitions and images anticipate too much meaning, interpretation, illustration, and construction, and therefore cannot constitute any appropriate point of departure for a simple and elementary statement.</w:t>
-      </w:r>
-      <w:r>
-        <w:rPr>
-          <w:lang w:val="en-US"/>
-        </w:rPr>
-        <w:t>”</w:t>
-      </w:r>
-      <w:r>
-        <w:rPr>
-          <w:lang w:val="en-US"/>
-        </w:rPr>
-        <w:t xml:space="preserve"> Schmitt, </w:t>
-      </w:r>
-      <w:r>
-        <w:rPr>
-          <w:i/>
-          <w:iCs/>
-          <w:lang w:val="en-US"/>
-        </w:rPr>
-        <w:t>The Concept,</w:t>
-      </w:r>
-      <w:r>
-        <w:rPr>
-          <w:lang w:val="en-US"/>
-        </w:rPr>
-        <w:t xml:space="preserve"> p. 19.</w:t>
-      </w:r>
-    </w:p>
-  </w:footnote>
-  <w:footnote w:id="4">
-    <w:p>
-      <w:pPr>
-        <w:pStyle w:val="Textonotapie"/>
-        <w:rPr>
-          <w:lang w:val="en-US"/>
-        </w:rPr>
-      </w:pPr>
-      <w:r>
-        <w:rPr>
-          <w:rStyle w:val="Refdenotaalpie"/>
-        </w:rPr>
-        <w:footnoteRef/>
-      </w:r>
-      <w:r>
-        <w:rPr>
-          <w:lang w:val="en-US"/>
-        </w:rPr>
-        <w:t xml:space="preserve"> Schmitt, </w:t>
-      </w:r>
-      <w:r>
-        <w:rPr>
-          <w:i/>
-          <w:iCs/>
-          <w:lang w:val="en-US"/>
-        </w:rPr>
-        <w:t>T</w:t>
-      </w:r>
-      <w:r>
-        <w:rPr>
-          <w:i/>
-          <w:iCs/>
-          <w:lang w:val="en-US"/>
-        </w:rPr>
-        <w:t xml:space="preserve">he concept, </w:t>
-      </w:r>
-      <w:r>
-        <w:rPr>
-          <w:lang w:val="en-US"/>
-        </w:rPr>
-        <w:t>p. 39.</w:t>
-      </w:r>
-    </w:p>
-  </w:footnote>
-  <w:footnote w:id="5">
-    <w:p>
-      <w:pPr>
-        <w:pStyle w:val="Textonotapie"/>
-        <w:rPr>
-          <w:lang w:val="en-US"/>
-        </w:rPr>
-      </w:pPr>
-      <w:r>
-        <w:rPr>
-          <w:rStyle w:val="Refdenotaalpie"/>
-        </w:rPr>
-        <w:footnoteRef/>
-      </w:r>
-      <w:r>
-        <w:rPr>
-          <w:lang w:val="en-US"/>
-        </w:rPr>
-        <w:t xml:space="preserve"> S</w:t>
-      </w:r>
-      <w:r>
-        <w:rPr>
-          <w:lang w:val="en-US"/>
-        </w:rPr>
-        <w:t xml:space="preserve">chmitt, </w:t>
-      </w:r>
-      <w:r>
-        <w:rPr>
-          <w:i/>
-          <w:iCs/>
-          <w:lang w:val="en-US"/>
-        </w:rPr>
-        <w:t xml:space="preserve">The concept, </w:t>
-      </w:r>
-      <w:r>
-        <w:rPr>
-          <w:lang w:val="en-US"/>
-        </w:rPr>
-        <w:t>p.26.</w:t>
-      </w:r>
-    </w:p>
-  </w:footnote>
-  <w:footnote w:id="6">
-    <w:p>
-      <w:pPr>
-        <w:pStyle w:val="Textonotapie"/>
-        <w:rPr>
-          <w:lang w:val="en-US"/>
-        </w:rPr>
-      </w:pPr>
-      <w:r>
-        <w:rPr>
-          <w:rStyle w:val="Refdenotaalpie"/>
-        </w:rPr>
-        <w:footnoteRef/>
-      </w:r>
-      <w:r>
-        <w:rPr>
-          <w:lang w:val="en-US"/>
-        </w:rPr>
-        <w:t xml:space="preserve"> S</w:t>
-      </w:r>
-      <w:r>
-        <w:rPr>
-          <w:lang w:val="en-US"/>
-        </w:rPr>
-        <w:t xml:space="preserve">chmitt, </w:t>
-      </w:r>
-      <w:r>
-        <w:rPr>
-          <w:i/>
-          <w:iCs/>
-          <w:lang w:val="en-US"/>
-        </w:rPr>
-        <w:t xml:space="preserve">The concept, </w:t>
-      </w:r>
-      <w:r>
-        <w:rPr>
-          <w:lang w:val="en-US"/>
-        </w:rPr>
-        <w:t>p.33.</w:t>
-      </w:r>
-    </w:p>
-  </w:footnote>
-  <w:footnote w:id="7">
-    <w:p>
-      <w:pPr>
-        <w:pStyle w:val="Textonotapie"/>
-        <w:rPr>
-          <w:lang w:val="en-US"/>
-        </w:rPr>
-      </w:pPr>
-      <w:r>
-        <w:rPr>
-          <w:rStyle w:val="Refdenotaalpie"/>
-        </w:rPr>
-        <w:footnoteRef/>
-      </w:r>
-      <w:r>
-        <w:rPr>
-          <w:lang w:val="en-US"/>
-        </w:rPr>
-        <w:t xml:space="preserve"> S</w:t>
-      </w:r>
-      <w:r>
-        <w:rPr>
-          <w:lang w:val="en-US"/>
-        </w:rPr>
-        <w:t xml:space="preserve">chmitt, </w:t>
-      </w:r>
-      <w:r>
-        <w:rPr>
-          <w:i/>
-          <w:iCs/>
-          <w:lang w:val="en-US"/>
-        </w:rPr>
-        <w:t xml:space="preserve">The concept, </w:t>
-      </w:r>
-      <w:r>
-        <w:rPr>
-          <w:lang w:val="en-US"/>
-        </w:rPr>
-        <w:t>p.26.</w:t>
-      </w:r>
-    </w:p>
-  </w:footnote>
-  <w:footnote w:id="8">
-    <w:p>
-      <w:pPr>
-        <w:pStyle w:val="Textonotapie"/>
-        <w:rPr>
-          <w:lang w:val="en-US"/>
-        </w:rPr>
-      </w:pPr>
-      <w:r>
-        <w:rPr>
-          <w:rStyle w:val="Refdenotaalpie"/>
-        </w:rPr>
-        <w:footnoteRef/>
-      </w:r>
-      <w:r>
-        <w:rPr>
-          <w:lang w:val="en-US"/>
-        </w:rPr>
-        <w:t xml:space="preserve"> S</w:t>
-      </w:r>
-      <w:r>
-        <w:rPr>
-          <w:lang w:val="en-US"/>
-        </w:rPr>
-        <w:t xml:space="preserve">chmitt, </w:t>
-      </w:r>
-      <w:r>
-        <w:rPr>
-          <w:i/>
-          <w:iCs/>
-          <w:lang w:val="en-US"/>
-        </w:rPr>
-        <w:t xml:space="preserve">The concept, </w:t>
-      </w:r>
-      <w:r>
-        <w:rPr>
-          <w:lang w:val="en-US"/>
-        </w:rPr>
-        <w:t>p.53.</w:t>
-      </w:r>
-    </w:p>
-  </w:footnote>
-  <w:footnote w:id="9">
-    <w:p>
-      <w:pPr>
-        <w:pStyle w:val="Textonotapie"/>
-        <w:rPr>
-          <w:lang w:val="en-US"/>
-        </w:rPr>
-      </w:pPr>
-      <w:r>
-        <w:rPr>
-          <w:rStyle w:val="Refdenotaalpie"/>
-        </w:rPr>
-        <w:footnoteRef/>
-      </w:r>
-      <w:r>
-        <w:rPr>
-          <w:lang w:val="en-US"/>
-        </w:rPr>
-        <w:t xml:space="preserve"> C</w:t>
-      </w:r>
-      <w:r>
-        <w:rPr>
-          <w:lang w:val="en-US"/>
-        </w:rPr>
-        <w:t xml:space="preserve">arl Schmitt, </w:t>
-      </w:r>
-      <w:r>
-        <w:rPr>
-          <w:i/>
-          <w:iCs/>
-          <w:lang w:val="en-US"/>
-        </w:rPr>
-        <w:t>Political Theology: Four Chapters on the Concept of Sovereignty</w:t>
-      </w:r>
-      <w:r>
-        <w:rPr>
-          <w:lang w:val="en-US"/>
-        </w:rPr>
-        <w:t>, (University of Chicago Press, 2005), p.5.</w:t>
-      </w:r>
-      <w:r>
-        <w:rPr>
-          <w:i/>
-          <w:iCs/>
-          <w:lang w:val="en-US"/>
-        </w:rPr>
-        <w:t xml:space="preserve"> </w:t>
-      </w:r>
-    </w:p>
-  </w:footnote>
-  <w:footnote w:id="10">
-    <w:p>
-      <w:pPr>
-        <w:pStyle w:val="Textonotapie"/>
-        <w:rPr>
-          <w:lang w:val="en-US"/>
-        </w:rPr>
-      </w:pPr>
-      <w:r>
-        <w:rPr>
-          <w:rStyle w:val="Refdenotaalpie"/>
-        </w:rPr>
-        <w:footnoteRef/>
-      </w:r>
-      <w:r>
-        <w:rPr>
-          <w:lang w:val="en-US"/>
-        </w:rPr>
-        <w:t xml:space="preserve"> Schmitt, </w:t>
-      </w:r>
-      <w:r>
-        <w:rPr>
-          <w:i/>
-          <w:iCs/>
-          <w:lang w:val="en-US"/>
-        </w:rPr>
-        <w:t xml:space="preserve">Political, </w:t>
-      </w:r>
-      <w:r>
-        <w:rPr>
-          <w:lang w:val="en-US"/>
-        </w:rPr>
-        <w:t>p.12.</w:t>
-      </w:r>
-    </w:p>
-  </w:footnote>
-  <w:footnote w:id="11">
-    <w:p>
-      <w:pPr>
-        <w:pStyle w:val="Textonotapie"/>
-        <w:rPr>
-          <w:lang w:val="en-US"/>
-        </w:rPr>
-      </w:pPr>
-      <w:r>
-        <w:rPr>
-          <w:rStyle w:val="Refdenotaalpie"/>
-        </w:rPr>
-        <w:footnoteRef/>
-      </w:r>
-      <w:r>
-        <w:rPr>
-          <w:lang w:val="en-US"/>
-        </w:rPr>
-        <w:t xml:space="preserve"> S</w:t>
-      </w:r>
-      <w:r>
-        <w:rPr>
-          <w:lang w:val="en-US"/>
-        </w:rPr>
-        <w:t xml:space="preserve">chmitt, </w:t>
-      </w:r>
-      <w:r>
-        <w:rPr>
-          <w:i/>
-          <w:iCs/>
-          <w:lang w:val="en-US"/>
-        </w:rPr>
-        <w:t xml:space="preserve">Political, </w:t>
-      </w:r>
-      <w:r>
-        <w:rPr>
-          <w:lang w:val="en-US"/>
-        </w:rPr>
-        <w:t>p.13.</w:t>
-      </w:r>
-    </w:p>
-  </w:footnote>
-  <w:footnote w:id="12">
-    <w:p>
-      <w:pPr>
-        <w:pStyle w:val="Textonotapie"/>
-        <w:rPr>
-          <w:lang w:val="en-US"/>
-        </w:rPr>
-      </w:pPr>
-      <w:r>
-        <w:rPr>
-          <w:rStyle w:val="Refdenotaalpie"/>
-        </w:rPr>
-        <w:footnoteRef/>
-      </w:r>
-      <w:r>
-        <w:rPr>
-          <w:lang w:val="en-US"/>
-        </w:rPr>
-        <w:t xml:space="preserve"> </w:t>
-      </w:r>
-      <w:r>
-        <w:rPr>
-          <w:lang w:val="en-US"/>
-        </w:rPr>
-        <w:t xml:space="preserve">For a more detailed account of Schmitt’s decisionism, see: Carl Schmitt, </w:t>
-      </w:r>
-      <w:r>
-        <w:rPr>
-          <w:i/>
-          <w:iCs/>
-          <w:lang w:val="en-US"/>
-        </w:rPr>
-        <w:t>On the Three Types of Juristic Thought</w:t>
-      </w:r>
-      <w:r>
-        <w:rPr>
-          <w:lang w:val="en-US"/>
-        </w:rPr>
-        <w:t>, (Praeger Publishers, 2004)</w:t>
-      </w:r>
-    </w:p>
-  </w:footnote>
-  <w:footnote w:id="13">
-    <w:p>
-      <w:pPr>
-        <w:pStyle w:val="Textonotapie"/>
-        <w:rPr>
-          <w:lang w:val="en-US"/>
-        </w:rPr>
-      </w:pPr>
-      <w:r>
-        <w:rPr>
-          <w:rStyle w:val="Refdenotaalpie"/>
-        </w:rPr>
-        <w:footnoteRef/>
-      </w:r>
-      <w:r>
-        <w:rPr>
-          <w:lang w:val="en-US"/>
-        </w:rPr>
-        <w:t xml:space="preserve"> </w:t>
-      </w:r>
-      <w:r>
-        <w:rPr>
-          <w:lang w:val="en-US"/>
-        </w:rPr>
-        <w:t>Carl Schmitt, “</w:t>
-      </w:r>
-      <w:r>
-        <w:rPr>
-          <w:lang w:val="en-US"/>
-        </w:rPr>
-        <w:t>The Führer Protects the Law: On Adolf Hitler’s Reichstag Address of 13 July 1934</w:t>
-      </w:r>
-      <w:r>
-        <w:rPr>
-          <w:lang w:val="en-US"/>
-        </w:rPr>
-        <w:t xml:space="preserve">” in </w:t>
-      </w:r>
-      <w:r>
-        <w:rPr>
-          <w:i/>
-          <w:iCs/>
-          <w:lang w:val="en-US"/>
-        </w:rPr>
-        <w:t xml:space="preserve">The Third Reich Sourcebook, </w:t>
-      </w:r>
-      <w:r>
-        <w:rPr>
-          <w:lang w:val="en-US"/>
-        </w:rPr>
-        <w:t>ed. by Anson Rabinbach and Sander L. Gilman (University of California Press, 2013), p. 64.</w:t>
-      </w:r>
-    </w:p>
-  </w:footnote>
-  <w:footnote w:id="14">
-    <w:p>
-      <w:pPr>
-        <w:pStyle w:val="Textonotapie"/>
-        <w:rPr>
-          <w:lang w:val="en-US"/>
-        </w:rPr>
-      </w:pPr>
-      <w:r>
-        <w:rPr>
-          <w:rStyle w:val="Refdenotaalpie"/>
-        </w:rPr>
-        <w:footnoteRef/>
-      </w:r>
-      <w:r>
-        <w:rPr>
-          <w:lang w:val="en-US"/>
-        </w:rPr>
-        <w:t xml:space="preserve"> </w:t>
-      </w:r>
-      <w:r>
-        <w:rPr>
-          <w:lang w:val="en-US"/>
-        </w:rPr>
-        <w:t>Schmitt, “The Führer”, p. 64.</w:t>
-      </w:r>
-    </w:p>
-  </w:footnote>
-  <w:footnote w:id="15">
-    <w:p>
-      <w:pPr>
-        <w:pStyle w:val="Textonotapie"/>
-        <w:rPr>
-          <w:lang w:val="en-US"/>
-        </w:rPr>
-      </w:pPr>
-      <w:r>
-        <w:rPr>
-          <w:rStyle w:val="Refdenotaalpie"/>
-        </w:rPr>
-        <w:footnoteRef/>
-      </w:r>
-      <w:r>
-        <w:rPr>
-          <w:lang w:val="en-US"/>
-        </w:rPr>
-        <w:t xml:space="preserve"> For </w:t>
-      </w:r>
-      <w:r>
-        <w:rPr>
-          <w:lang w:val="en-US"/>
-        </w:rPr>
-        <w:t xml:space="preserve">information about the ideas of Egar Julius Jung and his relationship with Nazism see: Edgar Julius Jung, </w:t>
-      </w:r>
-      <w:r>
-        <w:rPr>
-          <w:i/>
-          <w:iCs/>
-          <w:lang w:val="en-US"/>
-        </w:rPr>
-        <w:t>The Significance of the German Revolution</w:t>
-      </w:r>
-      <w:r>
-        <w:rPr>
-          <w:lang w:val="en-US"/>
-        </w:rPr>
-        <w:t xml:space="preserve">, (Arktos, 2022) and Roshan Magub, </w:t>
-      </w:r>
-      <w:r>
-        <w:rPr>
-          <w:i/>
-          <w:iCs/>
-          <w:lang w:val="en-US"/>
-        </w:rPr>
-        <w:t>Edgar Julius Jung, Right-Wing Enemy of the Nazis</w:t>
-      </w:r>
-      <w:r>
-        <w:rPr>
-          <w:lang w:val="en-US"/>
-        </w:rPr>
-        <w:t>, (Camden House, 2017)</w:t>
-      </w:r>
-    </w:p>
-  </w:footnote>
-  <w:footnote w:id="16">
-    <w:p>
-      <w:pPr>
-        <w:pStyle w:val="Textonotapie"/>
-        <w:rPr>
-          <w:lang w:val="en-US"/>
-        </w:rPr>
-      </w:pPr>
-      <w:r>
-        <w:rPr>
-          <w:rStyle w:val="Refdenotaalpie"/>
-        </w:rPr>
-        <w:footnoteRef/>
-      </w:r>
-      <w:r>
-        <w:t xml:space="preserve"> </w:t>
-      </w:r>
-      <w:r>
-        <w:t xml:space="preserve">For a defense against the claims that Carl Schmitt was a sincere supporter of Nazism see:  G. Duque, “Rueda suelta entre los nazis: la aversión teórica de Carl Schmitt frente al nazismo”, </w:t>
-      </w:r>
-      <w:r>
-        <w:rPr>
-          <w:i/>
-          <w:iCs/>
-        </w:rPr>
-        <w:t>Revista Prolegómenos Derechos y Valores,</w:t>
-      </w:r>
-      <w:r>
-        <w:t xml:space="preserve"> 19, 37, (2016), pp. 85-98. </w:t>
-      </w:r>
-      <w:r>
-        <w:rPr>
-          <w:lang w:val="en-US"/>
-        </w:rPr>
-        <w:t>DOI: http://dx.doi.org/10.18359/prole.1681</w:t>
-      </w:r>
-    </w:p>
-  </w:footnote>
-  <w:footnote w:id="17">
-    <w:p>
-      <w:pPr>
-        <w:pStyle w:val="Textonotapie"/>
-        <w:rPr>
-          <w:lang w:val="en-US"/>
-        </w:rPr>
-      </w:pPr>
-      <w:r>
-        <w:rPr>
-          <w:rStyle w:val="Refdenotaalpie"/>
-        </w:rPr>
-        <w:footnoteRef/>
-      </w:r>
-      <w:r>
-        <w:rPr>
-          <w:lang w:val="en-US"/>
-        </w:rPr>
-        <w:t xml:space="preserve"> </w:t>
-      </w:r>
-      <w:r>
-        <w:rPr>
-          <w:lang w:val="en-US"/>
-        </w:rPr>
-        <w:t xml:space="preserve">Aeschylus, </w:t>
-      </w:r>
-      <w:r>
-        <w:rPr>
-          <w:i/>
-          <w:iCs/>
-          <w:lang w:val="en-US"/>
-        </w:rPr>
-        <w:t>Prometheus Bound</w:t>
-      </w:r>
-      <w:r>
-        <w:rPr>
-          <w:lang w:val="en-US"/>
-        </w:rPr>
-        <w:t xml:space="preserve">, trans. Deborah Roberts, (Hackett Publishing, 2012), p.1. </w:t>
-      </w:r>
-    </w:p>
-  </w:footnote>
-  <w:footnote w:id="18">
-    <w:p>
-      <w:pPr>
-        <w:pStyle w:val="Textonotapie"/>
-        <w:rPr>
-          <w:lang w:val="en-US"/>
-        </w:rPr>
-      </w:pPr>
-      <w:r>
-        <w:rPr>
-          <w:rStyle w:val="Refdenotaalpie"/>
-        </w:rPr>
-        <w:footnoteRef/>
-      </w:r>
-      <w:r>
-        <w:rPr>
-          <w:lang w:val="en-US"/>
-        </w:rPr>
-        <w:t xml:space="preserve"> A</w:t>
-      </w:r>
-      <w:r>
-        <w:rPr>
-          <w:lang w:val="en-US"/>
-        </w:rPr>
-        <w:t xml:space="preserve">s we </w:t>
-      </w:r>
-      <w:r>
-        <w:rPr>
-          <w:lang w:val="en-US"/>
-        </w:rPr>
-        <w:t>learn</w:t>
-      </w:r>
-      <w:r>
-        <w:rPr>
-          <w:lang w:val="en-US"/>
-        </w:rPr>
-        <w:t xml:space="preserve"> later in the work, Prometheus</w:t>
-      </w:r>
-      <w:r>
-        <w:rPr>
-          <w:lang w:val="en-US"/>
-        </w:rPr>
-        <w:t xml:space="preserve"> must suffer this ordeal because he was</w:t>
-      </w:r>
-      <w:r>
-        <w:rPr>
-          <w:lang w:val="en-US"/>
-        </w:rPr>
-        <w:t xml:space="preserve"> also keep</w:t>
-      </w:r>
-      <w:r>
-        <w:rPr>
-          <w:lang w:val="en-US"/>
-        </w:rPr>
-        <w:t>ing</w:t>
-      </w:r>
-      <w:r>
-        <w:rPr>
-          <w:lang w:val="en-US"/>
-        </w:rPr>
-        <w:t xml:space="preserve"> a secret</w:t>
-      </w:r>
-      <w:r>
-        <w:rPr>
-          <w:lang w:val="en-US"/>
-        </w:rPr>
-        <w:t>:</w:t>
-      </w:r>
-      <w:r>
-        <w:rPr>
-          <w:lang w:val="en-US"/>
-        </w:rPr>
-        <w:t xml:space="preserve"> a prophecy that might bring an end to Zeus’ dominion. </w:t>
-      </w:r>
-    </w:p>
-  </w:footnote>
-  <w:footnote w:id="19">
-    <w:p>
-      <w:pPr>
-        <w:pStyle w:val="Textonotapie"/>
-        <w:rPr>
-          <w:lang w:val="en-US"/>
-        </w:rPr>
-      </w:pPr>
-      <w:r>
-        <w:rPr>
-          <w:rStyle w:val="Refdenotaalpie"/>
-        </w:rPr>
-        <w:footnoteRef/>
-      </w:r>
-      <w:r>
-        <w:rPr>
-          <w:lang w:val="en-US"/>
-        </w:rPr>
-        <w:t xml:space="preserve"> </w:t>
-      </w:r>
-      <w:r>
-        <w:rPr>
-          <w:lang w:val="en-US"/>
-        </w:rPr>
-        <w:t>G</w:t>
-      </w:r>
-      <w:r>
-        <w:rPr>
-          <w:lang w:val="en-US"/>
-        </w:rPr>
-        <w:t>.</w:t>
-      </w:r>
-      <w:r>
-        <w:rPr>
-          <w:lang w:val="en-US"/>
-        </w:rPr>
-        <w:t xml:space="preserve"> David</w:t>
-      </w:r>
-      <w:r>
-        <w:rPr>
-          <w:lang w:val="en-US"/>
-        </w:rPr>
-        <w:t>,</w:t>
-      </w:r>
-      <w:r>
-        <w:rPr>
-          <w:lang w:val="en-US"/>
-        </w:rPr>
-        <w:t xml:space="preserve"> “Prometheus Bound.” </w:t>
-      </w:r>
-      <w:r>
-        <w:rPr>
-          <w:i/>
-          <w:iCs/>
-          <w:lang w:val="en-US"/>
-        </w:rPr>
-        <w:t>Classical Philology</w:t>
-      </w:r>
-      <w:r>
-        <w:rPr>
-          <w:lang w:val="en-US"/>
-        </w:rPr>
-        <w:t>, vol. 35, no. 1, 1940, p.</w:t>
-      </w:r>
-      <w:r>
-        <w:rPr>
-          <w:lang w:val="en-US"/>
-        </w:rPr>
-        <w:t>27.</w:t>
-      </w:r>
-    </w:p>
-  </w:footnote>
-  <w:footnote w:id="20">
-    <w:p>
-      <w:pPr>
-        <w:pStyle w:val="Textonotapie"/>
-        <w:rPr>
-          <w:lang w:val="en-US"/>
-        </w:rPr>
-      </w:pPr>
-      <w:r>
-        <w:rPr>
-          <w:rStyle w:val="Refdenotaalpie"/>
-        </w:rPr>
-        <w:footnoteRef/>
-      </w:r>
-      <w:r>
-        <w:rPr>
-          <w:lang w:val="en-US"/>
-        </w:rPr>
-        <w:t xml:space="preserve"> </w:t>
-      </w:r>
-      <w:r>
-        <w:rPr>
-          <w:lang w:val="en-US"/>
-        </w:rPr>
-        <w:t xml:space="preserve">Liddell, H.G., R. Scott, H.S. Jones, &amp; R. McKenzie. </w:t>
-      </w:r>
-      <w:r>
-        <w:rPr>
-          <w:i/>
-          <w:iCs/>
-          <w:lang w:val="en-US"/>
-        </w:rPr>
-        <w:t>A Greek-English Lexicon</w:t>
-      </w:r>
-      <w:r>
-        <w:rPr>
-          <w:lang w:val="en-US"/>
-        </w:rPr>
-        <w:t>. 9th ed.</w:t>
-      </w:r>
-      <w:r>
-        <w:rPr>
-          <w:lang w:val="en-US"/>
-        </w:rPr>
-        <w:t xml:space="preserve"> </w:t>
-      </w:r>
-      <w:r>
-        <w:rPr>
-          <w:lang w:val="en-US"/>
-        </w:rPr>
-        <w:t>(Clarendon Press, 1940)</w:t>
-      </w:r>
-    </w:p>
-  </w:footnote>
-  <w:footnote w:id="21">
-    <w:p>
-      <w:pPr>
-        <w:pStyle w:val="Textonotapie"/>
-        <w:rPr>
-          <w:i/>
-          <w:iCs/>
-          <w:lang w:val="en-US"/>
-        </w:rPr>
-      </w:pPr>
-      <w:r>
-        <w:rPr>
-          <w:rStyle w:val="Refdenotaalpie"/>
-        </w:rPr>
-        <w:footnoteRef/>
-      </w:r>
-      <w:r>
-        <w:rPr>
-          <w:lang w:val="en-US"/>
-        </w:rPr>
-        <w:t xml:space="preserve"> Liddell, Scott, Jones, </w:t>
-      </w:r>
-      <w:r>
-        <w:rPr>
-          <w:i/>
-          <w:iCs/>
-          <w:lang w:val="en-US"/>
-        </w:rPr>
-        <w:t>A Greek-E</w:t>
-      </w:r>
-      <w:r>
-        <w:rPr>
-          <w:i/>
-          <w:iCs/>
-          <w:lang w:val="en-US"/>
-        </w:rPr>
-        <w:t>nglish</w:t>
-      </w:r>
-    </w:p>
-  </w:footnote>
-  <w:footnote w:id="22">
-    <w:p>
-      <w:pPr>
-        <w:pStyle w:val="Textonotapie"/>
-        <w:rPr>
-          <w:lang w:val="en-US"/>
-        </w:rPr>
-      </w:pPr>
-      <w:r>
-        <w:rPr>
-          <w:rStyle w:val="Refdenotaalpie"/>
-        </w:rPr>
-        <w:footnoteRef/>
-      </w:r>
-      <w:r>
-        <w:rPr>
-          <w:lang w:val="en-US"/>
-        </w:rPr>
-        <w:t xml:space="preserve"> Hesiod, </w:t>
-      </w:r>
-      <w:r>
-        <w:rPr>
-          <w:i/>
-          <w:iCs/>
-          <w:lang w:val="en-US"/>
-        </w:rPr>
-        <w:t xml:space="preserve">Theogony, </w:t>
-      </w:r>
-      <w:r>
-        <w:rPr>
-          <w:lang w:val="en-US"/>
-        </w:rPr>
-        <w:t>trans. Apostolos At</w:t>
-      </w:r>
-      <w:r>
-        <w:rPr>
-          <w:lang w:val="en-US"/>
-        </w:rPr>
-        <w:t xml:space="preserve">hanassakis, (The John Hopkins University Press, 1983), p.22. </w:t>
-      </w:r>
-    </w:p>
-  </w:footnote>
-  <w:footnote w:id="23">
-    <w:p>
-      <w:pPr>
-        <w:pStyle w:val="Textonotapie"/>
-        <w:rPr>
-          <w:lang w:val="en-US"/>
-        </w:rPr>
-      </w:pPr>
-      <w:r>
-        <w:rPr>
-          <w:rStyle w:val="Refdenotaalpie"/>
-        </w:rPr>
-        <w:footnoteRef/>
-      </w:r>
-      <w:r>
-        <w:rPr>
-          <w:lang w:val="en-US"/>
-        </w:rPr>
-        <w:t xml:space="preserve"> Aeschylus, </w:t>
-      </w:r>
-      <w:r>
-        <w:rPr>
-          <w:i/>
-          <w:iCs/>
-          <w:lang w:val="en-US"/>
-        </w:rPr>
-        <w:t xml:space="preserve">Prometheus, </w:t>
-      </w:r>
-      <w:r>
-        <w:rPr>
-          <w:lang w:val="en-US"/>
-        </w:rPr>
-        <w:t>p.18.</w:t>
-      </w:r>
-    </w:p>
-  </w:footnote>
-  <w:footnote w:id="24">
-    <w:p>
-      <w:pPr>
-        <w:pStyle w:val="Textonotapie"/>
-        <w:rPr>
-          <w:lang w:val="en-US"/>
-        </w:rPr>
-      </w:pPr>
-      <w:r>
-        <w:rPr>
-          <w:rStyle w:val="Refdenotaalpie"/>
-        </w:rPr>
-        <w:footnoteRef/>
-      </w:r>
-      <w:r>
-        <w:rPr>
-          <w:lang w:val="en-US"/>
-        </w:rPr>
-        <w:t xml:space="preserve"> Aeschylus, </w:t>
-      </w:r>
-      <w:r>
-        <w:rPr>
-          <w:i/>
-          <w:iCs/>
-          <w:lang w:val="en-US"/>
-        </w:rPr>
-        <w:t>P</w:t>
-      </w:r>
-      <w:r>
-        <w:rPr>
-          <w:i/>
-          <w:iCs/>
-          <w:lang w:val="en-US"/>
-        </w:rPr>
-        <w:t xml:space="preserve">rometheus, </w:t>
-      </w:r>
-      <w:r>
-        <w:rPr>
-          <w:lang w:val="en-US"/>
-        </w:rPr>
-        <w:t>p.9.</w:t>
-      </w:r>
-    </w:p>
-  </w:footnote>
-  <w:footnote w:id="25">
-    <w:p>
-      <w:pPr>
-        <w:pStyle w:val="Textonotapie"/>
-        <w:rPr>
-          <w:lang w:val="en-US"/>
-        </w:rPr>
-      </w:pPr>
-      <w:r>
-        <w:rPr>
-          <w:rStyle w:val="Refdenotaalpie"/>
-        </w:rPr>
-        <w:footnoteRef/>
-      </w:r>
-      <w:r>
-        <w:rPr>
-          <w:lang w:val="en-US"/>
-        </w:rPr>
-        <w:t xml:space="preserve"> Schmitt, </w:t>
-      </w:r>
-      <w:r>
-        <w:rPr>
-          <w:i/>
-          <w:iCs/>
-          <w:lang w:val="en-US"/>
-        </w:rPr>
-        <w:t>O</w:t>
-      </w:r>
-      <w:r>
-        <w:rPr>
-          <w:i/>
-          <w:iCs/>
-          <w:lang w:val="en-US"/>
-        </w:rPr>
-        <w:t xml:space="preserve">n the Three Types, </w:t>
-      </w:r>
-      <w:r>
-        <w:rPr>
-          <w:lang w:val="en-US"/>
-        </w:rPr>
-        <w:t>p.62.</w:t>
-      </w:r>
-    </w:p>
-  </w:footnote>
-  <w:footnote w:id="26">
-    <w:p>
-      <w:pPr>
-        <w:pStyle w:val="Textonotapie"/>
-        <w:rPr>
-          <w:lang w:val="en-US"/>
-        </w:rPr>
-      </w:pPr>
-      <w:r>
-        <w:rPr>
-          <w:rStyle w:val="Refdenotaalpie"/>
-        </w:rPr>
-        <w:footnoteRef/>
-      </w:r>
-      <w:r>
-        <w:rPr>
-          <w:lang w:val="en-US"/>
-        </w:rPr>
-        <w:t xml:space="preserve"> Simon Critchley, </w:t>
-      </w:r>
-      <w:r>
-        <w:rPr>
-          <w:i/>
-          <w:iCs/>
-          <w:lang w:val="en-US"/>
-        </w:rPr>
-        <w:t>Tragedy, the G</w:t>
-      </w:r>
-      <w:r>
-        <w:rPr>
-          <w:i/>
-          <w:iCs/>
-          <w:lang w:val="en-US"/>
-        </w:rPr>
-        <w:t>reeks, and Us</w:t>
-      </w:r>
-      <w:r>
-        <w:rPr>
-          <w:lang w:val="en-US"/>
-        </w:rPr>
-        <w:t>, (Pantheon Books, 2019), p.67.</w:t>
-      </w:r>
-    </w:p>
-  </w:footnote>
-  <w:footnote w:id="27">
-    <w:p>
-      <w:pPr>
-        <w:pStyle w:val="Textonotapie"/>
-        <w:rPr>
-          <w:lang w:val="en-US"/>
-        </w:rPr>
-      </w:pPr>
-      <w:r>
-        <w:rPr>
-          <w:rStyle w:val="Refdenotaalpie"/>
-        </w:rPr>
-        <w:footnoteRef/>
-      </w:r>
-      <w:r>
-        <w:rPr>
-          <w:lang w:val="en-US"/>
-        </w:rPr>
-        <w:t xml:space="preserve"> Schmitt, </w:t>
-      </w:r>
-      <w:r>
-        <w:rPr>
-          <w:i/>
-          <w:iCs/>
-          <w:lang w:val="en-US"/>
-        </w:rPr>
-        <w:t xml:space="preserve">Political, </w:t>
-      </w:r>
-      <w:r>
-        <w:rPr>
-          <w:lang w:val="en-US"/>
-        </w:rPr>
-        <w:t>p.62.</w:t>
-      </w:r>
-    </w:p>
-  </w:footnote>
-  <w:footnote w:id="28">
-    <w:p>
-      <w:pPr>
-        <w:pStyle w:val="Textonotapie"/>
-        <w:rPr>
-          <w:lang w:val="en-US"/>
-        </w:rPr>
-      </w:pPr>
-      <w:r>
-        <w:rPr>
-          <w:rStyle w:val="Refdenotaalpie"/>
-        </w:rPr>
-        <w:footnoteRef/>
-      </w:r>
-      <w:r>
-        <w:rPr>
-          <w:lang w:val="en-US"/>
-        </w:rPr>
-        <w:t xml:space="preserve"> Joseph de</w:t>
-      </w:r>
-      <w:r>
-        <w:rPr>
-          <w:lang w:val="en-US"/>
-        </w:rPr>
-        <w:t xml:space="preserve"> Maistre, </w:t>
-      </w:r>
-      <w:r>
-        <w:rPr>
-          <w:i/>
-          <w:iCs/>
-          <w:lang w:val="en-US"/>
-        </w:rPr>
-        <w:t>The Pope: Considered in His Relations with the Church</w:t>
-      </w:r>
-      <w:r>
-        <w:rPr>
-          <w:lang w:val="en-US"/>
-        </w:rPr>
-        <w:t>, (Charles Dolman, 1850), p.1.</w:t>
-      </w:r>
-    </w:p>
-  </w:footnote>
-  <w:footnote w:id="29">
-    <w:p>
-      <w:pPr>
-        <w:pStyle w:val="Textonotapie"/>
-        <w:rPr>
-          <w:lang w:val="en-US"/>
-        </w:rPr>
-      </w:pPr>
-      <w:r>
-        <w:rPr>
-          <w:rStyle w:val="Refdenotaalpie"/>
-        </w:rPr>
-        <w:footnoteRef/>
-      </w:r>
-      <w:r>
-        <w:rPr>
-          <w:lang w:val="en-US"/>
-        </w:rPr>
-        <w:t xml:space="preserve"> Joseph de Maistre, </w:t>
-      </w:r>
-      <w:r>
-        <w:rPr>
-          <w:i/>
-          <w:iCs/>
-          <w:lang w:val="en-US"/>
-        </w:rPr>
-        <w:t>The P</w:t>
-      </w:r>
-      <w:r>
-        <w:rPr>
-          <w:i/>
-          <w:iCs/>
-          <w:lang w:val="en-US"/>
-        </w:rPr>
-        <w:t xml:space="preserve">ope, </w:t>
-      </w:r>
-      <w:r>
-        <w:rPr>
-          <w:lang w:val="en-US"/>
-        </w:rPr>
-        <w:t>p.2</w:t>
-      </w:r>
-    </w:p>
-  </w:footnote>
-  <w:footnote w:id="30">
-    <w:p>
-      <w:pPr>
-        <w:pStyle w:val="Textonotapie"/>
-        <w:rPr>
-          <w:lang w:val="en-US"/>
-        </w:rPr>
-      </w:pPr>
-      <w:r>
-        <w:rPr>
-          <w:rStyle w:val="Refdenotaalpie"/>
-        </w:rPr>
-        <w:footnoteRef/>
-      </w:r>
-      <w:r>
-        <w:rPr>
-          <w:lang w:val="en-US"/>
-        </w:rPr>
-        <w:t xml:space="preserve"> </w:t>
-      </w:r>
-      <w:r>
-        <w:rPr>
-          <w:lang w:val="en-US"/>
-        </w:rPr>
-        <w:t xml:space="preserve">Joseph de Maistre, </w:t>
-      </w:r>
-      <w:r>
-        <w:rPr>
-          <w:i/>
-          <w:iCs/>
-          <w:lang w:val="en-US"/>
-        </w:rPr>
-        <w:t>The P</w:t>
-      </w:r>
-      <w:r>
-        <w:rPr>
-          <w:i/>
-          <w:iCs/>
-          <w:lang w:val="en-US"/>
-        </w:rPr>
-        <w:t xml:space="preserve">ope, </w:t>
-      </w:r>
-      <w:r>
-        <w:rPr>
-          <w:lang w:val="en-US"/>
-        </w:rPr>
-        <w:t>p.2</w:t>
-      </w:r>
-    </w:p>
-  </w:footnote>
-  <w:footnote w:id="31">
-    <w:p>
-      <w:pPr>
-        <w:pStyle w:val="Textonotapie"/>
-        <w:rPr>
-          <w:lang w:val="en-US"/>
-        </w:rPr>
-      </w:pPr>
-      <w:r>
-        <w:rPr>
-          <w:rStyle w:val="Refdenotaalpie"/>
-        </w:rPr>
-        <w:footnoteRef/>
-      </w:r>
-      <w:r>
-        <w:rPr>
-          <w:lang w:val="en-US"/>
-        </w:rPr>
-        <w:t xml:space="preserve"> </w:t>
-      </w:r>
-      <w:r>
-        <w:rPr>
-          <w:lang w:val="en-US"/>
-        </w:rPr>
-        <w:t xml:space="preserve">It must be said here that while the decisionist element is quite strong in the early texts of Carl Schmitt, this has not been the case for his later writings where the concrete order thinking is preferred to his earlier decisionism.  </w:t>
-      </w:r>
-    </w:p>
-  </w:footnote>
-  <w:footnote w:id="32">
-    <w:p>
-      <w:pPr>
-        <w:pStyle w:val="Textonotapie"/>
-        <w:rPr>
-          <w:lang w:val="en-US"/>
-        </w:rPr>
-      </w:pPr>
-      <w:r>
-        <w:rPr>
-          <w:rStyle w:val="Refdenotaalpie"/>
-        </w:rPr>
-        <w:footnoteRef/>
-      </w:r>
-      <w:r>
-        <w:rPr>
-          <w:lang w:val="en-US"/>
-        </w:rPr>
-        <w:t xml:space="preserve"> Leo Strauss, “Notes on Carl S</w:t>
-      </w:r>
-      <w:r>
-        <w:rPr>
-          <w:lang w:val="en-US"/>
-        </w:rPr>
-        <w:t xml:space="preserve">chmitt: The Concept of the Political” in </w:t>
-      </w:r>
-      <w:r>
-        <w:rPr>
-          <w:i/>
-          <w:iCs/>
-          <w:lang w:val="en-US"/>
-        </w:rPr>
-        <w:t xml:space="preserve">The Concept of the Political </w:t>
-      </w:r>
-      <w:r>
-        <w:rPr>
-          <w:lang w:val="en-US"/>
-        </w:rPr>
-        <w:t>(University of Chicago Press, 2007)</w:t>
-      </w:r>
-    </w:p>
-  </w:footnote>
 </w:footnotes>
 </file>
 
@@ -7552,6 +9852,7 @@
         <w:docPartUnique/>
       </w:docPartObj>
     </w:sdtPr>
+    <w:sdtEndPr/>
     <w:sdtContent>
       <w:p>
         <w:pPr>
@@ -8344,6 +10645,7 @@
   <w:style w:type="character" w:default="1" w:styleId="Fuentedeprrafopredeter">
     <w:name w:val="Default Paragraph Font"/>
     <w:uiPriority w:val="1"/>
+    <w:semiHidden/>
     <w:unhideWhenUsed/>
   </w:style>
   <w:style w:type="table" w:default="1" w:styleId="Tablanormal">
@@ -8662,7 +10964,6 @@
     <w:basedOn w:val="Normal"/>
     <w:link w:val="TextonotapieCar"/>
     <w:uiPriority w:val="99"/>
-    <w:semiHidden/>
     <w:unhideWhenUsed/>
     <w:rsid w:val="00CF4195"/>
     <w:pPr>
@@ -8678,7 +10979,6 @@
     <w:basedOn w:val="Fuentedeprrafopredeter"/>
     <w:link w:val="Textonotapie"/>
     <w:uiPriority w:val="99"/>
-    <w:semiHidden/>
     <w:rsid w:val="00CF4195"/>
     <w:rPr>
       <w:sz w:val="20"/>
@@ -8739,6 +11039,55 @@
     <w:link w:val="Piedepgina"/>
     <w:uiPriority w:val="99"/>
     <w:rsid w:val="00BC248B"/>
+  </w:style>
+  <w:style w:type="paragraph" w:styleId="Revisin">
+    <w:name w:val="Revision"/>
+    <w:hidden/>
+    <w:uiPriority w:val="99"/>
+    <w:semiHidden/>
+    <w:rsid w:val="00B10FB9"/>
+    <w:pPr>
+      <w:spacing w:after="0" w:line="240" w:lineRule="auto"/>
+    </w:pPr>
+  </w:style>
+  <w:style w:type="paragraph" w:styleId="Textonotaalfinal">
+    <w:name w:val="endnote text"/>
+    <w:basedOn w:val="Normal"/>
+    <w:link w:val="TextonotaalfinalCar"/>
+    <w:uiPriority w:val="99"/>
+    <w:semiHidden/>
+    <w:unhideWhenUsed/>
+    <w:rsid w:val="00B10FB9"/>
+    <w:pPr>
+      <w:spacing w:after="0" w:line="240" w:lineRule="auto"/>
+    </w:pPr>
+    <w:rPr>
+      <w:sz w:val="20"/>
+      <w:szCs w:val="20"/>
+    </w:rPr>
+  </w:style>
+  <w:style w:type="character" w:customStyle="1" w:styleId="TextonotaalfinalCar">
+    <w:name w:val="Texto nota al final Car"/>
+    <w:basedOn w:val="Fuentedeprrafopredeter"/>
+    <w:link w:val="Textonotaalfinal"/>
+    <w:uiPriority w:val="99"/>
+    <w:semiHidden/>
+    <w:rsid w:val="00B10FB9"/>
+    <w:rPr>
+      <w:sz w:val="20"/>
+      <w:szCs w:val="20"/>
+    </w:rPr>
+  </w:style>
+  <w:style w:type="character" w:styleId="Refdenotaalfinal">
+    <w:name w:val="endnote reference"/>
+    <w:basedOn w:val="Fuentedeprrafopredeter"/>
+    <w:uiPriority w:val="99"/>
+    <w:semiHidden/>
+    <w:unhideWhenUsed/>
+    <w:rsid w:val="00B10FB9"/>
+    <w:rPr>
+      <w:vertAlign w:val="superscript"/>
+    </w:rPr>
   </w:style>
 </w:styles>
 </file>
